--- a/交付成果/第4轮朗读优化版/朗读优化8周版/读书会02_慈心禅修习_8周资料包（朗读优化版）/Word版/第8周_慈经十五素质、慈巴拉密与总结回向_主持人版.docx
+++ b/交付成果/第4轮朗读优化版/朗读优化8周版/读书会02_慈心禅修习_8周资料包（朗读优化版）/Word版/第8周_慈经十五素质、慈巴拉密与总结回向_主持人版.docx
@@ -4,72 +4,91 @@
   <w:body>
     <w:p>
       <w:pPr>
-        <w:spacing w:before="160" w:after="80"/>
+        <w:jc w:val="right"/>
       </w:pPr>
       <w:r>
         <w:rPr>
-          <w:rFonts w:ascii="Microsoft YaHei" w:hAnsi="Microsoft YaHei" w:eastAsia="Microsoft YaHei"/>
-          <w:b/>
-          <w:color w:val="1F3864"/>
-          <w:sz w:val="34"/>
+          <w:color w:val="888888"/>
+          <w:sz w:val="16"/>
         </w:rPr>
-        <w:t>第8周：慈经十五素质、慈巴拉密与总结回向（主持人版）</w:t>
+        <w:t>📅 最近更新：2026-09-13 19:10　|　第二版修订：六环节120分钟口径（静心10／共读25／分享20／讨论35／禅修15／收尾15）；共读原文标注「本周朗读段」；补心理安全三约定与禅修禁忌；静心增破冰、讨论增分层追问</w:t>
       </w:r>
     </w:p>
     <w:p>
       <w:pPr>
-        <w:spacing w:before="40" w:after="80"/>
-        <w:ind w:left="283"/>
-        <w:shd w:val="clear" w:color="auto" w:fill="EEF2F8"/>
-        <w:pBdr>
-          <w:left w:val="single" w:sz="20" w:space="6" w:color="1F3864"/>
-        </w:pBdr>
+        <w:jc w:val="right"/>
       </w:pPr>
       <w:r>
         <w:rPr>
-          <w:sz w:val="20"/>
+          <w:color w:val="888888"/>
+          <w:sz w:val="16"/>
+        </w:rPr>
+        <w:t>📅 最近更新：2026-09-09 19:00　|　v2.0 第二轮审核修订：周标题对齐确定稿、144处临时链接改为media_id出处标注、引用核查、查重边界、格式统一</w:t>
+      </w:r>
+    </w:p>
+    <w:p>
+      <w:pPr>
+        <w:jc w:val="center"/>
+      </w:pPr>
+      <w:r>
+        <w:rPr>
+          <w:b/>
+          <w:color w:val="1F3864"/>
+          <w:sz w:val="36"/>
+        </w:rPr>
+        <w:t>第8周：慈经十五素质、慈巴拉密与总结回向</w:t>
+      </w:r>
+    </w:p>
+    <w:p>
+      <w:pPr>
+        <w:ind w:left="170"/>
+        <w:pBdr>
+          <w:left w:val="single" w:sz="18" w:space="4" w:color="1F3864"/>
+        </w:pBdr>
+        <w:shd w:val="clear" w:fill="F2F5FA"/>
+      </w:pPr>
+      <w:r>
+        <w:rPr>
+          <w:b w:val="0"/>
         </w:rPr>
         <w:t xml:space="preserve">⭐ </w:t>
       </w:r>
       <w:r>
         <w:rPr>
           <w:b/>
-          <w:sz w:val="20"/>
         </w:rPr>
         <w:t>本讲主持人速览</w:t>
       </w:r>
       <w:r>
         <w:rPr>
-          <w:sz w:val="20"/>
+          <w:b w:val="0"/>
         </w:rPr>
         <w:t>（新主持人必读，2分钟看完）</w:t>
       </w:r>
     </w:p>
     <w:p>
       <w:pPr>
-        <w:spacing w:before="40" w:after="80"/>
-        <w:ind w:left="283"/>
-        <w:shd w:val="clear" w:color="auto" w:fill="EEF2F8"/>
+        <w:ind w:left="170"/>
         <w:pBdr>
-          <w:left w:val="single" w:sz="20" w:space="6" w:color="1F3864"/>
+          <w:left w:val="single" w:sz="18" w:space="4" w:color="1F3864"/>
         </w:pBdr>
+        <w:shd w:val="clear" w:fill="F2F5FA"/>
       </w:pPr>
       <w:r>
         <w:rPr>
-          <w:sz w:val="20"/>
+          <w:b w:val="0"/>
         </w:rPr>
         <w:t>你不是老师，是"共学同行者"。你不需要懂慈心禅，只需要按流程走。本周是收官周——</w:t>
       </w:r>
       <w:r>
         <w:rPr>
           <w:b/>
-          <w:sz w:val="20"/>
         </w:rPr>
         <w:t>分享比内容重要</w:t>
       </w:r>
       <w:r>
         <w:rPr>
-          <w:sz w:val="20"/>
+          <w:b w:val="0"/>
         </w:rPr>
         <w:t>。</w:t>
       </w:r>
@@ -78,7 +97,6 @@
       <w:tblPr>
         <w:tblStyle w:val="TableGrid"/>
         <w:tblW w:type="auto" w:w="0"/>
-        <w:jc w:val="center"/>
         <w:tblLook w:firstColumn="1" w:firstRow="1" w:lastColumn="0" w:lastRow="0" w:noHBand="0" w:noVBand="1" w:val="04A0"/>
       </w:tblPr>
       <w:tblGrid>
@@ -91,17 +109,20 @@
         <w:tc>
           <w:tcPr>
             <w:tcW w:type="dxa" w:w="2409"/>
-            <w:shd w:val="clear" w:color="auto" w:fill="1F3864"/>
+            <w:shd w:val="clear" w:fill="1F3864"/>
           </w:tcPr>
           <w:p>
-            <w:pPr>
-              <w:spacing w:after="20"/>
-            </w:pPr>
             <w:r>
               <w:rPr>
-                <w:b/>
                 <w:color w:val="FFFFFF"/>
-                <w:sz w:val="19"/>
+                <w:sz w:val="18"/>
+              </w:rPr>
+            </w:r>
+            <w:r>
+              <w:rPr>
+                <w:b w:val="0"/>
+                <w:color w:val="FFFFFF"/>
+                <w:sz w:val="18"/>
               </w:rPr>
               <w:t>环节</w:t>
             </w:r>
@@ -110,17 +131,20 @@
         <w:tc>
           <w:tcPr>
             <w:tcW w:type="dxa" w:w="2409"/>
-            <w:shd w:val="clear" w:color="auto" w:fill="1F3864"/>
+            <w:shd w:val="clear" w:fill="1F3864"/>
           </w:tcPr>
           <w:p>
-            <w:pPr>
-              <w:spacing w:after="20"/>
-            </w:pPr>
             <w:r>
               <w:rPr>
-                <w:b/>
                 <w:color w:val="FFFFFF"/>
-                <w:sz w:val="19"/>
+                <w:sz w:val="18"/>
+              </w:rPr>
+            </w:r>
+            <w:r>
+              <w:rPr>
+                <w:b w:val="0"/>
+                <w:color w:val="FFFFFF"/>
+                <w:sz w:val="18"/>
               </w:rPr>
               <w:t>标准时长</w:t>
             </w:r>
@@ -129,17 +153,20 @@
         <w:tc>
           <w:tcPr>
             <w:tcW w:type="dxa" w:w="2409"/>
-            <w:shd w:val="clear" w:color="auto" w:fill="1F3864"/>
+            <w:shd w:val="clear" w:fill="1F3864"/>
           </w:tcPr>
           <w:p>
-            <w:pPr>
-              <w:spacing w:after="20"/>
-            </w:pPr>
             <w:r>
               <w:rPr>
-                <w:b/>
                 <w:color w:val="FFFFFF"/>
-                <w:sz w:val="19"/>
+                <w:sz w:val="18"/>
+              </w:rPr>
+            </w:r>
+            <w:r>
+              <w:rPr>
+                <w:b w:val="0"/>
+                <w:color w:val="FFFFFF"/>
+                <w:sz w:val="18"/>
               </w:rPr>
               <w:t>⏱ 时间不够→</w:t>
             </w:r>
@@ -148,17 +175,20 @@
         <w:tc>
           <w:tcPr>
             <w:tcW w:type="dxa" w:w="2409"/>
-            <w:shd w:val="clear" w:color="auto" w:fill="1F3864"/>
+            <w:shd w:val="clear" w:fill="1F3864"/>
           </w:tcPr>
           <w:p>
-            <w:pPr>
-              <w:spacing w:after="20"/>
-            </w:pPr>
             <w:r>
               <w:rPr>
-                <w:b/>
                 <w:color w:val="FFFFFF"/>
-                <w:sz w:val="19"/>
+                <w:sz w:val="18"/>
+              </w:rPr>
+            </w:r>
+            <w:r>
+              <w:rPr>
+                <w:b w:val="0"/>
+                <w:color w:val="FFFFFF"/>
+                <w:sz w:val="18"/>
               </w:rPr>
               <w:t>⏱ 时间富余→</w:t>
             </w:r>
@@ -171,12 +201,15 @@
             <w:tcW w:type="dxa" w:w="2409"/>
           </w:tcPr>
           <w:p>
-            <w:pPr>
-              <w:spacing w:after="20"/>
-            </w:pPr>
             <w:r>
               <w:rPr>
-                <w:sz w:val="19"/>
+                <w:sz w:val="18"/>
+              </w:rPr>
+            </w:r>
+            <w:r>
+              <w:rPr>
+                <w:b w:val="0"/>
+                <w:sz w:val="18"/>
               </w:rPr>
               <w:t>🧘 静心开场</w:t>
             </w:r>
@@ -187,12 +220,15 @@
             <w:tcW w:type="dxa" w:w="2409"/>
           </w:tcPr>
           <w:p>
-            <w:pPr>
-              <w:spacing w:after="20"/>
-            </w:pPr>
             <w:r>
               <w:rPr>
-                <w:sz w:val="19"/>
+                <w:sz w:val="18"/>
+              </w:rPr>
+            </w:r>
+            <w:r>
+              <w:rPr>
+                <w:b w:val="0"/>
+                <w:sz w:val="18"/>
               </w:rPr>
               <w:t>10 min</w:t>
             </w:r>
@@ -203,12 +239,15 @@
             <w:tcW w:type="dxa" w:w="2409"/>
           </w:tcPr>
           <w:p>
-            <w:pPr>
-              <w:spacing w:after="20"/>
-            </w:pPr>
             <w:r>
               <w:rPr>
-                <w:sz w:val="19"/>
+                <w:sz w:val="18"/>
+              </w:rPr>
+            </w:r>
+            <w:r>
+              <w:rPr>
+                <w:b w:val="0"/>
+                <w:sz w:val="18"/>
               </w:rPr>
               <w:t>缩至5 min</w:t>
             </w:r>
@@ -219,12 +258,15 @@
             <w:tcW w:type="dxa" w:w="2409"/>
           </w:tcPr>
           <w:p>
-            <w:pPr>
-              <w:spacing w:after="20"/>
-            </w:pPr>
             <w:r>
               <w:rPr>
-                <w:sz w:val="19"/>
+                <w:sz w:val="18"/>
+              </w:rPr>
+            </w:r>
+            <w:r>
+              <w:rPr>
+                <w:b w:val="0"/>
+                <w:sz w:val="18"/>
               </w:rPr>
               <w:t>加2分钟静坐</w:t>
             </w:r>
@@ -235,15 +277,18 @@
         <w:tc>
           <w:tcPr>
             <w:tcW w:type="dxa" w:w="2409"/>
-            <w:shd w:val="clear" w:color="auto" w:fill="F2F2F2"/>
+            <w:shd w:val="clear" w:fill="F2F5FA"/>
           </w:tcPr>
           <w:p>
-            <w:pPr>
-              <w:spacing w:after="20"/>
-            </w:pPr>
             <w:r>
               <w:rPr>
-                <w:sz w:val="19"/>
+                <w:sz w:val="18"/>
+              </w:rPr>
+            </w:r>
+            <w:r>
+              <w:rPr>
+                <w:b w:val="0"/>
+                <w:sz w:val="18"/>
               </w:rPr>
               <w:t>📖 回顾式共读</w:t>
             </w:r>
@@ -252,15 +297,18 @@
         <w:tc>
           <w:tcPr>
             <w:tcW w:type="dxa" w:w="2409"/>
-            <w:shd w:val="clear" w:color="auto" w:fill="F2F2F2"/>
+            <w:shd w:val="clear" w:fill="F2F5FA"/>
           </w:tcPr>
           <w:p>
-            <w:pPr>
-              <w:spacing w:after="20"/>
-            </w:pPr>
             <w:r>
               <w:rPr>
-                <w:sz w:val="19"/>
+                <w:sz w:val="18"/>
+              </w:rPr>
+            </w:r>
+            <w:r>
+              <w:rPr>
+                <w:b w:val="0"/>
+                <w:sz w:val="18"/>
               </w:rPr>
               <w:t>25 min</w:t>
             </w:r>
@@ -269,15 +317,18 @@
         <w:tc>
           <w:tcPr>
             <w:tcW w:type="dxa" w:w="2409"/>
-            <w:shd w:val="clear" w:color="auto" w:fill="F2F2F2"/>
+            <w:shd w:val="clear" w:fill="F2F5FA"/>
           </w:tcPr>
           <w:p>
-            <w:pPr>
-              <w:spacing w:after="20"/>
-            </w:pPr>
             <w:r>
               <w:rPr>
-                <w:sz w:val="19"/>
+                <w:sz w:val="18"/>
+              </w:rPr>
+            </w:r>
+            <w:r>
+              <w:rPr>
+                <w:b w:val="0"/>
+                <w:sz w:val="18"/>
               </w:rPr>
               <w:t>只读★核心段（约15 min）</w:t>
             </w:r>
@@ -286,15 +337,18 @@
         <w:tc>
           <w:tcPr>
             <w:tcW w:type="dxa" w:w="2409"/>
-            <w:shd w:val="clear" w:color="auto" w:fill="F2F2F2"/>
+            <w:shd w:val="clear" w:fill="F2F5FA"/>
           </w:tcPr>
           <w:p>
-            <w:pPr>
-              <w:spacing w:after="20"/>
-            </w:pPr>
             <w:r>
               <w:rPr>
-                <w:sz w:val="19"/>
+                <w:sz w:val="18"/>
+              </w:rPr>
+            </w:r>
+            <w:r>
+              <w:rPr>
+                <w:b w:val="0"/>
+                <w:sz w:val="18"/>
               </w:rPr>
               <w:t>加读扩展段落（约40 min）</w:t>
             </w:r>
@@ -307,12 +361,15 @@
             <w:tcW w:type="dxa" w:w="2409"/>
           </w:tcPr>
           <w:p>
-            <w:pPr>
-              <w:spacing w:after="20"/>
-            </w:pPr>
             <w:r>
               <w:rPr>
-                <w:sz w:val="19"/>
+                <w:sz w:val="18"/>
+              </w:rPr>
+            </w:r>
+            <w:r>
+              <w:rPr>
+                <w:b w:val="0"/>
+                <w:sz w:val="18"/>
               </w:rPr>
               <w:t>💬 第一轮分享（深度分享）</w:t>
             </w:r>
@@ -323,12 +380,15 @@
             <w:tcW w:type="dxa" w:w="2409"/>
           </w:tcPr>
           <w:p>
-            <w:pPr>
-              <w:spacing w:after="20"/>
-            </w:pPr>
             <w:r>
               <w:rPr>
-                <w:sz w:val="19"/>
+                <w:sz w:val="18"/>
+              </w:rPr>
+            </w:r>
+            <w:r>
+              <w:rPr>
+                <w:b w:val="0"/>
+                <w:sz w:val="18"/>
               </w:rPr>
               <w:t>20 min</w:t>
             </w:r>
@@ -339,12 +399,15 @@
             <w:tcW w:type="dxa" w:w="2409"/>
           </w:tcPr>
           <w:p>
-            <w:pPr>
-              <w:spacing w:after="20"/>
-            </w:pPr>
             <w:r>
               <w:rPr>
-                <w:sz w:val="19"/>
+                <w:sz w:val="18"/>
+              </w:rPr>
+            </w:r>
+            <w:r>
+              <w:rPr>
+                <w:b w:val="0"/>
+                <w:sz w:val="18"/>
               </w:rPr>
               <w:t>每人1句话（约15 min）</w:t>
             </w:r>
@@ -355,12 +418,15 @@
             <w:tcW w:type="dxa" w:w="2409"/>
           </w:tcPr>
           <w:p>
-            <w:pPr>
-              <w:spacing w:after="20"/>
-            </w:pPr>
             <w:r>
               <w:rPr>
-                <w:sz w:val="19"/>
+                <w:sz w:val="18"/>
+              </w:rPr>
+            </w:r>
+            <w:r>
+              <w:rPr>
+                <w:b w:val="0"/>
+                <w:sz w:val="18"/>
               </w:rPr>
               <w:t>每人3-5分钟（约35 min）</w:t>
             </w:r>
@@ -371,15 +437,18 @@
         <w:tc>
           <w:tcPr>
             <w:tcW w:type="dxa" w:w="2409"/>
-            <w:shd w:val="clear" w:color="auto" w:fill="F2F2F2"/>
+            <w:shd w:val="clear" w:fill="F2F5FA"/>
           </w:tcPr>
           <w:p>
-            <w:pPr>
-              <w:spacing w:after="20"/>
-            </w:pPr>
             <w:r>
               <w:rPr>
-                <w:sz w:val="19"/>
+                <w:sz w:val="18"/>
+              </w:rPr>
+            </w:r>
+            <w:r>
+              <w:rPr>
+                <w:b w:val="0"/>
+                <w:sz w:val="18"/>
               </w:rPr>
               <w:t>🎯 主题讨论</w:t>
             </w:r>
@@ -388,15 +457,18 @@
         <w:tc>
           <w:tcPr>
             <w:tcW w:type="dxa" w:w="2409"/>
-            <w:shd w:val="clear" w:color="auto" w:fill="F2F2F2"/>
+            <w:shd w:val="clear" w:fill="F2F5FA"/>
           </w:tcPr>
           <w:p>
-            <w:pPr>
-              <w:spacing w:after="20"/>
-            </w:pPr>
             <w:r>
               <w:rPr>
-                <w:sz w:val="19"/>
+                <w:sz w:val="18"/>
+              </w:rPr>
+            </w:r>
+            <w:r>
+              <w:rPr>
+                <w:b w:val="0"/>
+                <w:sz w:val="18"/>
               </w:rPr>
               <w:t>35 min</w:t>
             </w:r>
@@ -405,15 +477,18 @@
         <w:tc>
           <w:tcPr>
             <w:tcW w:type="dxa" w:w="2409"/>
-            <w:shd w:val="clear" w:color="auto" w:fill="F2F2F2"/>
+            <w:shd w:val="clear" w:fill="F2F5FA"/>
           </w:tcPr>
           <w:p>
-            <w:pPr>
-              <w:spacing w:after="20"/>
-            </w:pPr>
             <w:r>
               <w:rPr>
-                <w:sz w:val="19"/>
+                <w:sz w:val="18"/>
+              </w:rPr>
+            </w:r>
+            <w:r>
+              <w:rPr>
+                <w:b w:val="0"/>
+                <w:sz w:val="18"/>
               </w:rPr>
               <w:t>只讨论问题①（约20 min）</w:t>
             </w:r>
@@ -422,15 +497,18 @@
         <w:tc>
           <w:tcPr>
             <w:tcW w:type="dxa" w:w="2409"/>
-            <w:shd w:val="clear" w:color="auto" w:fill="F2F2F2"/>
+            <w:shd w:val="clear" w:fill="F2F5FA"/>
           </w:tcPr>
           <w:p>
-            <w:pPr>
-              <w:spacing w:after="20"/>
-            </w:pPr>
             <w:r>
               <w:rPr>
-                <w:sz w:val="19"/>
+                <w:sz w:val="18"/>
+              </w:rPr>
+            </w:r>
+            <w:r>
+              <w:rPr>
+                <w:b w:val="0"/>
+                <w:sz w:val="18"/>
               </w:rPr>
               <w:t>讨论全部问题+扩展（约45 min）</w:t>
             </w:r>
@@ -443,12 +521,15 @@
             <w:tcW w:type="dxa" w:w="2409"/>
           </w:tcPr>
           <w:p>
-            <w:pPr>
-              <w:spacing w:after="20"/>
-            </w:pPr>
             <w:r>
               <w:rPr>
-                <w:sz w:val="19"/>
+                <w:sz w:val="18"/>
+              </w:rPr>
+            </w:r>
+            <w:r>
+              <w:rPr>
+                <w:b w:val="0"/>
+                <w:sz w:val="18"/>
               </w:rPr>
               <w:t>🧘 最后一次慈心练习</w:t>
             </w:r>
@@ -459,12 +540,15 @@
             <w:tcW w:type="dxa" w:w="2409"/>
           </w:tcPr>
           <w:p>
-            <w:pPr>
-              <w:spacing w:after="20"/>
-            </w:pPr>
             <w:r>
               <w:rPr>
-                <w:sz w:val="19"/>
+                <w:sz w:val="18"/>
+              </w:rPr>
+            </w:r>
+            <w:r>
+              <w:rPr>
+                <w:b w:val="0"/>
+                <w:sz w:val="18"/>
               </w:rPr>
               <w:t>15 min</w:t>
             </w:r>
@@ -475,12 +559,15 @@
             <w:tcW w:type="dxa" w:w="2409"/>
           </w:tcPr>
           <w:p>
-            <w:pPr>
-              <w:spacing w:after="20"/>
-            </w:pPr>
             <w:r>
               <w:rPr>
-                <w:sz w:val="19"/>
+                <w:sz w:val="18"/>
+              </w:rPr>
+            </w:r>
+            <w:r>
+              <w:rPr>
+                <w:b w:val="0"/>
+                <w:sz w:val="18"/>
               </w:rPr>
               <w:t>可跳过</w:t>
             </w:r>
@@ -491,12 +578,15 @@
             <w:tcW w:type="dxa" w:w="2409"/>
           </w:tcPr>
           <w:p>
-            <w:pPr>
-              <w:spacing w:after="20"/>
-            </w:pPr>
             <w:r>
               <w:rPr>
-                <w:sz w:val="19"/>
+                <w:sz w:val="18"/>
+              </w:rPr>
+            </w:r>
+            <w:r>
+              <w:rPr>
+                <w:b w:val="0"/>
+                <w:sz w:val="18"/>
               </w:rPr>
               <w:t>延长至25 min</w:t>
             </w:r>
@@ -507,15 +597,18 @@
         <w:tc>
           <w:tcPr>
             <w:tcW w:type="dxa" w:w="2409"/>
-            <w:shd w:val="clear" w:color="auto" w:fill="F2F2F2"/>
+            <w:shd w:val="clear" w:fill="F2F5FA"/>
           </w:tcPr>
           <w:p>
-            <w:pPr>
-              <w:spacing w:after="20"/>
-            </w:pPr>
             <w:r>
               <w:rPr>
-                <w:sz w:val="19"/>
+                <w:sz w:val="18"/>
+              </w:rPr>
+            </w:r>
+            <w:r>
+              <w:rPr>
+                <w:b w:val="0"/>
+                <w:sz w:val="18"/>
               </w:rPr>
               <w:t>🔚 收尾与展望</w:t>
             </w:r>
@@ -524,15 +617,18 @@
         <w:tc>
           <w:tcPr>
             <w:tcW w:type="dxa" w:w="2409"/>
-            <w:shd w:val="clear" w:color="auto" w:fill="F2F2F2"/>
+            <w:shd w:val="clear" w:fill="F2F5FA"/>
           </w:tcPr>
           <w:p>
-            <w:pPr>
-              <w:spacing w:after="20"/>
-            </w:pPr>
             <w:r>
               <w:rPr>
-                <w:sz w:val="19"/>
+                <w:sz w:val="18"/>
+              </w:rPr>
+            </w:r>
+            <w:r>
+              <w:rPr>
+                <w:b w:val="0"/>
+                <w:sz w:val="18"/>
               </w:rPr>
               <w:t>15 min</w:t>
             </w:r>
@@ -541,15 +637,18 @@
         <w:tc>
           <w:tcPr>
             <w:tcW w:type="dxa" w:w="2409"/>
-            <w:shd w:val="clear" w:color="auto" w:fill="F2F2F2"/>
+            <w:shd w:val="clear" w:fill="F2F5FA"/>
           </w:tcPr>
           <w:p>
-            <w:pPr>
-              <w:spacing w:after="20"/>
-            </w:pPr>
             <w:r>
               <w:rPr>
-                <w:sz w:val="19"/>
+                <w:sz w:val="18"/>
+              </w:rPr>
+            </w:r>
+            <w:r>
+              <w:rPr>
+                <w:b w:val="0"/>
+                <w:sz w:val="18"/>
               </w:rPr>
               <w:t>缩至10 min</w:t>
             </w:r>
@@ -558,15 +657,18 @@
         <w:tc>
           <w:tcPr>
             <w:tcW w:type="dxa" w:w="2409"/>
-            <w:shd w:val="clear" w:color="auto" w:fill="F2F2F2"/>
+            <w:shd w:val="clear" w:fill="F2F5FA"/>
           </w:tcPr>
           <w:p>
-            <w:pPr>
-              <w:spacing w:after="20"/>
-            </w:pPr>
             <w:r>
               <w:rPr>
-                <w:sz w:val="19"/>
+                <w:sz w:val="18"/>
+              </w:rPr>
+            </w:r>
+            <w:r>
+              <w:rPr>
+                <w:b w:val="0"/>
+                <w:sz w:val="18"/>
               </w:rPr>
               <w:t>保持</w:t>
             </w:r>
@@ -576,67 +678,82 @@
     </w:tbl>
     <w:p>
       <w:pPr>
-        <w:spacing w:before="40" w:after="80"/>
-        <w:ind w:left="283"/>
-        <w:shd w:val="clear" w:color="auto" w:fill="EEF2F8"/>
+        <w:ind w:left="170"/>
         <w:pBdr>
-          <w:left w:val="single" w:sz="20" w:space="6" w:color="1F3864"/>
+          <w:left w:val="single" w:sz="18" w:space="4" w:color="1F3864"/>
         </w:pBdr>
+        <w:shd w:val="clear" w:fill="F2F5FA"/>
       </w:pPr>
       <w:r>
         <w:rPr>
           <w:b/>
-          <w:sz w:val="20"/>
         </w:rPr>
         <w:t>主持人10条守则（精简版）</w:t>
       </w:r>
       <w:r>
         <w:rPr>
-          <w:sz w:val="20"/>
+          <w:b w:val="0"/>
         </w:rPr>
-        <w:t>： ① 不讲解、不提供答案——让原文自己说话；② 有人问"正确答案"→说"先听听大家的看法"；③ 冷场→主持人先分享自己的真实感受；④ 跑题→温和拉回："这个有意思，我们回到今天的原文"；⑤ 争论→"两种看法都很好，大家保留自己的理解"；⑥ 确保人人发言；⑦ 不评判任何人的分享；⑧ 时间到了就推进；⑨ 慈心练习照读引导词即可；⑩ 结束一起回向。</w:t>
+        <w:t>：</w:t>
       </w:r>
     </w:p>
     <w:p>
       <w:pPr>
-        <w:spacing w:before="40" w:after="80"/>
-        <w:ind w:left="283"/>
-        <w:shd w:val="clear" w:color="auto" w:fill="EEF2F8"/>
+        <w:ind w:left="170"/>
         <w:pBdr>
-          <w:left w:val="single" w:sz="20" w:space="6" w:color="1F3864"/>
+          <w:left w:val="single" w:sz="18" w:space="4" w:color="1F3864"/>
         </w:pBdr>
+        <w:shd w:val="clear" w:fill="F2F5FA"/>
+      </w:pPr>
+      <w:r>
+        <w:rPr>
+          <w:b w:val="0"/>
+        </w:rPr>
+        <w:t>① 不讲解、不提供答案——让原文自己说话；② 有人问"正确答案"→说"先听听大家的看法"；③ 冷场→主持人先分享自己的真实感受；④ 跑题→温和拉回："这个有意思，我们回到今天的原文"；⑤ 争论→"两种看法都很好，大家保留自己的理解"；⑥ 确保人人发言；⑦ 不评判任何人的分享；⑧ 时间到了就推进；⑨ 慈心练习照读引导词即可；⑩ 结束一起回向。</w:t>
+      </w:r>
+    </w:p>
+    <w:p>
+      <w:pPr>
+        <w:ind w:left="170"/>
+        <w:pBdr>
+          <w:left w:val="single" w:sz="18" w:space="4" w:color="1F3864"/>
+        </w:pBdr>
+        <w:shd w:val="clear" w:fill="F2F5FA"/>
       </w:pPr>
       <w:r>
         <w:rPr>
           <w:b/>
-          <w:sz w:val="20"/>
         </w:rPr>
         <w:t>读书会02：慈心禅修习 · 第8周（收官周）</w:t>
       </w:r>
+    </w:p>
+    <w:p>
+      <w:pPr>
+        <w:ind w:left="170"/>
+        <w:pBdr>
+          <w:left w:val="single" w:sz="18" w:space="4" w:color="1F3864"/>
+        </w:pBdr>
+        <w:shd w:val="clear" w:fill="F2F5FA"/>
+      </w:pPr>
       <w:r>
         <w:rPr>
-          <w:sz w:val="20"/>
+          <w:b w:val="0"/>
         </w:rPr>
-        <w:t xml:space="preserve"> 主持人：这是8周旅程的最后一次相聚。本周共读《慈经》十五种素质与慈巴拉密，以回向收尾；分享和展望是本周的另一条主线。请尽量让每位成员都有充足的时间说话。</w:t>
+        <w:t>主持人：这是8周旅程的最后一次相聚。本周共读《慈经》十五种素质与慈巴拉密，以回向收尾；分享和展望是本周的另一条主线。请尽量让每位成员都有充足的时间说话。</w:t>
       </w:r>
       <w:r>
         <w:rPr>
           <w:b/>
-          <w:sz w:val="20"/>
         </w:rPr>
         <w:t>全部原文均为文字版（PDF/课件），可直接共读。</w:t>
       </w:r>
     </w:p>
     <w:p>
-      <w:pPr>
-        <w:spacing w:before="160" w:after="80"/>
-      </w:pPr>
       <w:r>
         <w:rPr>
-          <w:rFonts w:ascii="Microsoft YaHei" w:hAnsi="Microsoft YaHei" w:eastAsia="Microsoft YaHei"/>
           <w:b/>
           <w:color w:val="1F3864"/>
-          <w:sz w:val="28"/>
+          <w:sz w:val="26"/>
         </w:rPr>
         <w:t>📋 本周信息卡</w:t>
       </w:r>
@@ -645,7 +762,6 @@
       <w:tblPr>
         <w:tblStyle w:val="TableGrid"/>
         <w:tblW w:type="auto" w:w="0"/>
-        <w:jc w:val="center"/>
         <w:tblLook w:firstColumn="1" w:firstRow="1" w:lastColumn="0" w:lastRow="0" w:noHBand="0" w:noVBand="1" w:val="04A0"/>
       </w:tblPr>
       <w:tblGrid>
@@ -656,17 +772,20 @@
         <w:tc>
           <w:tcPr>
             <w:tcW w:type="dxa" w:w="4819"/>
-            <w:shd w:val="clear" w:color="auto" w:fill="1F3864"/>
+            <w:shd w:val="clear" w:fill="1F3864"/>
           </w:tcPr>
           <w:p>
-            <w:pPr>
-              <w:spacing w:after="20"/>
-            </w:pPr>
             <w:r>
               <w:rPr>
-                <w:b/>
                 <w:color w:val="FFFFFF"/>
-                <w:sz w:val="19"/>
+                <w:sz w:val="18"/>
+              </w:rPr>
+            </w:r>
+            <w:r>
+              <w:rPr>
+                <w:b w:val="0"/>
+                <w:color w:val="FFFFFF"/>
+                <w:sz w:val="18"/>
               </w:rPr>
               <w:t>项目</w:t>
             </w:r>
@@ -675,17 +794,20 @@
         <w:tc>
           <w:tcPr>
             <w:tcW w:type="dxa" w:w="4819"/>
-            <w:shd w:val="clear" w:color="auto" w:fill="1F3864"/>
+            <w:shd w:val="clear" w:fill="1F3864"/>
           </w:tcPr>
           <w:p>
-            <w:pPr>
-              <w:spacing w:after="20"/>
-            </w:pPr>
             <w:r>
               <w:rPr>
-                <w:b/>
                 <w:color w:val="FFFFFF"/>
-                <w:sz w:val="19"/>
+                <w:sz w:val="18"/>
+              </w:rPr>
+            </w:r>
+            <w:r>
+              <w:rPr>
+                <w:b w:val="0"/>
+                <w:color w:val="FFFFFF"/>
+                <w:sz w:val="18"/>
               </w:rPr>
               <w:t>内容</w:t>
             </w:r>
@@ -698,12 +820,15 @@
             <w:tcW w:type="dxa" w:w="4819"/>
           </w:tcPr>
           <w:p>
-            <w:pPr>
-              <w:spacing w:after="20"/>
-            </w:pPr>
             <w:r>
               <w:rPr>
-                <w:sz w:val="19"/>
+                <w:sz w:val="18"/>
+              </w:rPr>
+            </w:r>
+            <w:r>
+              <w:rPr>
+                <w:b w:val="0"/>
+                <w:sz w:val="18"/>
               </w:rPr>
               <w:t>时长</w:t>
             </w:r>
@@ -714,12 +839,15 @@
             <w:tcW w:type="dxa" w:w="4819"/>
           </w:tcPr>
           <w:p>
-            <w:pPr>
-              <w:spacing w:after="20"/>
-            </w:pPr>
             <w:r>
               <w:rPr>
-                <w:sz w:val="19"/>
+                <w:sz w:val="18"/>
+              </w:rPr>
+            </w:r>
+            <w:r>
+              <w:rPr>
+                <w:b w:val="0"/>
+                <w:sz w:val="18"/>
               </w:rPr>
               <w:t>120分钟</w:t>
             </w:r>
@@ -730,15 +858,18 @@
         <w:tc>
           <w:tcPr>
             <w:tcW w:type="dxa" w:w="4819"/>
-            <w:shd w:val="clear" w:color="auto" w:fill="F2F2F2"/>
+            <w:shd w:val="clear" w:fill="F2F5FA"/>
           </w:tcPr>
           <w:p>
-            <w:pPr>
-              <w:spacing w:after="20"/>
-            </w:pPr>
             <w:r>
               <w:rPr>
-                <w:sz w:val="19"/>
+                <w:sz w:val="18"/>
+              </w:rPr>
+            </w:r>
+            <w:r>
+              <w:rPr>
+                <w:b w:val="0"/>
+                <w:sz w:val="18"/>
               </w:rPr>
               <w:t>核心问题</w:t>
             </w:r>
@@ -747,15 +878,18 @@
         <w:tc>
           <w:tcPr>
             <w:tcW w:type="dxa" w:w="4819"/>
-            <w:shd w:val="clear" w:color="auto" w:fill="F2F2F2"/>
+            <w:shd w:val="clear" w:fill="F2F5FA"/>
           </w:tcPr>
           <w:p>
-            <w:pPr>
-              <w:spacing w:after="20"/>
-            </w:pPr>
             <w:r>
               <w:rPr>
-                <w:sz w:val="19"/>
+                <w:sz w:val="18"/>
+              </w:rPr>
+            </w:r>
+            <w:r>
+              <w:rPr>
+                <w:b w:val="0"/>
+                <w:sz w:val="18"/>
               </w:rPr>
               <w:t>《慈经》十五种素质是什么？什么是慈巴拉密？这8周慈心有没有改变我的生活？</w:t>
             </w:r>
@@ -768,12 +902,15 @@
             <w:tcW w:type="dxa" w:w="4819"/>
           </w:tcPr>
           <w:p>
-            <w:pPr>
-              <w:spacing w:after="20"/>
-            </w:pPr>
             <w:r>
               <w:rPr>
-                <w:sz w:val="19"/>
+                <w:sz w:val="18"/>
+              </w:rPr>
+            </w:r>
+            <w:r>
+              <w:rPr>
+                <w:b w:val="0"/>
+                <w:sz w:val="18"/>
               </w:rPr>
               <w:t>共读原文</w:t>
             </w:r>
@@ -784,12 +921,15 @@
             <w:tcW w:type="dxa" w:w="4819"/>
           </w:tcPr>
           <w:p>
-            <w:pPr>
-              <w:spacing w:after="20"/>
-            </w:pPr>
             <w:r>
               <w:rPr>
-                <w:sz w:val="19"/>
+                <w:sz w:val="18"/>
+              </w:rPr>
+            </w:r>
+            <w:r>
+              <w:rPr>
+                <w:b w:val="0"/>
+                <w:sz w:val="18"/>
               </w:rPr>
               <w:t>① 慈经中的十五种素质（素质1/10课件）② 慈巴拉密——第九种圆满（菩萨道思想12课件）③ 总结回向（回向偈+发愿文）</w:t>
             </w:r>
@@ -800,15 +940,18 @@
         <w:tc>
           <w:tcPr>
             <w:tcW w:type="dxa" w:w="4819"/>
-            <w:shd w:val="clear" w:color="auto" w:fill="F2F2F2"/>
+            <w:shd w:val="clear" w:fill="F2F5FA"/>
           </w:tcPr>
           <w:p>
-            <w:pPr>
-              <w:spacing w:after="20"/>
-            </w:pPr>
             <w:r>
               <w:rPr>
-                <w:sz w:val="19"/>
+                <w:sz w:val="18"/>
+              </w:rPr>
+            </w:r>
+            <w:r>
+              <w:rPr>
+                <w:b w:val="0"/>
+                <w:sz w:val="18"/>
               </w:rPr>
               <w:t>本周活动</w:t>
             </w:r>
@@ -817,15 +960,18 @@
         <w:tc>
           <w:tcPr>
             <w:tcW w:type="dxa" w:w="4819"/>
-            <w:shd w:val="clear" w:color="auto" w:fill="F2F2F2"/>
+            <w:shd w:val="clear" w:fill="F2F5FA"/>
           </w:tcPr>
           <w:p>
-            <w:pPr>
-              <w:spacing w:after="20"/>
-            </w:pPr>
             <w:r>
               <w:rPr>
-                <w:sz w:val="19"/>
+                <w:sz w:val="18"/>
+              </w:rPr>
+            </w:r>
+            <w:r>
+              <w:rPr>
+                <w:b w:val="0"/>
+                <w:sz w:val="18"/>
               </w:rPr>
               <w:t>慈心修习回顾 + 每人深度分享 + 展望</w:t>
             </w:r>
@@ -834,15 +980,11 @@
       </w:tr>
     </w:tbl>
     <w:p>
-      <w:pPr>
-        <w:spacing w:before="160" w:after="80"/>
-      </w:pPr>
       <w:r>
         <w:rPr>
-          <w:rFonts w:ascii="Microsoft YaHei" w:hAnsi="Microsoft YaHei" w:eastAsia="Microsoft YaHei"/>
           <w:b/>
           <w:color w:val="1F3864"/>
-          <w:sz w:val="28"/>
+          <w:sz w:val="26"/>
         </w:rPr>
         <w:t>⏱ 时间弹性指南（本讲通用）</w:t>
       </w:r>
@@ -851,7 +993,6 @@
       <w:tblPr>
         <w:tblStyle w:val="TableGrid"/>
         <w:tblW w:type="auto" w:w="0"/>
-        <w:jc w:val="center"/>
         <w:tblLook w:firstColumn="1" w:firstRow="1" w:lastColumn="0" w:lastRow="0" w:noHBand="0" w:noVBand="1" w:val="04A0"/>
       </w:tblPr>
       <w:tblGrid>
@@ -862,17 +1003,20 @@
         <w:tc>
           <w:tcPr>
             <w:tcW w:type="dxa" w:w="4819"/>
-            <w:shd w:val="clear" w:color="auto" w:fill="1F3864"/>
+            <w:shd w:val="clear" w:fill="1F3864"/>
           </w:tcPr>
           <w:p>
-            <w:pPr>
-              <w:spacing w:after="20"/>
-            </w:pPr>
             <w:r>
               <w:rPr>
-                <w:b/>
                 <w:color w:val="FFFFFF"/>
-                <w:sz w:val="19"/>
+                <w:sz w:val="18"/>
+              </w:rPr>
+            </w:r>
+            <w:r>
+              <w:rPr>
+                <w:b w:val="0"/>
+                <w:color w:val="FFFFFF"/>
+                <w:sz w:val="18"/>
               </w:rPr>
               <w:t>情况</w:t>
             </w:r>
@@ -881,17 +1025,20 @@
         <w:tc>
           <w:tcPr>
             <w:tcW w:type="dxa" w:w="4819"/>
-            <w:shd w:val="clear" w:color="auto" w:fill="1F3864"/>
+            <w:shd w:val="clear" w:fill="1F3864"/>
           </w:tcPr>
           <w:p>
-            <w:pPr>
-              <w:spacing w:after="20"/>
-            </w:pPr>
             <w:r>
               <w:rPr>
-                <w:b/>
                 <w:color w:val="FFFFFF"/>
-                <w:sz w:val="19"/>
+                <w:sz w:val="18"/>
+              </w:rPr>
+            </w:r>
+            <w:r>
+              <w:rPr>
+                <w:b w:val="0"/>
+                <w:color w:val="FFFFFF"/>
+                <w:sz w:val="18"/>
               </w:rPr>
               <w:t>应对方法</w:t>
             </w:r>
@@ -904,19 +1051,22 @@
             <w:tcW w:type="dxa" w:w="4819"/>
           </w:tcPr>
           <w:p>
-            <w:pPr>
-              <w:spacing w:after="20"/>
-            </w:pPr>
+            <w:r>
+              <w:rPr>
+                <w:sz w:val="18"/>
+              </w:rPr>
+            </w:r>
             <w:r>
               <w:rPr>
                 <w:b/>
-                <w:sz w:val="19"/>
+                <w:sz w:val="18"/>
               </w:rPr>
               <w:t>时间不够</w:t>
             </w:r>
             <w:r>
               <w:rPr>
-                <w:sz w:val="19"/>
+                <w:b w:val="0"/>
+                <w:sz w:val="18"/>
               </w:rPr>
               <w:t>（共读太长/讨论超时）</w:t>
             </w:r>
@@ -927,25 +1077,29 @@
             <w:tcW w:type="dxa" w:w="4819"/>
           </w:tcPr>
           <w:p>
-            <w:pPr>
-              <w:spacing w:after="20"/>
-            </w:pPr>
             <w:r>
               <w:rPr>
-                <w:sz w:val="19"/>
+                <w:sz w:val="18"/>
+              </w:rPr>
+            </w:r>
+            <w:r>
+              <w:rPr>
+                <w:b w:val="0"/>
+                <w:sz w:val="18"/>
               </w:rPr>
               <w:t xml:space="preserve">① 静心开场缩至5分钟；② 共读原文只读标注 </w:t>
             </w:r>
             <w:r>
               <w:rPr>
                 <w:b/>
-                <w:sz w:val="19"/>
+                <w:sz w:val="18"/>
               </w:rPr>
               <w:t>★核心</w:t>
             </w:r>
             <w:r>
               <w:rPr>
-                <w:sz w:val="19"/>
+                <w:b w:val="0"/>
+                <w:sz w:val="18"/>
               </w:rPr>
               <w:t xml:space="preserve"> 的段落，其余跳过；③ 第一轮分享每人只说一句话；④ 主题讨论只讨论问题①；⑤ 慈心练习可跳过（或缩至5分钟）；⑥ 收尾回向缩至10分钟</w:t>
             </w:r>
@@ -956,22 +1110,25 @@
         <w:tc>
           <w:tcPr>
             <w:tcW w:type="dxa" w:w="4819"/>
-            <w:shd w:val="clear" w:color="auto" w:fill="F2F2F2"/>
+            <w:shd w:val="clear" w:fill="F2F5FA"/>
           </w:tcPr>
           <w:p>
-            <w:pPr>
-              <w:spacing w:after="20"/>
-            </w:pPr>
+            <w:r>
+              <w:rPr>
+                <w:sz w:val="18"/>
+              </w:rPr>
+            </w:r>
             <w:r>
               <w:rPr>
                 <w:b/>
-                <w:sz w:val="19"/>
+                <w:sz w:val="18"/>
               </w:rPr>
               <w:t>时间富余</w:t>
             </w:r>
             <w:r>
               <w:rPr>
-                <w:sz w:val="19"/>
+                <w:b w:val="0"/>
+                <w:sz w:val="18"/>
               </w:rPr>
               <w:t>（共读快/讨论提前结束）</w:t>
             </w:r>
@@ -980,15 +1137,18 @@
         <w:tc>
           <w:tcPr>
             <w:tcW w:type="dxa" w:w="4819"/>
-            <w:shd w:val="clear" w:color="auto" w:fill="F2F2F2"/>
+            <w:shd w:val="clear" w:fill="F2F5FA"/>
           </w:tcPr>
           <w:p>
-            <w:pPr>
-              <w:spacing w:after="20"/>
-            </w:pPr>
             <w:r>
               <w:rPr>
-                <w:sz w:val="19"/>
+                <w:sz w:val="18"/>
+              </w:rPr>
+            </w:r>
+            <w:r>
+              <w:rPr>
+                <w:b w:val="0"/>
+                <w:sz w:val="18"/>
               </w:rPr>
               <w:t>① 用"📚 扩展内容包"中的补充原文段落继续共读；② 增加扩展讨论问题；③ 延长慈心练习时间；④ 增加"每人分享一个生活实例"环节</w:t>
             </w:r>
@@ -998,43 +1158,37 @@
     </w:tbl>
     <w:p>
       <w:pPr>
-        <w:spacing w:before="40" w:after="80"/>
-        <w:ind w:left="283"/>
-        <w:shd w:val="clear" w:color="auto" w:fill="EEF2F8"/>
+        <w:ind w:left="170"/>
         <w:pBdr>
-          <w:left w:val="single" w:sz="20" w:space="6" w:color="1F3864"/>
+          <w:left w:val="single" w:sz="18" w:space="4" w:color="1F3864"/>
         </w:pBdr>
+        <w:shd w:val="clear" w:fill="F2F5FA"/>
       </w:pPr>
       <w:r>
         <w:rPr>
-          <w:sz w:val="20"/>
+          <w:b w:val="0"/>
         </w:rPr>
         <w:t>💡 原则：</w:t>
       </w:r>
       <w:r>
         <w:rPr>
           <w:b/>
-          <w:sz w:val="20"/>
         </w:rPr>
         <w:t>讨论比读完重要，体验比讲完重要。</w:t>
       </w:r>
       <w:r>
         <w:rPr>
-          <w:sz w:val="20"/>
+          <w:b w:val="0"/>
         </w:rPr>
         <w:t xml:space="preserve"> 收官周更要如此——宁可压缩共读，也要让每个人都有机会说话。</w:t>
       </w:r>
     </w:p>
     <w:p>
-      <w:pPr>
-        <w:spacing w:before="160" w:after="80"/>
-      </w:pPr>
       <w:r>
         <w:rPr>
-          <w:rFonts w:ascii="Microsoft YaHei" w:hAnsi="Microsoft YaHei" w:eastAsia="Microsoft YaHei"/>
           <w:b/>
           <w:color w:val="1F3864"/>
-          <w:sz w:val="28"/>
+          <w:sz w:val="26"/>
         </w:rPr>
         <w:t>🧘 静心开场（10 min）</w:t>
       </w:r>
@@ -1043,405 +1197,339 @@
       <w:r>
         <w:rPr>
           <w:b/>
-          <w:sz w:val="21"/>
         </w:rPr>
         <w:t>主持人引导语</w:t>
       </w:r>
       <w:r>
         <w:rPr>
-          <w:sz w:val="21"/>
+          <w:b w:val="0"/>
         </w:rPr>
         <w:t>（照读即可）：</w:t>
       </w:r>
     </w:p>
     <w:p>
       <w:pPr>
-        <w:spacing w:before="40" w:after="80"/>
-        <w:ind w:left="283"/>
-        <w:shd w:val="clear" w:color="auto" w:fill="EEF2F8"/>
+        <w:ind w:left="170"/>
         <w:pBdr>
-          <w:left w:val="single" w:sz="20" w:space="6" w:color="1F3864"/>
+          <w:left w:val="single" w:sz="18" w:space="4" w:color="1F3864"/>
         </w:pBdr>
+        <w:shd w:val="clear" w:fill="F2F5FA"/>
       </w:pPr>
       <w:r>
         <w:rPr>
-          <w:sz w:val="20"/>
+          <w:b w:val="0"/>
         </w:rPr>
         <w:t>今天是第8周，也是我们8周共学的最后一聚。先静坐一分钟，然后我们像第一周那样，一起回顾这8周走过的心路。（停顿）</w:t>
       </w:r>
     </w:p>
     <w:p>
       <w:pPr>
-        <w:spacing w:before="40" w:after="80"/>
-        <w:ind w:left="283"/>
-        <w:shd w:val="clear" w:color="auto" w:fill="EEF2F8"/>
+        <w:ind w:left="170"/>
         <w:pBdr>
-          <w:left w:val="single" w:sz="20" w:space="6" w:color="1F3864"/>
+          <w:left w:val="single" w:sz="18" w:space="4" w:color="1F3864"/>
         </w:pBdr>
+        <w:shd w:val="clear" w:fill="F2F5FA"/>
       </w:pPr>
       <w:r>
         <w:rPr>
-          <w:sz w:val="20"/>
+          <w:b w:val="0"/>
         </w:rPr>
         <w:t>第一周，我们认识了慈心的意义、功德与它在四护卫禅中的定位；第二周，学会用四句祝福语对自己好；第三周，祝福亲爱的同性与中性者，认识了慈心所缘的禁忌；第四周，尝试突破怨敌的障碍；第五周，破除界限，把慈心扩展到十方遍满；第六周，认识了慈悲喜舍四无量心；第七周，把慈心带回生活、带进冲突现场，学着与入出息念配合。今天，我们读《慈经》的十五种素质和慈巴拉密，一起为这段旅程作个总结与回向。</w:t>
       </w:r>
     </w:p>
     <w:p>
       <w:pPr>
-        <w:spacing w:before="40" w:after="80"/>
-        <w:ind w:left="283"/>
-        <w:shd w:val="clear" w:color="auto" w:fill="EEF2F8"/>
+        <w:ind w:left="170"/>
         <w:pBdr>
-          <w:left w:val="single" w:sz="20" w:space="6" w:color="1F3864"/>
+          <w:left w:val="single" w:sz="18" w:space="4" w:color="1F3864"/>
         </w:pBdr>
+        <w:shd w:val="clear" w:fill="F2F5FA"/>
       </w:pPr>
       <w:r>
         <w:rPr>
-          <w:sz w:val="20"/>
+          <w:b w:val="0"/>
         </w:rPr>
         <w:t xml:space="preserve">💬 </w:t>
       </w:r>
       <w:r>
         <w:rPr>
           <w:b/>
-          <w:sz w:val="20"/>
         </w:rPr>
         <w:t>破冰｜3–5分钟</w:t>
       </w:r>
       <w:r>
         <w:rPr>
-          <w:sz w:val="20"/>
+          <w:b w:val="0"/>
         </w:rPr>
         <w:t>：这8周里，哪一周你的心变化最大？用一个词说说。</w:t>
       </w:r>
     </w:p>
     <w:p>
       <w:pPr>
-        <w:spacing w:before="40" w:after="80"/>
-        <w:ind w:left="283"/>
-        <w:shd w:val="clear" w:color="auto" w:fill="EEF2F8"/>
+        <w:ind w:left="170"/>
         <w:pBdr>
-          <w:left w:val="single" w:sz="20" w:space="6" w:color="1F3864"/>
+          <w:left w:val="single" w:sz="18" w:space="4" w:color="1F3864"/>
         </w:pBdr>
+        <w:shd w:val="clear" w:fill="F2F5FA"/>
       </w:pPr>
       <w:r>
         <w:rPr>
-          <w:sz w:val="20"/>
+          <w:b w:val="0"/>
         </w:rPr>
         <w:t xml:space="preserve">🛡️ </w:t>
       </w:r>
       <w:r>
         <w:rPr>
           <w:b/>
-          <w:sz w:val="20"/>
         </w:rPr>
         <w:t>心理安全三约定</w:t>
       </w:r>
       <w:r>
         <w:rPr>
-          <w:sz w:val="20"/>
+          <w:b w:val="0"/>
         </w:rPr>
         <w:t xml:space="preserve">（每次开场在心里过一遍）：① </w:t>
       </w:r>
       <w:r>
         <w:rPr>
           <w:b/>
-          <w:sz w:val="20"/>
         </w:rPr>
         <w:t>保密</w:t>
       </w:r>
       <w:r>
         <w:rPr>
-          <w:sz w:val="20"/>
+          <w:b w:val="0"/>
         </w:rPr>
         <w:t xml:space="preserve">——这里说的话不出这间屋子；② </w:t>
       </w:r>
       <w:r>
         <w:rPr>
           <w:b/>
-          <w:sz w:val="20"/>
         </w:rPr>
         <w:t>不评判</w:t>
       </w:r>
       <w:r>
         <w:rPr>
-          <w:sz w:val="20"/>
+          <w:b w:val="0"/>
         </w:rPr>
         <w:t xml:space="preserve">——不评价任何人的分享，也不急着评价自己；③ </w:t>
       </w:r>
       <w:r>
         <w:rPr>
           <w:b/>
-          <w:sz w:val="20"/>
         </w:rPr>
         <w:t>可随时暂停</w:t>
       </w:r>
       <w:r>
         <w:rPr>
-          <w:sz w:val="20"/>
+          <w:b w:val="0"/>
         </w:rPr>
         <w:t>——任何时候觉得不舒服，都可以停下来休息、喝水或离开，不需要解释。</w:t>
       </w:r>
     </w:p>
     <w:p>
-      <w:pPr>
-        <w:spacing w:before="160" w:after="80"/>
-      </w:pPr>
       <w:r>
         <w:rPr>
-          <w:rFonts w:ascii="Microsoft YaHei" w:hAnsi="Microsoft YaHei" w:eastAsia="Microsoft YaHei"/>
           <w:b/>
           <w:color w:val="1F3864"/>
-          <w:sz w:val="28"/>
+          <w:sz w:val="26"/>
         </w:rPr>
         <w:t>📖 共读原文（25 min）</w:t>
       </w:r>
     </w:p>
     <w:p>
       <w:pPr>
-        <w:spacing w:before="40" w:after="80"/>
-        <w:ind w:left="283"/>
-        <w:shd w:val="clear" w:color="auto" w:fill="EEF2F8"/>
+        <w:ind w:left="170"/>
         <w:pBdr>
-          <w:left w:val="single" w:sz="20" w:space="6" w:color="1F3864"/>
+          <w:left w:val="single" w:sz="18" w:space="4" w:color="1F3864"/>
         </w:pBdr>
+        <w:shd w:val="clear" w:fill="F2F5FA"/>
       </w:pPr>
       <w:r>
         <w:rPr>
-          <w:sz w:val="20"/>
+          <w:b w:val="0"/>
         </w:rPr>
         <w:t>⚠️ 主持人操作：本周采用"回顾式共读"。以下已嵌入完整原文文字（复制自《原文全集》，未作删改），</w:t>
       </w:r>
       <w:r>
         <w:rPr>
           <w:b/>
-          <w:sz w:val="20"/>
         </w:rPr>
         <w:t>无需再去知识库查阅</w:t>
       </w:r>
       <w:r>
         <w:rPr>
-          <w:sz w:val="20"/>
+          <w:b w:val="0"/>
         </w:rPr>
         <w:t>，可直接朗读或邀请成员各选一段读。</w:t>
       </w:r>
     </w:p>
     <w:p>
       <w:pPr>
-        <w:spacing w:before="40" w:after="80"/>
-        <w:ind w:left="283"/>
-        <w:shd w:val="clear" w:color="auto" w:fill="EEF2F8"/>
+        <w:ind w:left="170"/>
         <w:pBdr>
-          <w:left w:val="single" w:sz="20" w:space="6" w:color="1F3864"/>
+          <w:left w:val="single" w:sz="18" w:space="4" w:color="1F3864"/>
         </w:pBdr>
+        <w:shd w:val="clear" w:fill="F2F5FA"/>
       </w:pPr>
       <w:r>
         <w:rPr>
-          <w:sz w:val="20"/>
+          <w:b w:val="0"/>
         </w:rPr>
         <w:t xml:space="preserve">🎤 </w:t>
       </w:r>
       <w:r>
         <w:rPr>
           <w:b/>
-          <w:sz w:val="20"/>
         </w:rPr>
         <w:t>本周朗读段</w:t>
       </w:r>
       <w:r>
         <w:rPr>
-          <w:sz w:val="20"/>
+          <w:b w:val="0"/>
         </w:rPr>
         <w:t>（★核心段落｜约 550 字｜中等稍慢约 3 分钟；本讲共读原文正文合计约 852 字）：先朗读全部★核心段落；◈扩展段落及补充原文作默读／选读／延伸。</w:t>
       </w:r>
     </w:p>
     <w:p>
-      <w:pPr>
-        <w:spacing w:before="120" w:after="80"/>
-      </w:pPr>
       <w:r>
         <w:rPr>
-          <w:rFonts w:ascii="Microsoft YaHei" w:hAnsi="Microsoft YaHei" w:eastAsia="Microsoft YaHei"/>
           <w:b/>
           <w:color w:val="1F3864"/>
-          <w:sz w:val="25"/>
+          <w:sz w:val="23"/>
         </w:rPr>
         <w:t>原文材料①：慈经中的十五种素质（十五慈前分）</w:t>
       </w:r>
     </w:p>
     <w:p>
       <w:pPr>
-        <w:spacing w:before="40" w:after="80"/>
-        <w:ind w:left="283"/>
-        <w:shd w:val="clear" w:color="auto" w:fill="EEF2F8"/>
+        <w:ind w:left="170"/>
         <w:pBdr>
-          <w:left w:val="single" w:sz="20" w:space="6" w:color="1F3864"/>
+          <w:left w:val="single" w:sz="18" w:space="4" w:color="1F3864"/>
         </w:pBdr>
+        <w:shd w:val="clear" w:fill="F2F5FA"/>
       </w:pPr>
       <w:r>
         <w:rPr>
           <w:b/>
-          <w:sz w:val="20"/>
         </w:rPr>
         <w:t>段落优先级</w:t>
       </w:r>
       <w:r>
         <w:rPr>
-          <w:sz w:val="20"/>
+          <w:b w:val="0"/>
         </w:rPr>
         <w:t>：★核心必读（时间不够时只读这段）｜◈可选（时间富余时读）</w:t>
       </w:r>
     </w:p>
     <w:p>
       <w:pPr>
-        <w:ind w:left="340"/>
+        <w:pStyle w:val="ListBullet"/>
       </w:pPr>
       <w:r>
         <w:rPr>
-          <w:color w:val="1F3864"/>
-          <w:sz w:val="21"/>
-        </w:rPr>
-        <w:t xml:space="preserve">• </w:t>
-      </w:r>
-      <w:r>
-        <w:rPr>
           <w:b/>
-          <w:sz w:val="21"/>
         </w:rPr>
         <w:t>标题</w:t>
       </w:r>
       <w:r>
         <w:rPr>
-          <w:sz w:val="21"/>
+          <w:b w:val="0"/>
         </w:rPr>
         <w:t>：2025五月包容寺短期出家修习营21-贤善沙门子之善德篇-慈经中的十五种素质1-古源尊者（课件）；总结参照同系列第30讲·素质10（课件）</w:t>
       </w:r>
     </w:p>
     <w:p>
       <w:pPr>
-        <w:ind w:left="340"/>
+        <w:pStyle w:val="ListBullet"/>
       </w:pPr>
       <w:r>
         <w:rPr>
-          <w:color w:val="1F3864"/>
-          <w:sz w:val="21"/>
-        </w:rPr>
-        <w:t xml:space="preserve">• </w:t>
-      </w:r>
-      <w:r>
-        <w:rPr>
           <w:b/>
-          <w:sz w:val="21"/>
         </w:rPr>
         <w:t>文件类型</w:t>
       </w:r>
       <w:r>
         <w:rPr>
-          <w:sz w:val="21"/>
+          <w:b w:val="0"/>
         </w:rPr>
         <w:t>：PDF课件（文字版）</w:t>
       </w:r>
     </w:p>
     <w:p>
       <w:pPr>
-        <w:ind w:left="340"/>
+        <w:pStyle w:val="ListBullet"/>
       </w:pPr>
       <w:r>
         <w:rPr>
-          <w:color w:val="1F3864"/>
-          <w:sz w:val="21"/>
-        </w:rPr>
-        <w:t xml:space="preserve">• </w:t>
-      </w:r>
-      <w:r>
-        <w:rPr>
           <w:b/>
-          <w:sz w:val="21"/>
         </w:rPr>
         <w:t>知识库出处</w:t>
       </w:r>
       <w:r>
         <w:rPr>
-          <w:sz w:val="21"/>
+          <w:b w:val="0"/>
         </w:rPr>
         <w:t>：知识库「古源尊者开示及上座部佛教资料」</w:t>
       </w:r>
     </w:p>
     <w:p>
       <w:pPr>
-        <w:ind w:left="340"/>
+        <w:pStyle w:val="ListBullet"/>
       </w:pPr>
       <w:r>
         <w:rPr>
-          <w:color w:val="1F3864"/>
-          <w:sz w:val="21"/>
-        </w:rPr>
-        <w:t xml:space="preserve">• </w:t>
-      </w:r>
-      <w:r>
-        <w:rPr>
           <w:b/>
-          <w:sz w:val="21"/>
         </w:rPr>
         <w:t>media_id</w:t>
       </w:r>
       <w:r>
         <w:rPr>
-          <w:sz w:val="21"/>
+          <w:b w:val="0"/>
         </w:rPr>
-        <w:t>：`pdf_d0dd1c0cd17209afe241ece24bf6b7b4_5282549719bf41f4d6b93862db188e657439961422831605`（素质1）；`pdf_d0dd1c0cd17209afe241ece24bf6b7b4_547626f82b0a3a9421a5e18e119ca3457439961422831605`（素质10）</w:t>
+        <w:t>：pdf_d0dd1c0cd17209afe241ece24bf6b7b4_5282549719bf41f4d6b93862db188e657439961422831605（素质1）；pdf_d0dd1c0cd17209afe241ece24bf6b7b4_547626f82b0a3a9421a5e18e119ca3457439961422831605（素质10）</w:t>
       </w:r>
     </w:p>
     <w:p>
       <w:pPr>
-        <w:ind w:left="340"/>
+        <w:pStyle w:val="ListBullet"/>
       </w:pPr>
       <w:r>
         <w:rPr>
-          <w:color w:val="1F3864"/>
-          <w:sz w:val="21"/>
-        </w:rPr>
-        <w:t xml:space="preserve">• </w:t>
-      </w:r>
-      <w:r>
-        <w:rPr>
           <w:b/>
-          <w:sz w:val="21"/>
         </w:rPr>
         <w:t>打开方式</w:t>
       </w:r>
       <w:r>
         <w:rPr>
-          <w:sz w:val="21"/>
+          <w:b w:val="0"/>
         </w:rPr>
         <w:t>：ima知识库搜索「慈经中的十五种素质1」「慈经中的十五种素质10」即可打开</w:t>
       </w:r>
     </w:p>
     <w:p>
       <w:pPr>
-        <w:spacing w:before="40" w:after="80"/>
-        <w:ind w:left="283"/>
-        <w:shd w:val="clear" w:color="auto" w:fill="EEF2F8"/>
+        <w:ind w:left="170"/>
         <w:pBdr>
-          <w:left w:val="single" w:sz="20" w:space="6" w:color="1F3864"/>
+          <w:left w:val="single" w:sz="18" w:space="4" w:color="1F3864"/>
         </w:pBdr>
+        <w:shd w:val="clear" w:fill="F2F5FA"/>
       </w:pPr>
       <w:r>
         <w:rPr>
-          <w:sz w:val="20"/>
+          <w:b w:val="0"/>
         </w:rPr>
         <w:t xml:space="preserve">📎 </w:t>
       </w:r>
       <w:r>
         <w:rPr>
           <w:b/>
-          <w:sz w:val="20"/>
         </w:rPr>
         <w:t>完整原文见《原文全集》第六部分（应作慈爱经）、第七部分（慈经中的十五种素质（十））</w:t>
       </w:r>
       <w:r>
         <w:rPr>
-          <w:sz w:val="20"/>
+          <w:b w:val="0"/>
         </w:rPr>
         <w:t>，以下为共读文字（从原文全集复制，未删改）：</w:t>
       </w:r>
@@ -1450,13 +1538,12 @@
       <w:r>
         <w:rPr>
           <w:b/>
-          <w:sz w:val="21"/>
         </w:rPr>
         <w:t>★核心段落（必读）</w:t>
       </w:r>
       <w:r>
         <w:rPr>
-          <w:sz w:val="21"/>
+          <w:b w:val="0"/>
         </w:rPr>
         <w:t>【本周朗读段】</w:t>
       </w:r>
@@ -1464,31 +1551,75 @@
     <w:p>
       <w:r>
         <w:rPr>
-          <w:sz w:val="21"/>
+          <w:b w:val="0"/>
         </w:rPr>
         <w:t>《应作慈爱经》开篇的十五种素质——经文说，善求义利、领悟寂静境界后应当作：</w:t>
       </w:r>
     </w:p>
     <w:p>
       <w:pPr>
-        <w:spacing w:before="40" w:after="80"/>
-        <w:ind w:left="283"/>
-        <w:shd w:val="clear" w:color="auto" w:fill="EEF2F8"/>
+        <w:ind w:left="170"/>
         <w:pBdr>
-          <w:left w:val="single" w:sz="20" w:space="6" w:color="1F3864"/>
+          <w:left w:val="single" w:sz="18" w:space="4" w:color="1F3864"/>
         </w:pBdr>
+        <w:shd w:val="clear" w:fill="F2F5FA"/>
       </w:pPr>
       <w:r>
         <w:rPr>
-          <w:sz w:val="20"/>
+          <w:b w:val="0"/>
         </w:rPr>
-        <w:t>有能力（堪能）、正直、诚实，顺从（易受劝）、柔和、不骄慢； 知足、易扶养，少事务、生活简朴， 诸根寂静、贤明，不无礼与不贪著居家； 只要会遭智者谴责，即使是小事也不做。</w:t>
+        <w:t>有能力（堪能）、正直、诚实，顺从（易受劝）、柔和、不骄慢；</w:t>
+      </w:r>
+    </w:p>
+    <w:p>
+      <w:pPr>
+        <w:ind w:left="170"/>
+        <w:pBdr>
+          <w:left w:val="single" w:sz="18" w:space="4" w:color="1F3864"/>
+        </w:pBdr>
+        <w:shd w:val="clear" w:fill="F2F5FA"/>
+      </w:pPr>
+      <w:r>
+        <w:rPr>
+          <w:b w:val="0"/>
+        </w:rPr>
+        <w:t>知足、易扶养，少事务、生活简朴，</w:t>
+      </w:r>
+    </w:p>
+    <w:p>
+      <w:pPr>
+        <w:ind w:left="170"/>
+        <w:pBdr>
+          <w:left w:val="single" w:sz="18" w:space="4" w:color="1F3864"/>
+        </w:pBdr>
+        <w:shd w:val="clear" w:fill="F2F5FA"/>
+      </w:pPr>
+      <w:r>
+        <w:rPr>
+          <w:b w:val="0"/>
+        </w:rPr>
+        <w:t>诸根寂静、贤明，不无礼与不贪著居家；</w:t>
+      </w:r>
+    </w:p>
+    <w:p>
+      <w:pPr>
+        <w:ind w:left="170"/>
+        <w:pBdr>
+          <w:left w:val="single" w:sz="18" w:space="4" w:color="1F3864"/>
+        </w:pBdr>
+        <w:shd w:val="clear" w:fill="F2F5FA"/>
+      </w:pPr>
+      <w:r>
+        <w:rPr>
+          <w:b w:val="0"/>
+        </w:rPr>
+        <w:t>只要会遭智者谴责，即使是小事也不做。</w:t>
       </w:r>
     </w:p>
     <w:p>
       <w:r>
         <w:rPr>
-          <w:sz w:val="21"/>
+          <w:b w:val="0"/>
         </w:rPr>
         <w:t>课件对前几项的逐条讲解（巴利-中文对照）：</w:t>
       </w:r>
@@ -1497,7 +1628,6 @@
       <w:tblPr>
         <w:tblStyle w:val="TableGrid"/>
         <w:tblW w:type="auto" w:w="0"/>
-        <w:jc w:val="center"/>
         <w:tblLook w:firstColumn="1" w:firstRow="1" w:lastColumn="0" w:lastRow="0" w:noHBand="0" w:noVBand="1" w:val="04A0"/>
       </w:tblPr>
       <w:tblGrid>
@@ -1509,17 +1639,20 @@
         <w:tc>
           <w:tcPr>
             <w:tcW w:type="dxa" w:w="3213"/>
-            <w:shd w:val="clear" w:color="auto" w:fill="1F3864"/>
+            <w:shd w:val="clear" w:fill="1F3864"/>
           </w:tcPr>
           <w:p>
-            <w:pPr>
-              <w:spacing w:after="20"/>
-            </w:pPr>
             <w:r>
               <w:rPr>
-                <w:b/>
                 <w:color w:val="FFFFFF"/>
-                <w:sz w:val="19"/>
+                <w:sz w:val="18"/>
+              </w:rPr>
+            </w:r>
+            <w:r>
+              <w:rPr>
+                <w:b w:val="0"/>
+                <w:color w:val="FFFFFF"/>
+                <w:sz w:val="18"/>
               </w:rPr>
               <w:t>巴利语</w:t>
             </w:r>
@@ -1528,17 +1661,20 @@
         <w:tc>
           <w:tcPr>
             <w:tcW w:type="dxa" w:w="3213"/>
-            <w:shd w:val="clear" w:color="auto" w:fill="1F3864"/>
+            <w:shd w:val="clear" w:fill="1F3864"/>
           </w:tcPr>
           <w:p>
-            <w:pPr>
-              <w:spacing w:after="20"/>
-            </w:pPr>
             <w:r>
               <w:rPr>
-                <w:b/>
                 <w:color w:val="FFFFFF"/>
-                <w:sz w:val="19"/>
+                <w:sz w:val="18"/>
+              </w:rPr>
+            </w:r>
+            <w:r>
+              <w:rPr>
+                <w:b w:val="0"/>
+                <w:color w:val="FFFFFF"/>
+                <w:sz w:val="18"/>
               </w:rPr>
               <w:t>中文</w:t>
             </w:r>
@@ -1547,17 +1683,20 @@
         <w:tc>
           <w:tcPr>
             <w:tcW w:type="dxa" w:w="3213"/>
-            <w:shd w:val="clear" w:color="auto" w:fill="1F3864"/>
+            <w:shd w:val="clear" w:fill="1F3864"/>
           </w:tcPr>
           <w:p>
-            <w:pPr>
-              <w:spacing w:after="20"/>
-            </w:pPr>
             <w:r>
               <w:rPr>
-                <w:b/>
                 <w:color w:val="FFFFFF"/>
-                <w:sz w:val="19"/>
+                <w:sz w:val="18"/>
+              </w:rPr>
+            </w:r>
+            <w:r>
+              <w:rPr>
+                <w:b w:val="0"/>
+                <w:color w:val="FFFFFF"/>
+                <w:sz w:val="18"/>
               </w:rPr>
               <w:t>讲解要点</w:t>
             </w:r>
@@ -1570,12 +1709,15 @@
             <w:tcW w:type="dxa" w:w="3213"/>
           </w:tcPr>
           <w:p>
-            <w:pPr>
-              <w:spacing w:after="20"/>
-            </w:pPr>
             <w:r>
               <w:rPr>
-                <w:sz w:val="19"/>
+                <w:sz w:val="18"/>
+              </w:rPr>
+            </w:r>
+            <w:r>
+              <w:rPr>
+                <w:b w:val="0"/>
+                <w:sz w:val="18"/>
               </w:rPr>
               <w:t>sakko</w:t>
             </w:r>
@@ -1586,12 +1728,15 @@
             <w:tcW w:type="dxa" w:w="3213"/>
           </w:tcPr>
           <w:p>
-            <w:pPr>
-              <w:spacing w:after="20"/>
-            </w:pPr>
             <w:r>
               <w:rPr>
-                <w:sz w:val="19"/>
+                <w:sz w:val="18"/>
+              </w:rPr>
+            </w:r>
+            <w:r>
+              <w:rPr>
+                <w:b w:val="0"/>
+                <w:sz w:val="18"/>
               </w:rPr>
               <w:t>堪能／有能力</w:t>
             </w:r>
@@ -1602,12 +1747,15 @@
             <w:tcW w:type="dxa" w:w="3213"/>
           </w:tcPr>
           <w:p>
-            <w:pPr>
-              <w:spacing w:after="20"/>
-            </w:pPr>
             <w:r>
               <w:rPr>
-                <w:sz w:val="19"/>
+                <w:sz w:val="18"/>
+              </w:rPr>
+            </w:r>
+            <w:r>
+              <w:rPr>
+                <w:b w:val="0"/>
+                <w:sz w:val="18"/>
               </w:rPr>
               <w:t>住阿兰若的比库想要住于"证知寂静的境界"……即拥有第二、第四精勤支</w:t>
             </w:r>
@@ -1618,15 +1766,18 @@
         <w:tc>
           <w:tcPr>
             <w:tcW w:type="dxa" w:w="3213"/>
-            <w:shd w:val="clear" w:color="auto" w:fill="F2F2F2"/>
+            <w:shd w:val="clear" w:fill="F2F5FA"/>
           </w:tcPr>
           <w:p>
-            <w:pPr>
-              <w:spacing w:after="20"/>
-            </w:pPr>
             <w:r>
               <w:rPr>
-                <w:sz w:val="19"/>
+                <w:sz w:val="18"/>
+              </w:rPr>
+            </w:r>
+            <w:r>
+              <w:rPr>
+                <w:b w:val="0"/>
+                <w:sz w:val="18"/>
               </w:rPr>
               <w:t>ujū / sūjū</w:t>
             </w:r>
@@ -1635,15 +1786,18 @@
         <w:tc>
           <w:tcPr>
             <w:tcW w:type="dxa" w:w="3213"/>
-            <w:shd w:val="clear" w:color="auto" w:fill="F2F2F2"/>
+            <w:shd w:val="clear" w:fill="F2F5FA"/>
           </w:tcPr>
           <w:p>
-            <w:pPr>
-              <w:spacing w:after="20"/>
-            </w:pPr>
             <w:r>
               <w:rPr>
-                <w:sz w:val="19"/>
+                <w:sz w:val="18"/>
+              </w:rPr>
+            </w:r>
+            <w:r>
+              <w:rPr>
+                <w:b w:val="0"/>
+                <w:sz w:val="18"/>
               </w:rPr>
               <w:t>正直／善正直</w:t>
             </w:r>
@@ -1652,15 +1806,18 @@
         <w:tc>
           <w:tcPr>
             <w:tcW w:type="dxa" w:w="3213"/>
-            <w:shd w:val="clear" w:color="auto" w:fill="F2F2F2"/>
+            <w:shd w:val="clear" w:fill="F2F5FA"/>
           </w:tcPr>
           <w:p>
-            <w:pPr>
-              <w:spacing w:after="20"/>
-            </w:pPr>
             <w:r>
               <w:rPr>
-                <w:sz w:val="19"/>
+                <w:sz w:val="18"/>
+              </w:rPr>
+            </w:r>
+            <w:r>
+              <w:rPr>
+                <w:b w:val="0"/>
+                <w:sz w:val="18"/>
               </w:rPr>
               <w:t>—</w:t>
             </w:r>
@@ -1673,12 +1830,15 @@
             <w:tcW w:type="dxa" w:w="3213"/>
           </w:tcPr>
           <w:p>
-            <w:pPr>
-              <w:spacing w:after="20"/>
-            </w:pPr>
             <w:r>
               <w:rPr>
-                <w:sz w:val="19"/>
+                <w:sz w:val="18"/>
+              </w:rPr>
+            </w:r>
+            <w:r>
+              <w:rPr>
+                <w:b w:val="0"/>
+                <w:sz w:val="18"/>
               </w:rPr>
               <w:t>suvaco</w:t>
             </w:r>
@@ -1689,12 +1849,15 @@
             <w:tcW w:type="dxa" w:w="3213"/>
           </w:tcPr>
           <w:p>
-            <w:pPr>
-              <w:spacing w:after="20"/>
-            </w:pPr>
             <w:r>
               <w:rPr>
-                <w:sz w:val="19"/>
+                <w:sz w:val="18"/>
+              </w:rPr>
+            </w:r>
+            <w:r>
+              <w:rPr>
+                <w:b w:val="0"/>
+                <w:sz w:val="18"/>
               </w:rPr>
               <w:t>易受劝</w:t>
             </w:r>
@@ -1705,12 +1868,15 @@
             <w:tcW w:type="dxa" w:w="3213"/>
           </w:tcPr>
           <w:p>
-            <w:pPr>
-              <w:spacing w:after="20"/>
-            </w:pPr>
             <w:r>
               <w:rPr>
-                <w:sz w:val="19"/>
+                <w:sz w:val="18"/>
+              </w:rPr>
+            </w:r>
+            <w:r>
+              <w:rPr>
+                <w:b w:val="0"/>
+                <w:sz w:val="18"/>
               </w:rPr>
               <w:t>—</w:t>
             </w:r>
@@ -1721,15 +1887,18 @@
         <w:tc>
           <w:tcPr>
             <w:tcW w:type="dxa" w:w="3213"/>
-            <w:shd w:val="clear" w:color="auto" w:fill="F2F2F2"/>
+            <w:shd w:val="clear" w:fill="F2F5FA"/>
           </w:tcPr>
           <w:p>
-            <w:pPr>
-              <w:spacing w:after="20"/>
-            </w:pPr>
             <w:r>
               <w:rPr>
-                <w:sz w:val="19"/>
+                <w:sz w:val="18"/>
+              </w:rPr>
+            </w:r>
+            <w:r>
+              <w:rPr>
+                <w:b w:val="0"/>
+                <w:sz w:val="18"/>
               </w:rPr>
               <w:t>mudu</w:t>
             </w:r>
@@ -1738,15 +1907,18 @@
         <w:tc>
           <w:tcPr>
             <w:tcW w:type="dxa" w:w="3213"/>
-            <w:shd w:val="clear" w:color="auto" w:fill="F2F2F2"/>
+            <w:shd w:val="clear" w:fill="F2F5FA"/>
           </w:tcPr>
           <w:p>
-            <w:pPr>
-              <w:spacing w:after="20"/>
-            </w:pPr>
             <w:r>
               <w:rPr>
-                <w:sz w:val="19"/>
+                <w:sz w:val="18"/>
+              </w:rPr>
+            </w:r>
+            <w:r>
+              <w:rPr>
+                <w:b w:val="0"/>
+                <w:sz w:val="18"/>
               </w:rPr>
               <w:t>柔和</w:t>
             </w:r>
@@ -1755,15 +1927,18 @@
         <w:tc>
           <w:tcPr>
             <w:tcW w:type="dxa" w:w="3213"/>
-            <w:shd w:val="clear" w:color="auto" w:fill="F2F2F2"/>
+            <w:shd w:val="clear" w:fill="F2F5FA"/>
           </w:tcPr>
           <w:p>
-            <w:pPr>
-              <w:spacing w:after="20"/>
-            </w:pPr>
             <w:r>
               <w:rPr>
-                <w:sz w:val="19"/>
+                <w:sz w:val="18"/>
+              </w:rPr>
+            </w:r>
+            <w:r>
+              <w:rPr>
+                <w:b w:val="0"/>
+                <w:sz w:val="18"/>
               </w:rPr>
               <w:t>—</w:t>
             </w:r>
@@ -1776,12 +1951,15 @@
             <w:tcW w:type="dxa" w:w="3213"/>
           </w:tcPr>
           <w:p>
-            <w:pPr>
-              <w:spacing w:after="20"/>
-            </w:pPr>
             <w:r>
               <w:rPr>
-                <w:sz w:val="19"/>
+                <w:sz w:val="18"/>
+              </w:rPr>
+            </w:r>
+            <w:r>
+              <w:rPr>
+                <w:b w:val="0"/>
+                <w:sz w:val="18"/>
               </w:rPr>
               <w:t>anatimānī</w:t>
             </w:r>
@@ -1792,12 +1970,15 @@
             <w:tcW w:type="dxa" w:w="3213"/>
           </w:tcPr>
           <w:p>
-            <w:pPr>
-              <w:spacing w:after="20"/>
-            </w:pPr>
             <w:r>
               <w:rPr>
-                <w:sz w:val="19"/>
+                <w:sz w:val="18"/>
+              </w:rPr>
+            </w:r>
+            <w:r>
+              <w:rPr>
+                <w:b w:val="0"/>
+                <w:sz w:val="18"/>
               </w:rPr>
               <w:t>不骄慢</w:t>
             </w:r>
@@ -1808,12 +1989,15 @@
             <w:tcW w:type="dxa" w:w="3213"/>
           </w:tcPr>
           <w:p>
-            <w:pPr>
-              <w:spacing w:after="20"/>
-            </w:pPr>
             <w:r>
               <w:rPr>
-                <w:sz w:val="19"/>
+                <w:sz w:val="18"/>
+              </w:rPr>
+            </w:r>
+            <w:r>
+              <w:rPr>
+                <w:b w:val="0"/>
+                <w:sz w:val="18"/>
               </w:rPr>
               <w:t>—</w:t>
             </w:r>
@@ -1824,7 +2008,7 @@
     <w:p>
       <w:r>
         <w:rPr>
-          <w:sz w:val="21"/>
+          <w:b w:val="0"/>
         </w:rPr>
         <w:t>（正精进：已生善法令增长、未生善法令生起，已生不善令断除、未生不善令不生。）</w:t>
       </w:r>
@@ -1833,13 +2017,12 @@
       <w:r>
         <w:rPr>
           <w:b/>
-          <w:sz w:val="21"/>
         </w:rPr>
         <w:t>★核心段落（必读）</w:t>
       </w:r>
       <w:r>
         <w:rPr>
-          <w:sz w:val="21"/>
+          <w:b w:val="0"/>
         </w:rPr>
         <w:t>【本周朗读段】</w:t>
       </w:r>
@@ -1847,255 +2030,197 @@
     <w:p>
       <w:r>
         <w:rPr>
-          <w:sz w:val="21"/>
+          <w:b w:val="0"/>
         </w:rPr>
         <w:t>系列最后一句总结（素质10课件）：</w:t>
       </w:r>
     </w:p>
     <w:p>
       <w:pPr>
-        <w:spacing w:before="40" w:after="80"/>
-        <w:ind w:left="283"/>
-        <w:shd w:val="clear" w:color="auto" w:fill="EEF2F8"/>
+        <w:ind w:left="170"/>
         <w:pBdr>
-          <w:left w:val="single" w:sz="20" w:space="6" w:color="1F3864"/>
+          <w:left w:val="single" w:sz="18" w:space="4" w:color="1F3864"/>
         </w:pBdr>
+        <w:shd w:val="clear" w:fill="F2F5FA"/>
       </w:pPr>
       <w:r>
         <w:rPr>
-          <w:sz w:val="20"/>
+          <w:b w:val="0"/>
         </w:rPr>
         <w:t>如果一个僧团想要安稳、进步，每个成员都能有良好的僧格培育，我们应该怎么做呢？——依着《应作慈爱经》的十五种素质去检验自己，然后去实行、提升自己的素质。</w:t>
       </w:r>
     </w:p>
     <w:p>
       <w:pPr>
-        <w:spacing w:before="40" w:after="80"/>
-        <w:ind w:left="283"/>
-        <w:shd w:val="clear" w:color="auto" w:fill="EEF2F8"/>
+        <w:ind w:left="170"/>
         <w:pBdr>
-          <w:left w:val="single" w:sz="20" w:space="6" w:color="1F3864"/>
+          <w:left w:val="single" w:sz="18" w:space="4" w:color="1F3864"/>
         </w:pBdr>
+        <w:shd w:val="clear" w:fill="F2F5FA"/>
       </w:pPr>
       <w:r>
         <w:rPr>
-          <w:sz w:val="20"/>
+          <w:b w:val="0"/>
         </w:rPr>
         <w:t>💡 主持人注意：这十五种素质在《慈经》里排在修"愿众生快乐"之前，所以被称为"慈前分"——慈心不是从念祝福语开始的，而是从做人素质开始的。可以请大家对照着念一遍，看看哪一条对自己最有挑战。</w:t>
       </w:r>
     </w:p>
     <w:p>
-      <w:pPr>
-        <w:spacing w:before="120" w:after="80"/>
-      </w:pPr>
       <w:r>
         <w:rPr>
-          <w:rFonts w:ascii="Microsoft YaHei" w:hAnsi="Microsoft YaHei" w:eastAsia="Microsoft YaHei"/>
           <w:b/>
           <w:color w:val="1F3864"/>
-          <w:sz w:val="25"/>
+          <w:sz w:val="23"/>
         </w:rPr>
         <w:t>原文材料②：慈巴拉密——慈心是第九种圆满</w:t>
       </w:r>
     </w:p>
     <w:p>
       <w:pPr>
-        <w:spacing w:before="40" w:after="80"/>
-        <w:ind w:left="283"/>
-        <w:shd w:val="clear" w:color="auto" w:fill="EEF2F8"/>
+        <w:ind w:left="170"/>
         <w:pBdr>
-          <w:left w:val="single" w:sz="20" w:space="6" w:color="1F3864"/>
+          <w:left w:val="single" w:sz="18" w:space="4" w:color="1F3864"/>
         </w:pBdr>
+        <w:shd w:val="clear" w:fill="F2F5FA"/>
       </w:pPr>
       <w:r>
         <w:rPr>
           <w:b/>
-          <w:sz w:val="20"/>
         </w:rPr>
         <w:t>段落优先级</w:t>
       </w:r>
       <w:r>
         <w:rPr>
-          <w:sz w:val="20"/>
+          <w:b w:val="0"/>
         </w:rPr>
         <w:t>：★核心必读（时间不够时只读这段）｜◈可选（时间富余时读）</w:t>
       </w:r>
     </w:p>
     <w:p>
       <w:pPr>
-        <w:ind w:left="340"/>
+        <w:pStyle w:val="ListBullet"/>
       </w:pPr>
       <w:r>
         <w:rPr>
-          <w:color w:val="1F3864"/>
-          <w:sz w:val="21"/>
-        </w:rPr>
-        <w:t xml:space="preserve">• </w:t>
-      </w:r>
-      <w:r>
-        <w:rPr>
           <w:b/>
-          <w:sz w:val="21"/>
         </w:rPr>
         <w:t>标题</w:t>
       </w:r>
       <w:r>
         <w:rPr>
-          <w:sz w:val="21"/>
+          <w:b w:val="0"/>
         </w:rPr>
         <w:t>：巴利三藏中的菩萨道思想12-真实巴拉密2、决意巴拉密、慈巴拉密1-古源尊者（课件）</w:t>
       </w:r>
     </w:p>
     <w:p>
       <w:pPr>
-        <w:ind w:left="340"/>
+        <w:pStyle w:val="ListBullet"/>
       </w:pPr>
       <w:r>
         <w:rPr>
-          <w:color w:val="1F3864"/>
-          <w:sz w:val="21"/>
-        </w:rPr>
-        <w:t xml:space="preserve">• </w:t>
-      </w:r>
-      <w:r>
-        <w:rPr>
           <w:b/>
-          <w:sz w:val="21"/>
         </w:rPr>
         <w:t>文件类型</w:t>
       </w:r>
       <w:r>
         <w:rPr>
-          <w:sz w:val="21"/>
+          <w:b w:val="0"/>
         </w:rPr>
         <w:t>：PDF课件（文字版）</w:t>
       </w:r>
     </w:p>
     <w:p>
       <w:pPr>
-        <w:ind w:left="340"/>
+        <w:pStyle w:val="ListBullet"/>
       </w:pPr>
       <w:r>
         <w:rPr>
-          <w:color w:val="1F3864"/>
-          <w:sz w:val="21"/>
-        </w:rPr>
-        <w:t xml:space="preserve">• </w:t>
-      </w:r>
-      <w:r>
-        <w:rPr>
           <w:b/>
-          <w:sz w:val="21"/>
         </w:rPr>
         <w:t>知识库出处</w:t>
       </w:r>
       <w:r>
         <w:rPr>
-          <w:sz w:val="21"/>
+          <w:b w:val="0"/>
         </w:rPr>
         <w:t>：知识库「古源尊者开示及上座部佛教资料」</w:t>
       </w:r>
     </w:p>
     <w:p>
       <w:pPr>
-        <w:ind w:left="340"/>
+        <w:pStyle w:val="ListBullet"/>
       </w:pPr>
       <w:r>
         <w:rPr>
-          <w:color w:val="1F3864"/>
-          <w:sz w:val="21"/>
-        </w:rPr>
-        <w:t xml:space="preserve">• </w:t>
-      </w:r>
-      <w:r>
-        <w:rPr>
           <w:b/>
-          <w:sz w:val="21"/>
         </w:rPr>
         <w:t>media_id</w:t>
       </w:r>
       <w:r>
         <w:rPr>
-          <w:sz w:val="21"/>
+          <w:b w:val="0"/>
         </w:rPr>
-        <w:t>：`pdf_d0dd1c0cd17209afe241ece24bf6b7b4_98fbad78198d362fea99a571170d38f27439961422831605`</w:t>
+        <w:t>：pdf_d0dd1c0cd17209afe241ece24bf6b7b4_98fbad78198d362fea99a571170d38f27439961422831605</w:t>
       </w:r>
     </w:p>
     <w:p>
       <w:pPr>
-        <w:ind w:left="340"/>
+        <w:pStyle w:val="ListBullet"/>
       </w:pPr>
       <w:r>
         <w:rPr>
-          <w:color w:val="1F3864"/>
-          <w:sz w:val="21"/>
-        </w:rPr>
-        <w:t xml:space="preserve">• </w:t>
-      </w:r>
-      <w:r>
-        <w:rPr>
           <w:b/>
-          <w:sz w:val="21"/>
         </w:rPr>
         <w:t>打开方式</w:t>
       </w:r>
       <w:r>
         <w:rPr>
-          <w:sz w:val="21"/>
+          <w:b w:val="0"/>
         </w:rPr>
         <w:t>：ima知识库搜索「菩萨道思想12 慈巴拉密」即可打开</w:t>
       </w:r>
     </w:p>
     <w:p>
       <w:pPr>
-        <w:ind w:left="340"/>
+        <w:pStyle w:val="ListBullet"/>
       </w:pPr>
       <w:r>
         <w:rPr>
-          <w:color w:val="1F3864"/>
-          <w:sz w:val="21"/>
-        </w:rPr>
-        <w:t xml:space="preserve">• </w:t>
-      </w:r>
-      <w:r>
-        <w:rPr>
           <w:b/>
-          <w:sz w:val="21"/>
         </w:rPr>
         <w:t>📌 系列分工</w:t>
       </w:r>
       <w:r>
         <w:rPr>
-          <w:sz w:val="21"/>
+          <w:b w:val="0"/>
         </w:rPr>
         <w:t>：十巴拉密的</w:t>
       </w:r>
       <w:r>
         <w:rPr>
           <w:b/>
-          <w:sz w:val="21"/>
         </w:rPr>
         <w:t>完整体系归读书会17《菩萨道思想》</w:t>
       </w:r>
       <w:r>
         <w:rPr>
-          <w:sz w:val="21"/>
+          <w:b w:val="0"/>
         </w:rPr>
         <w:t>，本周只读"慈巴拉密"部分</w:t>
       </w:r>
     </w:p>
     <w:p>
       <w:pPr>
-        <w:spacing w:before="40" w:after="80"/>
-        <w:ind w:left="283"/>
-        <w:shd w:val="clear" w:color="auto" w:fill="EEF2F8"/>
+        <w:ind w:left="170"/>
         <w:pBdr>
-          <w:left w:val="single" w:sz="20" w:space="6" w:color="1F3864"/>
+          <w:left w:val="single" w:sz="18" w:space="4" w:color="1F3864"/>
         </w:pBdr>
+        <w:shd w:val="clear" w:fill="F2F5FA"/>
       </w:pPr>
       <w:r>
         <w:rPr>
-          <w:sz w:val="20"/>
+          <w:b w:val="0"/>
         </w:rPr>
         <w:t>📎 以下为课件"慈巴拉密"章节原文（照录，未删改）：</w:t>
       </w:r>
@@ -2104,13 +2229,12 @@
       <w:r>
         <w:rPr>
           <w:b/>
-          <w:sz w:val="21"/>
         </w:rPr>
         <w:t>★核心段落（必读）</w:t>
       </w:r>
       <w:r>
         <w:rPr>
-          <w:sz w:val="21"/>
+          <w:b w:val="0"/>
         </w:rPr>
         <w:t>【本周朗读段】</w:t>
       </w:r>
@@ -2119,61 +2243,39 @@
       <w:r>
         <w:rPr>
           <w:b/>
-          <w:sz w:val="21"/>
         </w:rPr>
         <w:t>「慈爱」本质义</w:t>
       </w:r>
     </w:p>
     <w:p>
       <w:pPr>
-        <w:ind w:left="340"/>
+        <w:pStyle w:val="ListBullet"/>
       </w:pPr>
       <w:r>
         <w:rPr>
-          <w:color w:val="1F3864"/>
-          <w:sz w:val="21"/>
-        </w:rPr>
-        <w:t xml:space="preserve">• </w:t>
-      </w:r>
-      <w:r>
-        <w:rPr>
-          <w:sz w:val="21"/>
+          <w:b w:val="0"/>
         </w:rPr>
         <w:t>属无瞋心所。</w:t>
       </w:r>
     </w:p>
     <w:p>
       <w:pPr>
-        <w:ind w:left="340"/>
+        <w:pStyle w:val="ListBullet"/>
       </w:pPr>
       <w:r>
         <w:rPr>
-          <w:color w:val="1F3864"/>
-          <w:sz w:val="21"/>
-        </w:rPr>
-        <w:t xml:space="preserve">• </w:t>
-      </w:r>
-      <w:r>
-        <w:rPr>
-          <w:sz w:val="21"/>
+          <w:b w:val="0"/>
         </w:rPr>
         <w:t>如同「忍辱」本质义一样，并非所有的「无瞋」即是「忍辱」。就在对方侵犯之际，自己不起瞋而加以遏制，因此忍辱即是无瞋。</w:t>
       </w:r>
     </w:p>
     <w:p>
       <w:pPr>
-        <w:ind w:left="340"/>
+        <w:pStyle w:val="ListBullet"/>
       </w:pPr>
       <w:r>
         <w:rPr>
-          <w:color w:val="1F3864"/>
-          <w:sz w:val="21"/>
-        </w:rPr>
-        <w:t xml:space="preserve">• </w:t>
-      </w:r>
-      <w:r>
-        <w:rPr>
-          <w:sz w:val="21"/>
+          <w:b w:val="0"/>
         </w:rPr>
         <w:t>「慈爱」本质义亦复如是，期许「众生获益」之无瞋心所。</w:t>
       </w:r>
@@ -2181,7 +2283,7 @@
     <w:p>
       <w:r>
         <w:rPr>
-          <w:sz w:val="21"/>
+          <w:b w:val="0"/>
         </w:rPr>
         <w:t>慈是一个真正存在的胜义（paramattha）法。但在列举胜义法（即心、心所、色和涅槃）时，慈并没有被个别地列出来，因为它包括在无瞋心所（adosa-cetasika）中。无瞋心所的含义很广，而慈是无瞋心所的一部分。</w:t>
       </w:r>
@@ -2190,13 +2292,12 @@
       <w:r>
         <w:rPr>
           <w:b/>
-          <w:sz w:val="21"/>
         </w:rPr>
         <w:t>◈扩展段落（可选）</w:t>
       </w:r>
       <w:r>
         <w:rPr>
-          <w:sz w:val="21"/>
+          <w:b w:val="0"/>
         </w:rPr>
         <w:t>【默读／选读／延伸】</w:t>
       </w:r>
@@ -2205,7 +2306,6 @@
       <w:r>
         <w:rPr>
           <w:b/>
-          <w:sz w:val="21"/>
         </w:rPr>
         <w:t>依《慈经》来修慈的方法</w:t>
       </w:r>
@@ -2213,7 +2313,7 @@
     <w:p>
       <w:r>
         <w:rPr>
-          <w:sz w:val="21"/>
+          <w:b w:val="0"/>
         </w:rPr>
         <w:t>《慈经》是佛陀对五百位住林野比库开示的，在圣典结集时，这部经收录在《经集》（Sutta-nipāta）和《小诵》（Khuddaka-pāṭha）中。这部经一开始提到那些想修慈的人应具备的十五种德行。这十五种在巴利语中，即是大家所熟知的十五慈前分（mettā-pubbabhāga），也就是在修习慈爱之前所应具备的德行。</w:t>
       </w:r>
@@ -2222,44 +2322,86 @@
       <w:r>
         <w:rPr>
           <w:b/>
-          <w:sz w:val="21"/>
         </w:rPr>
         <w:t>528个慈爱</w:t>
       </w:r>
       <w:r>
         <w:rPr>
-          <w:sz w:val="21"/>
+          <w:b w:val="0"/>
         </w:rPr>
         <w:t>（与第5周《智慧之光》的算法一致）：</w:t>
       </w:r>
     </w:p>
     <w:p>
       <w:pPr>
-        <w:spacing w:before="40" w:after="80"/>
-        <w:ind w:left="283"/>
-        <w:shd w:val="clear" w:color="auto" w:fill="EEF2F8"/>
+        <w:ind w:left="170"/>
         <w:pBdr>
-          <w:left w:val="single" w:sz="20" w:space="6" w:color="1F3864"/>
+          <w:left w:val="single" w:sz="18" w:space="4" w:color="1F3864"/>
         </w:pBdr>
+        <w:shd w:val="clear" w:fill="F2F5FA"/>
       </w:pPr>
       <w:r>
         <w:rPr>
-          <w:sz w:val="20"/>
+          <w:b w:val="0"/>
         </w:rPr>
-        <w:t>5个无限制的慈爱 + 7个有限制的慈爱 = 12个慈爱。 12种慈爱 × 4种祝愿 = 48个慈爱。 48个慈爱 × 10方位 = 480个慈爱。 480个慈爱 + 不具方位的慈爱48个 = 528个慈爱。</w:t>
+        <w:t>5个无限制的慈爱 + 7个有限制的慈爱 = 12个慈爱。</w:t>
+      </w:r>
+    </w:p>
+    <w:p>
+      <w:pPr>
+        <w:ind w:left="170"/>
+        <w:pBdr>
+          <w:left w:val="single" w:sz="18" w:space="4" w:color="1F3864"/>
+        </w:pBdr>
+        <w:shd w:val="clear" w:fill="F2F5FA"/>
+      </w:pPr>
+      <w:r>
+        <w:rPr>
+          <w:b w:val="0"/>
+        </w:rPr>
+        <w:t>12种慈爱 × 4种祝愿 = 48个慈爱。</w:t>
+      </w:r>
+    </w:p>
+    <w:p>
+      <w:pPr>
+        <w:ind w:left="170"/>
+        <w:pBdr>
+          <w:left w:val="single" w:sz="18" w:space="4" w:color="1F3864"/>
+        </w:pBdr>
+        <w:shd w:val="clear" w:fill="F2F5FA"/>
+      </w:pPr>
+      <w:r>
+        <w:rPr>
+          <w:b w:val="0"/>
+        </w:rPr>
+        <w:t>48个慈爱 × 10方位 = 480个慈爱。</w:t>
+      </w:r>
+    </w:p>
+    <w:p>
+      <w:pPr>
+        <w:ind w:left="170"/>
+        <w:pBdr>
+          <w:left w:val="single" w:sz="18" w:space="4" w:color="1F3864"/>
+        </w:pBdr>
+        <w:shd w:val="clear" w:fill="F2F5FA"/>
+      </w:pPr>
+      <w:r>
+        <w:rPr>
+          <w:b w:val="0"/>
+        </w:rPr>
+        <w:t>480个慈爱 + 不具方位的慈爱48个 = 528个慈爱。</w:t>
       </w:r>
     </w:p>
     <w:p>
       <w:r>
         <w:rPr>
           <w:b/>
-          <w:sz w:val="21"/>
         </w:rPr>
         <w:t>★核心段落（必读）</w:t>
       </w:r>
       <w:r>
         <w:rPr>
-          <w:sz w:val="21"/>
+          <w:b w:val="0"/>
         </w:rPr>
         <w:t>【本周朗读段】</w:t>
       </w:r>
@@ -2268,45 +2410,57 @@
       <w:r>
         <w:rPr>
           <w:b/>
-          <w:sz w:val="21"/>
         </w:rPr>
         <w:t>《佛种姓经》——第九巴拉密</w:t>
       </w:r>
       <w:r>
         <w:rPr>
-          <w:sz w:val="21"/>
+          <w:b w:val="0"/>
         </w:rPr>
         <w:t>：</w:t>
       </w:r>
     </w:p>
     <w:p>
       <w:pPr>
-        <w:spacing w:before="40" w:after="80"/>
-        <w:ind w:left="283"/>
-        <w:shd w:val="clear" w:color="auto" w:fill="EEF2F8"/>
+        <w:ind w:left="170"/>
         <w:pBdr>
-          <w:left w:val="single" w:sz="20" w:space="6" w:color="1F3864"/>
+          <w:left w:val="single" w:sz="18" w:space="4" w:color="1F3864"/>
         </w:pBdr>
+        <w:shd w:val="clear" w:fill="F2F5FA"/>
       </w:pPr>
       <w:r>
         <w:rPr>
-          <w:sz w:val="20"/>
+          <w:b w:val="0"/>
         </w:rPr>
-        <w:t>Vicinanto tadā dakkhiṇaṃ navamaṃ mettāpāramiṃ; Pubbakehi mahesīhi, āsevitanisevitaṃ.</w:t>
+        <w:t>Vicinanto tadā dakkhiṇaṃ navamaṃ mettāpāramiṃ;</w:t>
       </w:r>
     </w:p>
     <w:p>
       <w:pPr>
-        <w:spacing w:before="40" w:after="80"/>
-        <w:ind w:left="283"/>
-        <w:shd w:val="clear" w:color="auto" w:fill="EEF2F8"/>
+        <w:ind w:left="170"/>
         <w:pBdr>
-          <w:left w:val="single" w:sz="20" w:space="6" w:color="1F3864"/>
+          <w:left w:val="single" w:sz="18" w:space="4" w:color="1F3864"/>
         </w:pBdr>
+        <w:shd w:val="clear" w:fill="F2F5FA"/>
       </w:pPr>
       <w:r>
         <w:rPr>
-          <w:sz w:val="20"/>
+          <w:b w:val="0"/>
+        </w:rPr>
+        <w:t>Pubbakehi mahesīhi, āsevitanisevitaṃ.</w:t>
+      </w:r>
+    </w:p>
+    <w:p>
+      <w:pPr>
+        <w:ind w:left="170"/>
+        <w:pBdr>
+          <w:left w:val="single" w:sz="18" w:space="4" w:color="1F3864"/>
+        </w:pBdr>
+        <w:shd w:val="clear" w:fill="F2F5FA"/>
+      </w:pPr>
+      <w:r>
+        <w:rPr>
+          <w:b w:val="0"/>
         </w:rPr>
         <w:t>此时，当我思索之际，观察到过去诸菩萨所数次依止之第九个「慈波罗密」。</w:t>
       </w:r>
@@ -2315,13 +2469,12 @@
       <w:r>
         <w:rPr>
           <w:b/>
-          <w:sz w:val="21"/>
         </w:rPr>
         <w:t>◈扩展段落（可选）</w:t>
       </w:r>
       <w:r>
         <w:rPr>
-          <w:sz w:val="21"/>
+          <w:b w:val="0"/>
         </w:rPr>
         <w:t>【默读／选读／延伸】</w:t>
       </w:r>
@@ -2329,185 +2482,138 @@
     <w:p>
       <w:r>
         <w:rPr>
-          <w:sz w:val="21"/>
+          <w:b w:val="0"/>
         </w:rPr>
         <w:t>慈爱：毕竟没有依依不舍之状态。即便两人相隔一个世界之遥远，因而不会心中悲伤难过。慈爱由于如此高洁殊妙之故，又称之为「梵住」。</w:t>
       </w:r>
     </w:p>
     <w:p>
       <w:pPr>
-        <w:spacing w:before="40" w:after="80"/>
-        <w:ind w:left="283"/>
-        <w:shd w:val="clear" w:color="auto" w:fill="EEF2F8"/>
+        <w:ind w:left="170"/>
         <w:pBdr>
-          <w:left w:val="single" w:sz="20" w:space="6" w:color="1F3864"/>
+          <w:left w:val="single" w:sz="18" w:space="4" w:color="1F3864"/>
         </w:pBdr>
+        <w:shd w:val="clear" w:fill="F2F5FA"/>
       </w:pPr>
       <w:r>
         <w:rPr>
-          <w:sz w:val="20"/>
+          <w:b w:val="0"/>
         </w:rPr>
         <w:t>💡 主持人注意：8周里我们一直在修的慈心，在菩萨道的体系里叫"慈巴拉密"——第九种圆满。不需要展开十巴拉密体系（那是读书会17的内容），只让大家知道：每周念的祝福语，就是一场漫长的圆满修行的一部分。</w:t>
       </w:r>
     </w:p>
     <w:p>
-      <w:pPr>
-        <w:spacing w:before="120" w:after="80"/>
-      </w:pPr>
       <w:r>
         <w:rPr>
-          <w:rFonts w:ascii="Microsoft YaHei" w:hAnsi="Microsoft YaHei" w:eastAsia="Microsoft YaHei"/>
           <w:b/>
           <w:color w:val="1F3864"/>
-          <w:sz w:val="25"/>
+          <w:sz w:val="23"/>
         </w:rPr>
         <w:t>原文材料③：总结回向——把慈心带进每一天</w:t>
       </w:r>
     </w:p>
     <w:p>
       <w:pPr>
-        <w:spacing w:before="40" w:after="80"/>
-        <w:ind w:left="283"/>
-        <w:shd w:val="clear" w:color="auto" w:fill="EEF2F8"/>
+        <w:ind w:left="170"/>
         <w:pBdr>
-          <w:left w:val="single" w:sz="20" w:space="6" w:color="1F3864"/>
+          <w:left w:val="single" w:sz="18" w:space="4" w:color="1F3864"/>
         </w:pBdr>
+        <w:shd w:val="clear" w:fill="F2F5FA"/>
       </w:pPr>
       <w:r>
         <w:rPr>
           <w:b/>
-          <w:sz w:val="20"/>
         </w:rPr>
         <w:t>段落优先级</w:t>
       </w:r>
       <w:r>
         <w:rPr>
-          <w:sz w:val="20"/>
+          <w:b w:val="0"/>
         </w:rPr>
         <w:t>：★核心必读（时间不够时只读这段）｜◈可选（时间富余时读）</w:t>
       </w:r>
     </w:p>
     <w:p>
       <w:pPr>
-        <w:ind w:left="340"/>
+        <w:pStyle w:val="ListBullet"/>
       </w:pPr>
       <w:r>
         <w:rPr>
-          <w:color w:val="1F3864"/>
-          <w:sz w:val="21"/>
-        </w:rPr>
-        <w:t xml:space="preserve">• </w:t>
-      </w:r>
-      <w:r>
-        <w:rPr>
           <w:b/>
-          <w:sz w:val="21"/>
         </w:rPr>
         <w:t>标题</w:t>
       </w:r>
       <w:r>
         <w:rPr>
-          <w:sz w:val="21"/>
+          <w:b w:val="0"/>
         </w:rPr>
         <w:t>：如来禅修学体系81·回向偈；天湖寺早晚课诵本·发愿文</w:t>
       </w:r>
     </w:p>
     <w:p>
       <w:pPr>
-        <w:ind w:left="340"/>
+        <w:pStyle w:val="ListBullet"/>
       </w:pPr>
       <w:r>
         <w:rPr>
-          <w:color w:val="1F3864"/>
-          <w:sz w:val="21"/>
-        </w:rPr>
-        <w:t xml:space="preserve">• </w:t>
-      </w:r>
-      <w:r>
-        <w:rPr>
           <w:b/>
-          <w:sz w:val="21"/>
         </w:rPr>
         <w:t>文件类型</w:t>
       </w:r>
       <w:r>
         <w:rPr>
-          <w:sz w:val="21"/>
+          <w:b w:val="0"/>
         </w:rPr>
         <w:t>：PDF课件／课诵本（文字版）</w:t>
       </w:r>
     </w:p>
     <w:p>
       <w:pPr>
-        <w:ind w:left="340"/>
+        <w:pStyle w:val="ListBullet"/>
       </w:pPr>
       <w:r>
         <w:rPr>
-          <w:color w:val="1F3864"/>
-          <w:sz w:val="21"/>
-        </w:rPr>
-        <w:t xml:space="preserve">• </w:t>
-      </w:r>
-      <w:r>
-        <w:rPr>
           <w:b/>
-          <w:sz w:val="21"/>
         </w:rPr>
         <w:t>知识库出处</w:t>
       </w:r>
       <w:r>
         <w:rPr>
-          <w:sz w:val="21"/>
+          <w:b w:val="0"/>
         </w:rPr>
         <w:t>：知识库「古源尊者开示及上座部佛教资料」</w:t>
       </w:r>
     </w:p>
     <w:p>
       <w:pPr>
-        <w:ind w:left="340"/>
+        <w:pStyle w:val="ListBullet"/>
       </w:pPr>
       <w:r>
         <w:rPr>
-          <w:color w:val="1F3864"/>
-          <w:sz w:val="21"/>
-        </w:rPr>
-        <w:t xml:space="preserve">• </w:t>
-      </w:r>
-      <w:r>
-        <w:rPr>
           <w:b/>
-          <w:sz w:val="21"/>
         </w:rPr>
         <w:t>media_id</w:t>
       </w:r>
       <w:r>
         <w:rPr>
-          <w:sz w:val="21"/>
+          <w:b w:val="0"/>
         </w:rPr>
-        <w:t>：`pdf_d0dd1c0cd17209afe241ece24bf6b7b4_697b9a684c6cbfe3f5f6a17ae60a4c957439961422831605`（回向偈）；`pdf_d0dd1c0cd17209afe241ece24bf6b7b4_6f25861a789aee54d314c7169431cab57439961422831605`（发愿文）</w:t>
+        <w:t>：pdf_d0dd1c0cd17209afe241ece24bf6b7b4_697b9a684c6cbfe3f5f6a17ae60a4c957439961422831605（回向偈）；pdf_d0dd1c0cd17209afe241ece24bf6b7b4_6f25861a789aee54d314c7169431cab57439961422831605（发愿文）</w:t>
       </w:r>
     </w:p>
     <w:p>
       <w:pPr>
-        <w:ind w:left="340"/>
+        <w:pStyle w:val="ListBullet"/>
       </w:pPr>
       <w:r>
         <w:rPr>
-          <w:color w:val="1F3864"/>
-          <w:sz w:val="21"/>
-        </w:rPr>
-        <w:t xml:space="preserve">• </w:t>
-      </w:r>
-      <w:r>
-        <w:rPr>
           <w:b/>
-          <w:sz w:val="21"/>
         </w:rPr>
         <w:t>打开方式</w:t>
       </w:r>
       <w:r>
         <w:rPr>
-          <w:sz w:val="21"/>
+          <w:b w:val="0"/>
         </w:rPr>
         <w:t>：ima知识库搜索「如来禅修学体系81」「天湖寺早晚课诵本」即可打开</w:t>
       </w:r>
@@ -2516,13 +2622,12 @@
       <w:r>
         <w:rPr>
           <w:b/>
-          <w:sz w:val="21"/>
         </w:rPr>
         <w:t>★核心段落（必读）</w:t>
       </w:r>
       <w:r>
         <w:rPr>
-          <w:sz w:val="21"/>
+          <w:b w:val="0"/>
         </w:rPr>
         <w:t>【本周朗读段】</w:t>
       </w:r>
@@ -2531,44 +2636,146 @@
       <w:r>
         <w:rPr>
           <w:b/>
-          <w:sz w:val="21"/>
         </w:rPr>
         <w:t>回向偈（巴利原文+中文）</w:t>
       </w:r>
       <w:r>
         <w:rPr>
-          <w:sz w:val="21"/>
+          <w:b w:val="0"/>
         </w:rPr>
         <w:t>：</w:t>
       </w:r>
     </w:p>
     <w:p>
       <w:pPr>
-        <w:spacing w:before="40" w:after="80"/>
-        <w:ind w:left="283"/>
-        <w:shd w:val="clear" w:color="auto" w:fill="EEF2F8"/>
+        <w:ind w:left="170"/>
         <w:pBdr>
-          <w:left w:val="single" w:sz="20" w:space="6" w:color="1F3864"/>
+          <w:left w:val="single" w:sz="18" w:space="4" w:color="1F3864"/>
         </w:pBdr>
+        <w:shd w:val="clear" w:fill="F2F5FA"/>
       </w:pPr>
       <w:r>
         <w:rPr>
-          <w:sz w:val="20"/>
+          <w:b w:val="0"/>
         </w:rPr>
-        <w:t>Idaṃ me puññaṃ āsavakkhayāvahaṃ hotu. 愿我此功德 导向诸漏尽 Idaṃ me puññaṃ nibbānassa paccayo hotu. 愿我此功德 为证涅槃缘 Mama puñña-bhāgaṃ sabba-sattānaṃ bhājemi. 我此功德分 回向诸有情 te sabbe me samaṃ puñña-bhāgaṃ labhantu. 愿彼等一切 同得功德分</w:t>
+        <w:t>Idaṃ me puññaṃ āsavakkhayāvahaṃ hotu.</w:t>
+      </w:r>
+    </w:p>
+    <w:p>
+      <w:pPr>
+        <w:ind w:left="170"/>
+        <w:pBdr>
+          <w:left w:val="single" w:sz="18" w:space="4" w:color="1F3864"/>
+        </w:pBdr>
+        <w:shd w:val="clear" w:fill="F2F5FA"/>
+      </w:pPr>
+      <w:r>
+        <w:rPr>
+          <w:b w:val="0"/>
+        </w:rPr>
+        <w:t>愿我此功德 导向诸漏尽</w:t>
+      </w:r>
+    </w:p>
+    <w:p>
+      <w:pPr>
+        <w:ind w:left="170"/>
+        <w:pBdr>
+          <w:left w:val="single" w:sz="18" w:space="4" w:color="1F3864"/>
+        </w:pBdr>
+        <w:shd w:val="clear" w:fill="F2F5FA"/>
+      </w:pPr>
+      <w:r>
+        <w:rPr>
+          <w:b w:val="0"/>
+        </w:rPr>
+        <w:t>Idaṃ me puññaṃ nibbānassa paccayo hotu.</w:t>
+      </w:r>
+    </w:p>
+    <w:p>
+      <w:pPr>
+        <w:ind w:left="170"/>
+        <w:pBdr>
+          <w:left w:val="single" w:sz="18" w:space="4" w:color="1F3864"/>
+        </w:pBdr>
+        <w:shd w:val="clear" w:fill="F2F5FA"/>
+      </w:pPr>
+      <w:r>
+        <w:rPr>
+          <w:b w:val="0"/>
+        </w:rPr>
+        <w:t>愿我此功德 为证涅槃缘</w:t>
+      </w:r>
+    </w:p>
+    <w:p>
+      <w:pPr>
+        <w:ind w:left="170"/>
+        <w:pBdr>
+          <w:left w:val="single" w:sz="18" w:space="4" w:color="1F3864"/>
+        </w:pBdr>
+        <w:shd w:val="clear" w:fill="F2F5FA"/>
+      </w:pPr>
+      <w:r>
+        <w:rPr>
+          <w:b w:val="0"/>
+        </w:rPr>
+        <w:t>Mama puñña-bhāgaṃ sabba-sattānaṃ bhājemi.</w:t>
+      </w:r>
+    </w:p>
+    <w:p>
+      <w:pPr>
+        <w:ind w:left="170"/>
+        <w:pBdr>
+          <w:left w:val="single" w:sz="18" w:space="4" w:color="1F3864"/>
+        </w:pBdr>
+        <w:shd w:val="clear" w:fill="F2F5FA"/>
+      </w:pPr>
+      <w:r>
+        <w:rPr>
+          <w:b w:val="0"/>
+        </w:rPr>
+        <w:t>我此功德分 回向诸有情</w:t>
+      </w:r>
+    </w:p>
+    <w:p>
+      <w:pPr>
+        <w:ind w:left="170"/>
+        <w:pBdr>
+          <w:left w:val="single" w:sz="18" w:space="4" w:color="1F3864"/>
+        </w:pBdr>
+        <w:shd w:val="clear" w:fill="F2F5FA"/>
+      </w:pPr>
+      <w:r>
+        <w:rPr>
+          <w:b w:val="0"/>
+        </w:rPr>
+        <w:t>te sabbe me samaṃ puñña-bhāgaṃ labhantu.</w:t>
+      </w:r>
+    </w:p>
+    <w:p>
+      <w:pPr>
+        <w:ind w:left="170"/>
+        <w:pBdr>
+          <w:left w:val="single" w:sz="18" w:space="4" w:color="1F3864"/>
+        </w:pBdr>
+        <w:shd w:val="clear" w:fill="F2F5FA"/>
+      </w:pPr>
+      <w:r>
+        <w:rPr>
+          <w:b w:val="0"/>
+        </w:rPr>
+        <w:t>愿彼等一切 同得功德分</w:t>
       </w:r>
     </w:p>
     <w:p>
       <w:r>
         <w:rPr>
           <w:b/>
-          <w:sz w:val="21"/>
         </w:rPr>
         <w:t>◈扩展段落（可选）</w:t>
       </w:r>
       <w:r>
         <w:rPr>
-          <w:sz w:val="21"/>
+          <w:b w:val="0"/>
         </w:rPr>
         <w:t>【默读／选读／延伸】</w:t>
       </w:r>
@@ -2577,59 +2784,187 @@
       <w:r>
         <w:rPr>
           <w:b/>
-          <w:sz w:val="21"/>
         </w:rPr>
         <w:t>发愿文（天湖寺晚课·每日发愿）——8周之后，把慈心带进每一天</w:t>
       </w:r>
       <w:r>
         <w:rPr>
-          <w:sz w:val="21"/>
+          <w:b w:val="0"/>
         </w:rPr>
         <w:t>：</w:t>
       </w:r>
     </w:p>
     <w:p>
       <w:pPr>
-        <w:spacing w:before="40" w:after="80"/>
-        <w:ind w:left="283"/>
-        <w:shd w:val="clear" w:color="auto" w:fill="EEF2F8"/>
+        <w:ind w:left="170"/>
         <w:pBdr>
-          <w:left w:val="single" w:sz="20" w:space="6" w:color="1F3864"/>
+          <w:left w:val="single" w:sz="18" w:space="4" w:color="1F3864"/>
         </w:pBdr>
+        <w:shd w:val="clear" w:fill="F2F5FA"/>
       </w:pPr>
       <w:r>
         <w:rPr>
-          <w:sz w:val="20"/>
+          <w:b w:val="0"/>
         </w:rPr>
-        <w:t>Idaṃ me ñātīnaṃ hotu, sukhitā hontu ñātayo! （x3） 愿此为我亲，愿诸亲快乐！（三遍） Iminā puñña-kammena, mā me bāla-samāgamo, 以此功德业，我不遇愚人， Sataṃ samāgamo hotu, yāvanibbāna-pattiyā! （x3） 愿会遇善士，直到证涅槃！（三遍） Idaṃ me puñña-kammaṃ, āsavakkhayāvahaṃ hotu. （x3） 愿我此德行，导向诸漏尽！（三遍） Sabba dukkha pamuccatu! 愿解脱一切苦！</w:t>
+        <w:t>Idaṃ me ñātīnaṃ hotu, sukhitā hontu ñātayo! （x3）</w:t>
       </w:r>
     </w:p>
     <w:p>
       <w:pPr>
-        <w:spacing w:before="40" w:after="80"/>
-        <w:ind w:left="283"/>
-        <w:shd w:val="clear" w:color="auto" w:fill="EEF2F8"/>
+        <w:ind w:left="170"/>
         <w:pBdr>
-          <w:left w:val="single" w:sz="20" w:space="6" w:color="1F3864"/>
+          <w:left w:val="single" w:sz="18" w:space="4" w:color="1F3864"/>
         </w:pBdr>
+        <w:shd w:val="clear" w:fill="F2F5FA"/>
       </w:pPr>
       <w:r>
         <w:rPr>
-          <w:sz w:val="20"/>
+          <w:b w:val="0"/>
+        </w:rPr>
+        <w:t>愿此为我亲，愿诸亲快乐！（三遍）</w:t>
+      </w:r>
+    </w:p>
+    <w:p>
+      <w:pPr>
+        <w:ind w:left="170"/>
+        <w:pBdr>
+          <w:left w:val="single" w:sz="18" w:space="4" w:color="1F3864"/>
+        </w:pBdr>
+        <w:shd w:val="clear" w:fill="F2F5FA"/>
+      </w:pPr>
+      <w:r>
+        <w:rPr>
+          <w:b w:val="0"/>
+        </w:rPr>
+        <w:t>Iminā puñña-kammena, mā me bāla-samāgamo,</w:t>
+      </w:r>
+    </w:p>
+    <w:p>
+      <w:pPr>
+        <w:ind w:left="170"/>
+        <w:pBdr>
+          <w:left w:val="single" w:sz="18" w:space="4" w:color="1F3864"/>
+        </w:pBdr>
+        <w:shd w:val="clear" w:fill="F2F5FA"/>
+      </w:pPr>
+      <w:r>
+        <w:rPr>
+          <w:b w:val="0"/>
+        </w:rPr>
+        <w:t>以此功德业，我不遇愚人，</w:t>
+      </w:r>
+    </w:p>
+    <w:p>
+      <w:pPr>
+        <w:ind w:left="170"/>
+        <w:pBdr>
+          <w:left w:val="single" w:sz="18" w:space="4" w:color="1F3864"/>
+        </w:pBdr>
+        <w:shd w:val="clear" w:fill="F2F5FA"/>
+      </w:pPr>
+      <w:r>
+        <w:rPr>
+          <w:b w:val="0"/>
+        </w:rPr>
+        <w:t>Sataṃ samāgamo hotu, yāvanibbāna-pattiyā! （x3）</w:t>
+      </w:r>
+    </w:p>
+    <w:p>
+      <w:pPr>
+        <w:ind w:left="170"/>
+        <w:pBdr>
+          <w:left w:val="single" w:sz="18" w:space="4" w:color="1F3864"/>
+        </w:pBdr>
+        <w:shd w:val="clear" w:fill="F2F5FA"/>
+      </w:pPr>
+      <w:r>
+        <w:rPr>
+          <w:b w:val="0"/>
+        </w:rPr>
+        <w:t>愿会遇善士，直到证涅槃！（三遍）</w:t>
+      </w:r>
+    </w:p>
+    <w:p>
+      <w:pPr>
+        <w:ind w:left="170"/>
+        <w:pBdr>
+          <w:left w:val="single" w:sz="18" w:space="4" w:color="1F3864"/>
+        </w:pBdr>
+        <w:shd w:val="clear" w:fill="F2F5FA"/>
+      </w:pPr>
+      <w:r>
+        <w:rPr>
+          <w:b w:val="0"/>
+        </w:rPr>
+        <w:t>Idaṃ me puñña-kammaṃ, āsavakkhayāvahaṃ hotu. （x3）</w:t>
+      </w:r>
+    </w:p>
+    <w:p>
+      <w:pPr>
+        <w:ind w:left="170"/>
+        <w:pBdr>
+          <w:left w:val="single" w:sz="18" w:space="4" w:color="1F3864"/>
+        </w:pBdr>
+        <w:shd w:val="clear" w:fill="F2F5FA"/>
+      </w:pPr>
+      <w:r>
+        <w:rPr>
+          <w:b w:val="0"/>
+        </w:rPr>
+        <w:t>愿我此德行，导向诸漏尽！（三遍）</w:t>
+      </w:r>
+    </w:p>
+    <w:p>
+      <w:pPr>
+        <w:ind w:left="170"/>
+        <w:pBdr>
+          <w:left w:val="single" w:sz="18" w:space="4" w:color="1F3864"/>
+        </w:pBdr>
+        <w:shd w:val="clear" w:fill="F2F5FA"/>
+      </w:pPr>
+      <w:r>
+        <w:rPr>
+          <w:b w:val="0"/>
+        </w:rPr>
+        <w:t>Sabba dukkha pamuccatu!</w:t>
+      </w:r>
+    </w:p>
+    <w:p>
+      <w:pPr>
+        <w:ind w:left="170"/>
+        <w:pBdr>
+          <w:left w:val="single" w:sz="18" w:space="4" w:color="1F3864"/>
+        </w:pBdr>
+        <w:shd w:val="clear" w:fill="F2F5FA"/>
+      </w:pPr>
+      <w:r>
+        <w:rPr>
+          <w:b w:val="0"/>
+        </w:rPr>
+        <w:t>愿解脱一切苦！</w:t>
+      </w:r>
+    </w:p>
+    <w:p>
+      <w:pPr>
+        <w:ind w:left="170"/>
+        <w:pBdr>
+          <w:left w:val="single" w:sz="18" w:space="4" w:color="1F3864"/>
+        </w:pBdr>
+        <w:shd w:val="clear" w:fill="F2F5FA"/>
+      </w:pPr>
+      <w:r>
+        <w:rPr>
+          <w:b w:val="0"/>
         </w:rPr>
         <w:t>💡 主持人注意：共读到材料③即可自然衔接后面的"最后一次慈心练习"与"大回向"——本课的回向词就是从这段回向偈来的。</w:t>
       </w:r>
     </w:p>
     <w:p>
-      <w:pPr>
-        <w:spacing w:before="160" w:after="80"/>
-      </w:pPr>
       <w:r>
         <w:rPr>
-          <w:rFonts w:ascii="Microsoft YaHei" w:hAnsi="Microsoft YaHei" w:eastAsia="Microsoft YaHei"/>
           <w:b/>
           <w:color w:val="1F3864"/>
-          <w:sz w:val="28"/>
+          <w:sz w:val="26"/>
         </w:rPr>
         <w:t>💬 第一轮分享（20 min）</w:t>
       </w:r>
@@ -2638,43 +2973,52 @@
       <w:r>
         <w:rPr>
           <w:b/>
-          <w:sz w:val="21"/>
         </w:rPr>
         <w:t>主持人引导</w:t>
       </w:r>
       <w:r>
         <w:rPr>
-          <w:sz w:val="21"/>
+          <w:b w:val="0"/>
         </w:rPr>
         <w:t>：</w:t>
       </w:r>
     </w:p>
     <w:p>
       <w:pPr>
-        <w:spacing w:before="40" w:after="80"/>
-        <w:ind w:left="283"/>
-        <w:shd w:val="clear" w:color="auto" w:fill="EEF2F8"/>
+        <w:ind w:left="170"/>
         <w:pBdr>
-          <w:left w:val="single" w:sz="20" w:space="6" w:color="1F3864"/>
+          <w:left w:val="single" w:sz="18" w:space="4" w:color="1F3864"/>
         </w:pBdr>
+        <w:shd w:val="clear" w:fill="F2F5FA"/>
       </w:pPr>
       <w:r>
         <w:rPr>
-          <w:sz w:val="20"/>
+          <w:b w:val="0"/>
         </w:rPr>
-        <w:t>今天不按顺序也行，谁想先说都可以。请大家分享：这8周里，你最难忘的一次练习、或最触动你的一句话是什么？ （这一轮尽量不打断、不评论，让每个人说完。）</w:t>
+        <w:t>今天不按顺序也行，谁想先说都可以。请大家分享：这8周里，你最难忘的一次练习、或最触动你的一句话是什么？</w:t>
       </w:r>
     </w:p>
     <w:p>
       <w:pPr>
-        <w:spacing w:before="160" w:after="80"/>
+        <w:ind w:left="170"/>
+        <w:pBdr>
+          <w:left w:val="single" w:sz="18" w:space="4" w:color="1F3864"/>
+        </w:pBdr>
+        <w:shd w:val="clear" w:fill="F2F5FA"/>
       </w:pPr>
       <w:r>
         <w:rPr>
-          <w:rFonts w:ascii="Microsoft YaHei" w:hAnsi="Microsoft YaHei" w:eastAsia="Microsoft YaHei"/>
+          <w:b w:val="0"/>
+        </w:rPr>
+        <w:t>（这一轮尽量不打断、不评论，让每个人说完。）</w:t>
+      </w:r>
+    </w:p>
+    <w:p>
+      <w:r>
+        <w:rPr>
           <w:b/>
           <w:color w:val="1F3864"/>
-          <w:sz w:val="28"/>
+          <w:sz w:val="26"/>
         </w:rPr>
         <w:t>🎯 主题讨论（35 min）——深度回顾</w:t>
       </w:r>
@@ -2683,13 +3027,12 @@
       <w:r>
         <w:rPr>
           <w:b/>
-          <w:sz w:val="21"/>
         </w:rPr>
         <w:t>主持人引导</w:t>
       </w:r>
       <w:r>
         <w:rPr>
-          <w:sz w:val="21"/>
+          <w:b w:val="0"/>
         </w:rPr>
         <w:t>：朗读问题，让大家自由讨论。</w:t>
       </w:r>
@@ -2698,221 +3041,207 @@
       <w:r>
         <w:rPr>
           <w:b/>
-          <w:sz w:val="21"/>
         </w:rPr>
         <w:t>讨论问题（按优先级）</w:t>
       </w:r>
       <w:r>
         <w:rPr>
-          <w:sz w:val="21"/>
+          <w:b w:val="0"/>
         </w:rPr>
         <w:t>：</w:t>
       </w:r>
     </w:p>
     <w:p>
       <w:pPr>
-        <w:ind w:left="340"/>
+        <w:pStyle w:val="ListBullet"/>
       </w:pPr>
       <w:r>
         <w:rPr>
-          <w:color w:val="1F3864"/>
-          <w:sz w:val="21"/>
-        </w:rPr>
-        <w:t xml:space="preserve">• </w:t>
-      </w:r>
-      <w:r>
-        <w:rPr>
-          <w:sz w:val="21"/>
+          <w:b w:val="0"/>
         </w:rPr>
         <w:t>问题①（★必答，时间不够时只讨论这个）</w:t>
       </w:r>
     </w:p>
     <w:p>
       <w:pPr>
-        <w:ind w:left="340"/>
+        <w:pStyle w:val="ListBullet"/>
       </w:pPr>
       <w:r>
         <w:rPr>
-          <w:color w:val="1F3864"/>
-          <w:sz w:val="21"/>
-        </w:rPr>
-        <w:t xml:space="preserve">• </w:t>
-      </w:r>
-      <w:r>
-        <w:rPr>
-          <w:sz w:val="21"/>
+          <w:b w:val="0"/>
         </w:rPr>
         <w:t>问题②（◈选答）</w:t>
       </w:r>
     </w:p>
     <w:p>
       <w:pPr>
-        <w:ind w:left="340"/>
+        <w:pStyle w:val="ListBullet"/>
       </w:pPr>
       <w:r>
         <w:rPr>
-          <w:color w:val="1F3864"/>
-          <w:sz w:val="21"/>
-        </w:rPr>
-        <w:t xml:space="preserve">• </w:t>
-      </w:r>
-      <w:r>
-        <w:rPr>
-          <w:sz w:val="21"/>
+          <w:b w:val="0"/>
         </w:rPr>
         <w:t>问题③（◈选答，时间富余或大家感兴趣时讨论）</w:t>
       </w:r>
     </w:p>
     <w:p>
       <w:pPr>
-        <w:ind w:left="340"/>
+        <w:pStyle w:val="ListNumber"/>
       </w:pPr>
       <w:r>
         <w:rPr>
-          <w:b/>
-          <w:sz w:val="21"/>
-        </w:rPr>
-        <w:t xml:space="preserve">1. </w:t>
-      </w:r>
-      <w:r>
-        <w:rPr>
-          <w:sz w:val="21"/>
+          <w:b w:val="0"/>
         </w:rPr>
         <w:t>【问题①★必答】十五种素质里，哪一条对你最有挑战？（比如"不骄慢""易受劝""不做智者谴责的小事"）</w:t>
       </w:r>
     </w:p>
     <w:p>
       <w:pPr>
-        <w:ind w:left="340"/>
+        <w:pStyle w:val="ListNumber"/>
       </w:pPr>
       <w:r>
         <w:rPr>
-          <w:b/>
-          <w:sz w:val="21"/>
-        </w:rPr>
-        <w:t xml:space="preserve">2. </w:t>
-      </w:r>
-      <w:r>
-        <w:rPr>
-          <w:sz w:val="21"/>
+          <w:b w:val="0"/>
         </w:rPr>
         <w:t>【问题②◈选答】回看第一周，你对"慈心"的理解和现在有什么不同？</w:t>
       </w:r>
     </w:p>
     <w:p>
       <w:pPr>
-        <w:ind w:left="340"/>
+        <w:pStyle w:val="ListNumber"/>
       </w:pPr>
       <w:r>
         <w:rPr>
-          <w:b/>
-          <w:sz w:val="21"/>
-        </w:rPr>
-        <w:t xml:space="preserve">3. </w:t>
-      </w:r>
-      <w:r>
-        <w:rPr>
-          <w:sz w:val="21"/>
+          <w:b w:val="0"/>
         </w:rPr>
         <w:t>【问题③◈选答】这8周里，你生活中有没有因为练习慈心而"不一样"的时刻？（比如没那么容易生气、睡得更好了、对某个人放下了）</w:t>
       </w:r>
     </w:p>
     <w:p>
       <w:pPr>
-        <w:ind w:left="340"/>
+        <w:pStyle w:val="ListNumber"/>
       </w:pPr>
       <w:r>
         <w:rPr>
-          <w:b/>
-          <w:sz w:val="21"/>
-        </w:rPr>
-        <w:t xml:space="preserve">4. </w:t>
-      </w:r>
-      <w:r>
-        <w:rPr>
-          <w:sz w:val="21"/>
+          <w:b w:val="0"/>
         </w:rPr>
         <w:t>【问题④◈选答】如果让你用一句话向没参加过的人介绍"慈心禅"，你会说什么？</w:t>
       </w:r>
     </w:p>
     <w:p>
       <w:pPr>
-        <w:spacing w:before="40" w:after="80"/>
-        <w:ind w:left="283"/>
-        <w:shd w:val="clear" w:color="auto" w:fill="EEF2F8"/>
+        <w:ind w:left="170"/>
         <w:pBdr>
-          <w:left w:val="single" w:sz="20" w:space="6" w:color="1F3864"/>
+          <w:left w:val="single" w:sz="18" w:space="4" w:color="1F3864"/>
         </w:pBdr>
+        <w:shd w:val="clear" w:fill="F2F5FA"/>
       </w:pPr>
       <w:r>
         <w:rPr>
           <w:b/>
-          <w:sz w:val="20"/>
         </w:rPr>
         <w:t>分层追问</w:t>
       </w:r>
       <w:r>
         <w:rPr>
-          <w:sz w:val="20"/>
+          <w:b w:val="0"/>
         </w:rPr>
-        <w:t>（可视时间取用，由浅入深）： - 【现象】8周前后，你对自己「脾气」的观察有什么变化？ - 【影响】这份变化，影响到了你和谁的相处？ - 【应对】往后你打算怎么把慈心留在每一天？给自己定一个最小的习惯。</w:t>
+        <w:t>（可视时间取用，由浅入深）：</w:t>
       </w:r>
     </w:p>
     <w:p>
       <w:pPr>
-        <w:spacing w:before="160" w:after="80"/>
+        <w:ind w:left="170"/>
+        <w:pBdr>
+          <w:left w:val="single" w:sz="18" w:space="4" w:color="1F3864"/>
+        </w:pBdr>
+        <w:shd w:val="clear" w:fill="F2F5FA"/>
       </w:pPr>
       <w:r>
         <w:rPr>
-          <w:rFonts w:ascii="Microsoft YaHei" w:hAnsi="Microsoft YaHei" w:eastAsia="Microsoft YaHei"/>
+          <w:b w:val="0"/>
+        </w:rPr>
+        <w:t>- 【现象】8周前后，你对自己「脾气」的观察有什么变化？</w:t>
+      </w:r>
+    </w:p>
+    <w:p>
+      <w:pPr>
+        <w:ind w:left="170"/>
+        <w:pBdr>
+          <w:left w:val="single" w:sz="18" w:space="4" w:color="1F3864"/>
+        </w:pBdr>
+        <w:shd w:val="clear" w:fill="F2F5FA"/>
+      </w:pPr>
+      <w:r>
+        <w:rPr>
+          <w:b w:val="0"/>
+        </w:rPr>
+        <w:t>- 【影响】这份变化，影响到了你和谁的相处？</w:t>
+      </w:r>
+    </w:p>
+    <w:p>
+      <w:pPr>
+        <w:ind w:left="170"/>
+        <w:pBdr>
+          <w:left w:val="single" w:sz="18" w:space="4" w:color="1F3864"/>
+        </w:pBdr>
+        <w:shd w:val="clear" w:fill="F2F5FA"/>
+      </w:pPr>
+      <w:r>
+        <w:rPr>
+          <w:b w:val="0"/>
+        </w:rPr>
+        <w:t>- 【应对】往后你打算怎么把慈心留在每一天？给自己定一个最小的习惯。</w:t>
+      </w:r>
+    </w:p>
+    <w:p>
+      <w:r>
+        <w:rPr>
           <w:b/>
           <w:color w:val="1F3864"/>
-          <w:sz w:val="28"/>
+          <w:sz w:val="26"/>
         </w:rPr>
         <w:t>🧘 最后一次慈心练习（15 min）</w:t>
       </w:r>
     </w:p>
     <w:p>
       <w:pPr>
-        <w:spacing w:before="40" w:after="80"/>
-        <w:ind w:left="283"/>
-        <w:shd w:val="clear" w:color="auto" w:fill="EEF2F8"/>
+        <w:ind w:left="170"/>
         <w:pBdr>
-          <w:left w:val="single" w:sz="20" w:space="6" w:color="1F3864"/>
+          <w:left w:val="single" w:sz="18" w:space="4" w:color="1F3864"/>
         </w:pBdr>
+        <w:shd w:val="clear" w:fill="F2F5FA"/>
       </w:pPr>
       <w:r>
         <w:rPr>
-          <w:sz w:val="20"/>
+          <w:b w:val="0"/>
         </w:rPr>
         <w:t>⚠️ 主持人操作：照读完整引导词（综合8周所学，改编自古源尊者各讲开示与课件念诵文）。</w:t>
       </w:r>
     </w:p>
     <w:p>
       <w:pPr>
-        <w:spacing w:before="40" w:after="80"/>
-        <w:ind w:left="283"/>
-        <w:shd w:val="clear" w:color="auto" w:fill="EEF2F8"/>
+        <w:ind w:left="170"/>
         <w:pBdr>
-          <w:left w:val="single" w:sz="20" w:space="6" w:color="1F3864"/>
+          <w:left w:val="single" w:sz="18" w:space="4" w:color="1F3864"/>
         </w:pBdr>
+        <w:shd w:val="clear" w:fill="F2F5FA"/>
       </w:pPr>
       <w:r>
         <w:rPr>
-          <w:sz w:val="20"/>
+          <w:b w:val="0"/>
         </w:rPr>
         <w:t xml:space="preserve">⚠️ </w:t>
       </w:r>
       <w:r>
         <w:rPr>
           <w:b/>
-          <w:sz w:val="20"/>
         </w:rPr>
         <w:t>禅修禁忌提示</w:t>
       </w:r>
       <w:r>
         <w:rPr>
-          <w:sz w:val="20"/>
+          <w:b w:val="0"/>
         </w:rPr>
         <w:t>：若你正处在严重抑郁、焦虑、创伤后应激，或精神类疾病的发作／用药期，或正经历强烈的情绪危机，请先咨询医生或心理师，再决定是否练习；练习中若出现明显不适（如心悸、胸闷、情绪失控），请立即停止，睁开眼睛，把注意力放回呼吸与身体，必要时离场休息。</w:t>
       </w:r>
@@ -2921,169 +3250,152 @@
       <w:r>
         <w:rPr>
           <w:b/>
-          <w:sz w:val="21"/>
         </w:rPr>
         <w:t>引导词</w:t>
       </w:r>
       <w:r>
         <w:rPr>
-          <w:sz w:val="21"/>
+          <w:b w:val="0"/>
         </w:rPr>
         <w:t>：</w:t>
       </w:r>
     </w:p>
     <w:p>
       <w:pPr>
-        <w:spacing w:before="40" w:after="80"/>
-        <w:ind w:left="283"/>
-        <w:shd w:val="clear" w:color="auto" w:fill="EEF2F8"/>
+        <w:ind w:left="170"/>
         <w:pBdr>
-          <w:left w:val="single" w:sz="20" w:space="6" w:color="1F3864"/>
+          <w:left w:val="single" w:sz="18" w:space="4" w:color="1F3864"/>
         </w:pBdr>
+        <w:shd w:val="clear" w:fill="F2F5FA"/>
       </w:pPr>
       <w:r>
         <w:rPr>
-          <w:sz w:val="20"/>
+          <w:b w:val="0"/>
         </w:rPr>
         <w:t>坐好，闭上眼睛。先对自己：愿我没有怨敌，远离危难；愿我没有内心的痛苦；愿我没有身体的痛苦；愿我善业成就，保有快乐。（停顿）</w:t>
       </w:r>
     </w:p>
     <w:p>
       <w:pPr>
-        <w:spacing w:before="40" w:after="80"/>
-        <w:ind w:left="283"/>
-        <w:shd w:val="clear" w:color="auto" w:fill="EEF2F8"/>
+        <w:ind w:left="170"/>
         <w:pBdr>
-          <w:left w:val="single" w:sz="20" w:space="6" w:color="1F3864"/>
+          <w:left w:val="single" w:sz="18" w:space="4" w:color="1F3864"/>
         </w:pBdr>
+        <w:shd w:val="clear" w:fill="F2F5FA"/>
       </w:pPr>
       <w:r>
         <w:rPr>
-          <w:sz w:val="20"/>
+          <w:b w:val="0"/>
         </w:rPr>
         <w:t>对尊敬的、亲爱的同性：愿这位善人远离危难，内心愉悦，身体健康，保有快乐。（停顿）</w:t>
       </w:r>
     </w:p>
     <w:p>
       <w:pPr>
-        <w:spacing w:before="40" w:after="80"/>
-        <w:ind w:left="283"/>
-        <w:shd w:val="clear" w:color="auto" w:fill="EEF2F8"/>
+        <w:ind w:left="170"/>
         <w:pBdr>
-          <w:left w:val="single" w:sz="20" w:space="6" w:color="1F3864"/>
+          <w:left w:val="single" w:sz="18" w:space="4" w:color="1F3864"/>
         </w:pBdr>
+        <w:shd w:val="clear" w:fill="F2F5FA"/>
       </w:pPr>
       <w:r>
         <w:rPr>
-          <w:sz w:val="20"/>
+          <w:b w:val="0"/>
         </w:rPr>
         <w:t>对中性的人：愿这位朋友远离危难，内心愉悦，身体健康，保有快乐。（停顿）</w:t>
       </w:r>
     </w:p>
     <w:p>
       <w:pPr>
-        <w:spacing w:before="40" w:after="80"/>
-        <w:ind w:left="283"/>
-        <w:shd w:val="clear" w:color="auto" w:fill="EEF2F8"/>
+        <w:ind w:left="170"/>
         <w:pBdr>
-          <w:left w:val="single" w:sz="20" w:space="6" w:color="1F3864"/>
+          <w:left w:val="single" w:sz="18" w:space="4" w:color="1F3864"/>
         </w:pBdr>
+        <w:shd w:val="clear" w:fill="F2F5FA"/>
       </w:pPr>
       <w:r>
         <w:rPr>
-          <w:sz w:val="20"/>
+          <w:b w:val="0"/>
         </w:rPr>
         <w:t>对不喜欢的人、乃至怨敌：愿他远离危难，愿他不再被烦恼折磨，愿他早日离苦，愿他保有快乐。（停顿）</w:t>
       </w:r>
     </w:p>
     <w:p>
       <w:pPr>
-        <w:spacing w:before="40" w:after="80"/>
-        <w:ind w:left="283"/>
-        <w:shd w:val="clear" w:color="auto" w:fill="EEF2F8"/>
+        <w:ind w:left="170"/>
         <w:pBdr>
-          <w:left w:val="single" w:sz="20" w:space="6" w:color="1F3864"/>
+          <w:left w:val="single" w:sz="18" w:space="4" w:color="1F3864"/>
         </w:pBdr>
+        <w:shd w:val="clear" w:fill="F2F5FA"/>
       </w:pPr>
       <w:r>
         <w:rPr>
-          <w:sz w:val="20"/>
+          <w:b w:val="0"/>
         </w:rPr>
         <w:t>对十方一切众生：愿一切众生远离危难，愿一切众生内心愉悦，愿一切众生身体健康，愿一切众生保有快乐。（停顿）</w:t>
       </w:r>
     </w:p>
     <w:p>
       <w:pPr>
-        <w:spacing w:before="40" w:after="80"/>
-        <w:ind w:left="283"/>
-        <w:shd w:val="clear" w:color="auto" w:fill="EEF2F8"/>
+        <w:ind w:left="170"/>
         <w:pBdr>
-          <w:left w:val="single" w:sz="20" w:space="6" w:color="1F3864"/>
+          <w:left w:val="single" w:sz="18" w:space="4" w:color="1F3864"/>
         </w:pBdr>
+        <w:shd w:val="clear" w:fill="F2F5FA"/>
       </w:pPr>
       <w:r>
         <w:rPr>
-          <w:sz w:val="20"/>
+          <w:b w:val="0"/>
         </w:rPr>
         <w:t>愿我此功德，导向诸漏尽；愿我此功德，为证涅槃缘；我此功德分，回向诸有情；愿彼等一切，同得功德分。</w:t>
       </w:r>
     </w:p>
     <w:p>
       <w:pPr>
-        <w:spacing w:before="40" w:after="80"/>
-        <w:ind w:left="283"/>
-        <w:shd w:val="clear" w:color="auto" w:fill="EEF2F8"/>
+        <w:ind w:left="170"/>
         <w:pBdr>
-          <w:left w:val="single" w:sz="20" w:space="6" w:color="1F3864"/>
+          <w:left w:val="single" w:sz="18" w:space="4" w:color="1F3864"/>
         </w:pBdr>
+        <w:shd w:val="clear" w:fill="F2F5FA"/>
       </w:pPr>
       <w:r>
         <w:rPr>
-          <w:sz w:val="20"/>
+          <w:b w:val="0"/>
         </w:rPr>
         <w:t>好，慢慢睁开眼睛。</w:t>
       </w:r>
     </w:p>
     <w:p>
-      <w:pPr>
-        <w:spacing w:before="160" w:after="80"/>
-      </w:pPr>
       <w:r>
         <w:rPr>
-          <w:rFonts w:ascii="Microsoft YaHei" w:hAnsi="Microsoft YaHei" w:eastAsia="Microsoft YaHei"/>
           <w:b/>
           <w:color w:val="1F3864"/>
-          <w:sz w:val="28"/>
+          <w:sz w:val="26"/>
         </w:rPr>
         <w:t>📚 扩展内容包（时间富余时使用）</w:t>
       </w:r>
     </w:p>
     <w:p>
       <w:pPr>
-        <w:spacing w:before="40" w:after="80"/>
-        <w:ind w:left="283"/>
-        <w:shd w:val="clear" w:color="auto" w:fill="EEF2F8"/>
+        <w:ind w:left="170"/>
         <w:pBdr>
-          <w:left w:val="single" w:sz="20" w:space="6" w:color="1F3864"/>
+          <w:left w:val="single" w:sz="18" w:space="4" w:color="1F3864"/>
         </w:pBdr>
+        <w:shd w:val="clear" w:fill="F2F5FA"/>
       </w:pPr>
       <w:r>
         <w:rPr>
-          <w:sz w:val="20"/>
+          <w:b w:val="0"/>
         </w:rPr>
         <w:t>以下内容用于共读提前结束或分享意犹未尽时，按需选用，不必全部完成。</w:t>
       </w:r>
     </w:p>
     <w:p>
-      <w:pPr>
-        <w:spacing w:before="120" w:after="80"/>
-      </w:pPr>
       <w:r>
         <w:rPr>
-          <w:rFonts w:ascii="Microsoft YaHei" w:hAnsi="Microsoft YaHei" w:eastAsia="Microsoft YaHei"/>
           <w:b/>
           <w:color w:val="1F3864"/>
-          <w:sz w:val="25"/>
+          <w:sz w:val="23"/>
         </w:rPr>
         <w:t>扩展一：8周回顾素材（时间富余时重读）</w:t>
       </w:r>
@@ -3092,89 +3404,70 @@
       <w:r>
         <w:rPr>
           <w:b/>
-          <w:sz w:val="21"/>
         </w:rPr>
         <w:t>回顾段落①：慈心禅那的十一种利益（第1周共读，第189讲）</w:t>
       </w:r>
     </w:p>
     <w:p>
       <w:pPr>
-        <w:ind w:left="340"/>
+        <w:pStyle w:val="ListBullet"/>
       </w:pPr>
       <w:r>
         <w:rPr>
-          <w:color w:val="1F3864"/>
-          <w:sz w:val="21"/>
-        </w:rPr>
-        <w:t xml:space="preserve">• </w:t>
-      </w:r>
-      <w:r>
-        <w:rPr>
           <w:b/>
-          <w:sz w:val="21"/>
         </w:rPr>
         <w:t>media_id</w:t>
       </w:r>
       <w:r>
         <w:rPr>
-          <w:sz w:val="21"/>
+          <w:b w:val="0"/>
         </w:rPr>
-        <w:t>：`pdf_d0dd1c0cd17209afe241ece24bf6b7b4_419cd8739b5ee0c5a59942283ed6ecc27439961422831605`</w:t>
+        <w:t>：pdf_d0dd1c0cd17209afe241ece24bf6b7b4_419cd8739b5ee0c5a59942283ed6ecc27439961422831605</w:t>
       </w:r>
     </w:p>
     <w:p>
       <w:pPr>
-        <w:ind w:left="340"/>
+        <w:pStyle w:val="ListBullet"/>
       </w:pPr>
       <w:r>
         <w:rPr>
-          <w:color w:val="1F3864"/>
-          <w:sz w:val="21"/>
-        </w:rPr>
-        <w:t xml:space="preserve">• </w:t>
-      </w:r>
-      <w:r>
-        <w:rPr>
           <w:b/>
-          <w:sz w:val="21"/>
         </w:rPr>
         <w:t>打开方式</w:t>
       </w:r>
       <w:r>
         <w:rPr>
-          <w:sz w:val="21"/>
+          <w:b w:val="0"/>
         </w:rPr>
         <w:t>：ima知识库搜索「第189讲 五盖」即可打开</w:t>
       </w:r>
     </w:p>
     <w:p>
       <w:pPr>
-        <w:spacing w:before="40" w:after="80"/>
-        <w:ind w:left="283"/>
-        <w:shd w:val="clear" w:color="auto" w:fill="EEF2F8"/>
+        <w:ind w:left="170"/>
         <w:pBdr>
-          <w:left w:val="single" w:sz="20" w:space="6" w:color="1F3864"/>
+          <w:left w:val="single" w:sz="18" w:space="4" w:color="1F3864"/>
         </w:pBdr>
+        <w:shd w:val="clear" w:fill="F2F5FA"/>
       </w:pPr>
       <w:r>
         <w:rPr>
-          <w:sz w:val="20"/>
+          <w:b w:val="0"/>
         </w:rPr>
         <w:t>如果能够获得慈心禅那，就会有十一种利益。在《增支部·慈爱经》里，佛陀说：『诸比库，当慈心解脱被培育、开展、勤习、驾御、作为基础、建立、稳固与正确地修行时，可望得到十一种利益。』……</w:t>
       </w:r>
     </w:p>
     <w:p>
       <w:pPr>
-        <w:spacing w:before="40" w:after="80"/>
-        <w:ind w:left="283"/>
-        <w:shd w:val="clear" w:color="auto" w:fill="EEF2F8"/>
+        <w:ind w:left="170"/>
         <w:pBdr>
-          <w:left w:val="single" w:sz="20" w:space="6" w:color="1F3864"/>
+          <w:left w:val="single" w:sz="18" w:space="4" w:color="1F3864"/>
         </w:pBdr>
+        <w:shd w:val="clear" w:fill="F2F5FA"/>
       </w:pPr>
       <w:r>
         <w:rPr>
-          <w:sz w:val="20"/>
+          <w:b w:val="0"/>
         </w:rPr>
         <w:t>一、睡眠安稳；二、不做恶梦；三、醒觉安稳；四、为人所爱；五、为非人所爱；六、天神守护；七、不被火、毒药与武器所伤害；八、心易得定；九、相貌安祥；十、临终不迷惑；十一、若未能证得更高的成就，他将投生到梵天界。</w:t>
       </w:r>
@@ -3183,88 +3476,58 @@
       <w:r>
         <w:rPr>
           <w:b/>
-          <w:sz w:val="21"/>
         </w:rPr>
         <w:t>回顾段落②：四无量心特相总表（第6周共读，四份课件）</w:t>
       </w:r>
     </w:p>
     <w:p>
       <w:pPr>
-        <w:ind w:left="340"/>
+        <w:pStyle w:val="ListBullet"/>
       </w:pPr>
       <w:r>
         <w:rPr>
-          <w:color w:val="1F3864"/>
-          <w:sz w:val="21"/>
+          <w:b w:val="0"/>
         </w:rPr>
-        <w:t xml:space="preserve">• </w:t>
-      </w:r>
-      <w:r>
-        <w:rPr>
-          <w:sz w:val="21"/>
-        </w:rPr>
-        <w:t>慈：如来禅修学体系81（media_id：`pdf_d0dd1c0cd17209afe241ece24bf6b7b4_697b9a684c6cbfe3f5f6a17ae60a4c957439961422831605`）</w:t>
+        <w:t>慈：如来禅修学体系81（media_id：pdf_d0dd1c0cd17209afe241ece24bf6b7b4_697b9a684c6cbfe3f5f6a17ae60a4c957439961422831605）</w:t>
       </w:r>
     </w:p>
     <w:p>
       <w:pPr>
-        <w:ind w:left="340"/>
+        <w:pStyle w:val="ListBullet"/>
       </w:pPr>
       <w:r>
         <w:rPr>
-          <w:color w:val="1F3864"/>
-          <w:sz w:val="21"/>
+          <w:b w:val="0"/>
         </w:rPr>
-        <w:t xml:space="preserve">• </w:t>
-      </w:r>
-      <w:r>
-        <w:rPr>
-          <w:sz w:val="21"/>
-        </w:rPr>
-        <w:t>悲：第91讲·悲（media_id：`pdf_d0dd1c0cd17209afe241ece24bf6b7b4_36ce6c984dd5a3bf84b47783d20d481e7439961422831605`）</w:t>
+        <w:t>悲：第91讲·悲（media_id：pdf_d0dd1c0cd17209afe241ece24bf6b7b4_36ce6c984dd5a3bf84b47783d20d481e7439961422831605）</w:t>
       </w:r>
     </w:p>
     <w:p>
       <w:pPr>
-        <w:ind w:left="340"/>
+        <w:pStyle w:val="ListBullet"/>
       </w:pPr>
       <w:r>
         <w:rPr>
-          <w:color w:val="1F3864"/>
-          <w:sz w:val="21"/>
+          <w:b w:val="0"/>
         </w:rPr>
-        <w:t xml:space="preserve">• </w:t>
-      </w:r>
-      <w:r>
-        <w:rPr>
-          <w:sz w:val="21"/>
-        </w:rPr>
-        <w:t>喜：第60课·随喜（media_id：`pdf_d0dd1c0cd17209afe241ece24bf6b7b4_6f934248ef8141125d71e4ef5c19dd9c7439961422831605`）</w:t>
+        <w:t>喜：第60课·随喜（media_id：pdf_d0dd1c0cd17209afe241ece24bf6b7b4_6f934248ef8141125d71e4ef5c19dd9c7439961422831605）</w:t>
       </w:r>
     </w:p>
     <w:p>
       <w:pPr>
-        <w:ind w:left="340"/>
+        <w:pStyle w:val="ListBullet"/>
       </w:pPr>
       <w:r>
         <w:rPr>
-          <w:color w:val="1F3864"/>
-          <w:sz w:val="21"/>
+          <w:b w:val="0"/>
         </w:rPr>
-        <w:t xml:space="preserve">• </w:t>
-      </w:r>
-      <w:r>
-        <w:rPr>
-          <w:sz w:val="21"/>
-        </w:rPr>
-        <w:t>舍：如来禅修学体系73·梵住舍（media_id：`pdf_d0dd1c0cd17209afe241ece24bf6b7b4_ffef976b4babcbe233db7f338465f6c07439961422831605`）</w:t>
+        <w:t>舍：如来禅修学体系73·梵住舍（media_id：pdf_d0dd1c0cd17209afe241ece24bf6b7b4_ffef976b4babcbe233db7f338465f6c07439961422831605）</w:t>
       </w:r>
     </w:p>
     <w:tbl>
       <w:tblPr>
         <w:tblStyle w:val="TableGrid"/>
         <w:tblW w:type="auto" w:w="0"/>
-        <w:jc w:val="center"/>
         <w:tblLook w:firstColumn="1" w:firstRow="1" w:lastColumn="0" w:lastRow="0" w:noHBand="0" w:noVBand="1" w:val="04A0"/>
       </w:tblPr>
       <w:tblGrid>
@@ -3276,17 +3539,20 @@
         <w:tc>
           <w:tcPr>
             <w:tcW w:type="dxa" w:w="3213"/>
-            <w:shd w:val="clear" w:color="auto" w:fill="1F3864"/>
+            <w:shd w:val="clear" w:fill="1F3864"/>
           </w:tcPr>
           <w:p>
-            <w:pPr>
-              <w:spacing w:after="20"/>
-            </w:pPr>
             <w:r>
               <w:rPr>
-                <w:b/>
                 <w:color w:val="FFFFFF"/>
-                <w:sz w:val="19"/>
+                <w:sz w:val="18"/>
+              </w:rPr>
+            </w:r>
+            <w:r>
+              <w:rPr>
+                <w:b w:val="0"/>
+                <w:color w:val="FFFFFF"/>
+                <w:sz w:val="18"/>
               </w:rPr>
               <w:t>四无量心</w:t>
             </w:r>
@@ -3295,17 +3561,20 @@
         <w:tc>
           <w:tcPr>
             <w:tcW w:type="dxa" w:w="3213"/>
-            <w:shd w:val="clear" w:color="auto" w:fill="1F3864"/>
+            <w:shd w:val="clear" w:fill="1F3864"/>
           </w:tcPr>
           <w:p>
-            <w:pPr>
-              <w:spacing w:after="20"/>
-            </w:pPr>
             <w:r>
               <w:rPr>
-                <w:b/>
                 <w:color w:val="FFFFFF"/>
-                <w:sz w:val="19"/>
+                <w:sz w:val="18"/>
+              </w:rPr>
+            </w:r>
+            <w:r>
+              <w:rPr>
+                <w:b w:val="0"/>
+                <w:color w:val="FFFFFF"/>
+                <w:sz w:val="18"/>
               </w:rPr>
               <w:t>特相</w:t>
             </w:r>
@@ -3314,17 +3583,20 @@
         <w:tc>
           <w:tcPr>
             <w:tcW w:type="dxa" w:w="3213"/>
-            <w:shd w:val="clear" w:color="auto" w:fill="1F3864"/>
+            <w:shd w:val="clear" w:fill="1F3864"/>
           </w:tcPr>
           <w:p>
-            <w:pPr>
-              <w:spacing w:after="20"/>
-            </w:pPr>
             <w:r>
               <w:rPr>
-                <w:b/>
                 <w:color w:val="FFFFFF"/>
-                <w:sz w:val="19"/>
+                <w:sz w:val="18"/>
+              </w:rPr>
+            </w:r>
+            <w:r>
+              <w:rPr>
+                <w:b w:val="0"/>
+                <w:color w:val="FFFFFF"/>
+                <w:sz w:val="18"/>
               </w:rPr>
               <w:t>现起</w:t>
             </w:r>
@@ -3337,13 +3609,15 @@
             <w:tcW w:type="dxa" w:w="3213"/>
           </w:tcPr>
           <w:p>
-            <w:pPr>
-              <w:spacing w:after="20"/>
-            </w:pPr>
+            <w:r>
+              <w:rPr>
+                <w:sz w:val="18"/>
+              </w:rPr>
+            </w:r>
             <w:r>
               <w:rPr>
                 <w:b/>
-                <w:sz w:val="19"/>
+                <w:sz w:val="18"/>
               </w:rPr>
               <w:t>慈（mettā）</w:t>
             </w:r>
@@ -3354,12 +3628,15 @@
             <w:tcW w:type="dxa" w:w="3213"/>
           </w:tcPr>
           <w:p>
-            <w:pPr>
-              <w:spacing w:after="20"/>
-            </w:pPr>
             <w:r>
               <w:rPr>
-                <w:sz w:val="19"/>
+                <w:sz w:val="18"/>
+              </w:rPr>
+            </w:r>
+            <w:r>
+              <w:rPr>
+                <w:b w:val="0"/>
+                <w:sz w:val="18"/>
               </w:rPr>
               <w:t>希望及致力于诸有情的福利</w:t>
             </w:r>
@@ -3370,12 +3647,15 @@
             <w:tcW w:type="dxa" w:w="3213"/>
           </w:tcPr>
           <w:p>
-            <w:pPr>
-              <w:spacing w:after="20"/>
-            </w:pPr>
             <w:r>
               <w:rPr>
-                <w:sz w:val="19"/>
+                <w:sz w:val="18"/>
+              </w:rPr>
+            </w:r>
+            <w:r>
+              <w:rPr>
+                <w:b w:val="0"/>
+                <w:sz w:val="18"/>
               </w:rPr>
               <w:t>去除瞋恨</w:t>
             </w:r>
@@ -3386,16 +3666,18 @@
         <w:tc>
           <w:tcPr>
             <w:tcW w:type="dxa" w:w="3213"/>
-            <w:shd w:val="clear" w:color="auto" w:fill="F2F2F2"/>
+            <w:shd w:val="clear" w:fill="F2F5FA"/>
           </w:tcPr>
           <w:p>
-            <w:pPr>
-              <w:spacing w:after="20"/>
-            </w:pPr>
+            <w:r>
+              <w:rPr>
+                <w:sz w:val="18"/>
+              </w:rPr>
+            </w:r>
             <w:r>
               <w:rPr>
                 <w:b/>
-                <w:sz w:val="19"/>
+                <w:sz w:val="18"/>
               </w:rPr>
               <w:t>悲（karuṇā）</w:t>
             </w:r>
@@ -3404,15 +3686,18 @@
         <w:tc>
           <w:tcPr>
             <w:tcW w:type="dxa" w:w="3213"/>
-            <w:shd w:val="clear" w:color="auto" w:fill="F2F2F2"/>
+            <w:shd w:val="clear" w:fill="F2F5FA"/>
           </w:tcPr>
           <w:p>
-            <w:pPr>
-              <w:spacing w:after="20"/>
-            </w:pPr>
             <w:r>
               <w:rPr>
-                <w:sz w:val="19"/>
+                <w:sz w:val="18"/>
+              </w:rPr>
+            </w:r>
+            <w:r>
+              <w:rPr>
+                <w:b w:val="0"/>
+                <w:sz w:val="18"/>
               </w:rPr>
               <w:t>拔除众生的苦</w:t>
             </w:r>
@@ -3421,15 +3706,18 @@
         <w:tc>
           <w:tcPr>
             <w:tcW w:type="dxa" w:w="3213"/>
-            <w:shd w:val="clear" w:color="auto" w:fill="F2F2F2"/>
+            <w:shd w:val="clear" w:fill="F2F5FA"/>
           </w:tcPr>
           <w:p>
-            <w:pPr>
-              <w:spacing w:after="20"/>
-            </w:pPr>
             <w:r>
               <w:rPr>
-                <w:sz w:val="19"/>
+                <w:sz w:val="18"/>
+              </w:rPr>
+            </w:r>
+            <w:r>
+              <w:rPr>
+                <w:b w:val="0"/>
+                <w:sz w:val="18"/>
               </w:rPr>
               <w:t>没有害心</w:t>
             </w:r>
@@ -3442,13 +3730,15 @@
             <w:tcW w:type="dxa" w:w="3213"/>
           </w:tcPr>
           <w:p>
-            <w:pPr>
-              <w:spacing w:after="20"/>
-            </w:pPr>
+            <w:r>
+              <w:rPr>
+                <w:sz w:val="18"/>
+              </w:rPr>
+            </w:r>
             <w:r>
               <w:rPr>
                 <w:b/>
-                <w:sz w:val="19"/>
+                <w:sz w:val="18"/>
               </w:rPr>
               <w:t>喜（muditā）</w:t>
             </w:r>
@@ -3459,12 +3749,15 @@
             <w:tcW w:type="dxa" w:w="3213"/>
           </w:tcPr>
           <w:p>
-            <w:pPr>
-              <w:spacing w:after="20"/>
-            </w:pPr>
             <w:r>
               <w:rPr>
-                <w:sz w:val="19"/>
+                <w:sz w:val="18"/>
+              </w:rPr>
+            </w:r>
+            <w:r>
+              <w:rPr>
+                <w:b w:val="0"/>
+                <w:sz w:val="18"/>
               </w:rPr>
               <w:t>对他人成就随喜</w:t>
             </w:r>
@@ -3475,12 +3768,15 @@
             <w:tcW w:type="dxa" w:w="3213"/>
           </w:tcPr>
           <w:p>
-            <w:pPr>
-              <w:spacing w:after="20"/>
-            </w:pPr>
             <w:r>
               <w:rPr>
-                <w:sz w:val="19"/>
+                <w:sz w:val="18"/>
+              </w:rPr>
+            </w:r>
+            <w:r>
+              <w:rPr>
+                <w:b w:val="0"/>
+                <w:sz w:val="18"/>
               </w:rPr>
               <w:t>内心没有厌恶感</w:t>
             </w:r>
@@ -3491,16 +3787,18 @@
         <w:tc>
           <w:tcPr>
             <w:tcW w:type="dxa" w:w="3213"/>
-            <w:shd w:val="clear" w:color="auto" w:fill="F2F2F2"/>
+            <w:shd w:val="clear" w:fill="F2F5FA"/>
           </w:tcPr>
           <w:p>
-            <w:pPr>
-              <w:spacing w:after="20"/>
-            </w:pPr>
+            <w:r>
+              <w:rPr>
+                <w:sz w:val="18"/>
+              </w:rPr>
+            </w:r>
             <w:r>
               <w:rPr>
                 <w:b/>
-                <w:sz w:val="19"/>
+                <w:sz w:val="18"/>
               </w:rPr>
               <w:t>舍（upekkhā，梵住舍）</w:t>
             </w:r>
@@ -3509,15 +3807,18 @@
         <w:tc>
           <w:tcPr>
             <w:tcW w:type="dxa" w:w="3213"/>
-            <w:shd w:val="clear" w:color="auto" w:fill="F2F2F2"/>
+            <w:shd w:val="clear" w:fill="F2F5FA"/>
           </w:tcPr>
           <w:p>
-            <w:pPr>
-              <w:spacing w:after="20"/>
-            </w:pPr>
             <w:r>
               <w:rPr>
-                <w:sz w:val="19"/>
+                <w:sz w:val="18"/>
+              </w:rPr>
+            </w:r>
+            <w:r>
+              <w:rPr>
+                <w:b w:val="0"/>
+                <w:sz w:val="18"/>
               </w:rPr>
               <w:t>对有情中舍</w:t>
             </w:r>
@@ -3526,15 +3827,18 @@
         <w:tc>
           <w:tcPr>
             <w:tcW w:type="dxa" w:w="3213"/>
-            <w:shd w:val="clear" w:color="auto" w:fill="F2F2F2"/>
+            <w:shd w:val="clear" w:fill="F2F5FA"/>
           </w:tcPr>
           <w:p>
-            <w:pPr>
-              <w:spacing w:after="20"/>
-            </w:pPr>
             <w:r>
               <w:rPr>
-                <w:sz w:val="19"/>
+                <w:sz w:val="18"/>
+              </w:rPr>
+            </w:r>
+            <w:r>
+              <w:rPr>
+                <w:b w:val="0"/>
+                <w:sz w:val="18"/>
               </w:rPr>
               <w:t>止息对有情的嗔恚和爱著</w:t>
             </w:r>
@@ -3544,29 +3848,27 @@
     </w:tbl>
     <w:p>
       <w:pPr>
-        <w:spacing w:before="40" w:after="80"/>
-        <w:ind w:left="283"/>
-        <w:shd w:val="clear" w:color="auto" w:fill="EEF2F8"/>
+        <w:ind w:left="170"/>
         <w:pBdr>
-          <w:left w:val="single" w:sz="20" w:space="6" w:color="1F3864"/>
+          <w:left w:val="single" w:sz="18" w:space="4" w:color="1F3864"/>
         </w:pBdr>
+        <w:shd w:val="clear" w:fill="F2F5FA"/>
       </w:pPr>
       <w:r>
         <w:rPr>
-          <w:sz w:val="20"/>
+          <w:b w:val="0"/>
         </w:rPr>
         <w:t xml:space="preserve">💡 </w:t>
       </w:r>
       <w:r>
         <w:rPr>
           <w:b/>
-          <w:sz w:val="20"/>
         </w:rPr>
         <w:t>回顾提示</w:t>
       </w:r>
       <w:r>
         <w:rPr>
-          <w:sz w:val="20"/>
+          <w:b w:val="0"/>
         </w:rPr>
         <w:t>：这个表把第6周"四无量心"的内容浓缩成一张表——慈对治嗔恨、悲对治加害心、喜对治嫉妒、舍对治偏执（嗔恚与爱著的两极）。回想你8周的练习，哪一个最触动你？</w:t>
       </w:r>
@@ -3575,424 +3877,327 @@
       <w:r>
         <w:rPr>
           <w:b/>
-          <w:sz w:val="21"/>
         </w:rPr>
         <w:t>◈重读提示</w:t>
       </w:r>
       <w:r>
         <w:rPr>
-          <w:sz w:val="21"/>
+          <w:b w:val="0"/>
         </w:rPr>
         <w:t>（均直接引自《原文全集》原文）：</w:t>
       </w:r>
     </w:p>
     <w:p>
       <w:pPr>
-        <w:spacing w:before="40" w:after="80"/>
-        <w:ind w:left="283"/>
-        <w:shd w:val="clear" w:color="auto" w:fill="EEF2F8"/>
+        <w:ind w:left="170"/>
         <w:pBdr>
-          <w:left w:val="single" w:sz="20" w:space="6" w:color="1F3864"/>
+          <w:left w:val="single" w:sz="18" w:space="4" w:color="1F3864"/>
         </w:pBdr>
+        <w:shd w:val="clear" w:fill="F2F5FA"/>
       </w:pPr>
       <w:r>
         <w:rPr>
-          <w:sz w:val="20"/>
+          <w:b w:val="0"/>
         </w:rPr>
-        <w:t>- "愿一切有情幸福、安稳！自有其乐！""站立、行走、坐着或躺卧，只要他离开睡眠，皆应确立如此之念，这是他们于此所说的梵住。"（应作慈爱经——第2、7周共读过全文） - "慈心所——特相：希望及致力于诸有情的福利；作用：带给诸有情利益；现起：去除瞋恨。"（如来禅修学体系81——第2周共读）</w:t>
+        <w:t>- "愿一切有情幸福、安稳！自有其乐！""站立、行走、坐着或躺卧，只要他离开睡眠，皆应确立如此之念，这是他们于此所说的梵住。"（应作慈爱经——第2、7周共读过全文）</w:t>
       </w:r>
     </w:p>
     <w:p>
       <w:pPr>
-        <w:spacing w:before="120" w:after="80"/>
+        <w:ind w:left="170"/>
+        <w:pBdr>
+          <w:left w:val="single" w:sz="18" w:space="4" w:color="1F3864"/>
+        </w:pBdr>
+        <w:shd w:val="clear" w:fill="F2F5FA"/>
       </w:pPr>
       <w:r>
         <w:rPr>
-          <w:rFonts w:ascii="Microsoft YaHei" w:hAnsi="Microsoft YaHei" w:eastAsia="Microsoft YaHei"/>
+          <w:b w:val="0"/>
+        </w:rPr>
+        <w:t>- "慈心所——特相：希望及致力于诸有情的福利；作用：带给诸有情利益；现起：去除瞋恨。"（如来禅修学体系81——第2周共读）</w:t>
+      </w:r>
+    </w:p>
+    <w:p>
+      <w:r>
+        <w:rPr>
           <w:b/>
           <w:color w:val="1F3864"/>
-          <w:sz w:val="25"/>
+          <w:sz w:val="23"/>
         </w:rPr>
         <w:t>扩展二：深入讨论问题</w:t>
       </w:r>
     </w:p>
     <w:p>
       <w:pPr>
-        <w:ind w:left="340"/>
+        <w:pStyle w:val="ListNumber"/>
       </w:pPr>
       <w:r>
         <w:rPr>
-          <w:b/>
-          <w:sz w:val="21"/>
-        </w:rPr>
-        <w:t xml:space="preserve">1. </w:t>
-      </w:r>
-      <w:r>
-        <w:rPr>
-          <w:sz w:val="21"/>
+          <w:b w:val="0"/>
         </w:rPr>
         <w:t>8周里，最触动你的一句话或一个比喻是什么？（比如"慈心像温暖又坚实的手""我们都是生命轮回中的旅伴"）为什么偏偏是它？</w:t>
       </w:r>
     </w:p>
     <w:p>
       <w:pPr>
-        <w:ind w:left="340"/>
+        <w:pStyle w:val="ListNumber"/>
       </w:pPr>
       <w:r>
         <w:rPr>
-          <w:b/>
-          <w:sz w:val="21"/>
-        </w:rPr>
-        <w:t xml:space="preserve">2. </w:t>
-      </w:r>
-      <w:r>
-        <w:rPr>
-          <w:sz w:val="21"/>
+          <w:b w:val="0"/>
         </w:rPr>
         <w:t>如果要把慈心变成"一生的功课"，你打算给自己定一个什么样的可持续小习惯？（呼应"收尾与展望"里"睡前5分钟""21天"的提议）</w:t>
       </w:r>
     </w:p>
     <w:p>
-      <w:pPr>
-        <w:spacing w:before="120" w:after="80"/>
-      </w:pPr>
       <w:r>
         <w:rPr>
-          <w:rFonts w:ascii="Microsoft YaHei" w:hAnsi="Microsoft YaHei" w:eastAsia="Microsoft YaHei"/>
           <w:b/>
           <w:color w:val="1F3864"/>
-          <w:sz w:val="25"/>
+          <w:sz w:val="23"/>
         </w:rPr>
         <w:t>扩展三：延伸小练习</w:t>
       </w:r>
     </w:p>
     <w:p>
       <w:pPr>
-        <w:ind w:left="340"/>
+        <w:pStyle w:val="ListBullet"/>
       </w:pPr>
       <w:r>
         <w:rPr>
-          <w:color w:val="1F3864"/>
-          <w:sz w:val="21"/>
-        </w:rPr>
-        <w:t xml:space="preserve">• </w:t>
-      </w:r>
-      <w:r>
-        <w:rPr>
           <w:b/>
-          <w:sz w:val="21"/>
         </w:rPr>
         <w:t>"我的慈心清单"卡片（5-8分钟）</w:t>
       </w:r>
       <w:r>
         <w:rPr>
-          <w:sz w:val="21"/>
+          <w:b w:val="0"/>
         </w:rPr>
         <w:t>：请大家在一张卡片（或手机备忘录）上写下三行字：①这8周我最想保留的一个练习是______；②接下来21天我打算每天做的一件事是______；③我想祝福的一个人是______。写好后可以互相分享，也可以带回家贴在每天能看到的地方。8周的旅程结束了，这张卡片就是"接下来怎么继续"的起点。</w:t>
       </w:r>
     </w:p>
     <w:p>
-      <w:pPr>
-        <w:spacing w:before="120" w:after="80"/>
-      </w:pPr>
       <w:r>
         <w:rPr>
-          <w:rFonts w:ascii="Microsoft YaHei" w:hAnsi="Microsoft YaHei" w:eastAsia="Microsoft YaHei"/>
           <w:b/>
           <w:color w:val="1F3864"/>
-          <w:sz w:val="25"/>
+          <w:sz w:val="23"/>
         </w:rPr>
         <w:t>扩展四：主持人备用素材</w:t>
       </w:r>
     </w:p>
     <w:p>
       <w:pPr>
-        <w:ind w:left="340"/>
+        <w:pStyle w:val="ListBullet"/>
       </w:pPr>
       <w:r>
         <w:rPr>
-          <w:color w:val="1F3864"/>
-          <w:sz w:val="21"/>
-        </w:rPr>
-        <w:t xml:space="preserve">• </w:t>
-      </w:r>
-      <w:r>
-        <w:rPr>
           <w:b/>
-          <w:sz w:val="21"/>
         </w:rPr>
         <w:t>须菩提尊者——"慈心第一"的比库（念原文，不讲解）</w:t>
       </w:r>
       <w:r>
         <w:rPr>
-          <w:sz w:val="21"/>
+          <w:b w:val="0"/>
         </w:rPr>
-        <w:t>：第189讲记载："须菩提（Subhūti）尊者……佛陀八十大弟子中须菩提是慈心禅第一的比库，他以慈心禅作为基础来修行观禅，最后证得阿拉汉道果。他有个习惯，就是在托钵时，站在每家门前进入慈心禅，等到主人拿食物出来了，再出定接受饮食供养，他能够迅速地进入禅那。"主持人可在分享"接下来怎么继续"时念这段——慈心不是8周课程的句号，而是像须菩提尊者那样，融入每一个日常动作里。（出处：《原文全集》第二部分·第189讲，media_id：`pdf_d0dd1c0cd17209afe241ece24bf6b7b4_419cd8739b5ee0c5a59942283ed6ecc27439961422831605`）</w:t>
+        <w:t>：第189讲记载："须菩提（Subhūti）尊者……佛陀八十大弟子中须菩提是慈心禅第一的比库，他以慈心禅作为基础来修行观禅，最后证得阿拉汉道果。他有个习惯，就是在托钵时，站在每家门前进入慈心禅，等到主人拿食物出来了，再出定接受饮食供养，他能够迅速地进入禅那。"主持人可在分享"接下来怎么继续"时念这段——慈心不是8周课程的句号，而是像须菩提尊者那样，融入每一个日常动作里。（出处：《原文全集》第二部分·第189讲，media_id：pdf_d0dd1c0cd17209afe241ece24bf6b7b4_419cd8739b5ee0c5a59942283ed6ecc27439961422831605）</w:t>
       </w:r>
     </w:p>
     <w:p>
-      <w:pPr>
-        <w:spacing w:before="160" w:after="80"/>
-      </w:pPr>
       <w:r>
         <w:rPr>
-          <w:rFonts w:ascii="Microsoft YaHei" w:hAnsi="Microsoft YaHei" w:eastAsia="Microsoft YaHei"/>
           <w:b/>
           <w:color w:val="1F3864"/>
-          <w:sz w:val="28"/>
+          <w:sz w:val="26"/>
         </w:rPr>
         <w:t>🔚 收尾与展望（15 min）</w:t>
       </w:r>
     </w:p>
     <w:p>
       <w:pPr>
-        <w:ind w:left="340"/>
+        <w:pStyle w:val="ListNumber"/>
       </w:pPr>
       <w:r>
         <w:rPr>
           <w:b/>
-          <w:sz w:val="21"/>
-        </w:rPr>
-        <w:t xml:space="preserve">1. </w:t>
-      </w:r>
-      <w:r>
-        <w:rPr>
-          <w:b/>
-          <w:sz w:val="21"/>
         </w:rPr>
         <w:t>每人一句话</w:t>
       </w:r>
       <w:r>
         <w:rPr>
-          <w:sz w:val="21"/>
+          <w:b w:val="0"/>
         </w:rPr>
         <w:t>：这8周你最大的收获是什么？</w:t>
       </w:r>
     </w:p>
     <w:p>
       <w:pPr>
-        <w:ind w:left="340"/>
+        <w:pStyle w:val="ListNumber"/>
       </w:pPr>
       <w:r>
         <w:rPr>
           <w:b/>
-          <w:sz w:val="21"/>
-        </w:rPr>
-        <w:t xml:space="preserve">2. </w:t>
-      </w:r>
-      <w:r>
-        <w:rPr>
-          <w:b/>
-          <w:sz w:val="21"/>
         </w:rPr>
         <w:t>展望</w:t>
       </w:r>
       <w:r>
         <w:rPr>
-          <w:sz w:val="21"/>
+          <w:b w:val="0"/>
         </w:rPr>
         <w:t>：接下来怎么继续？</w:t>
       </w:r>
     </w:p>
     <w:p>
-      <w:pPr>
-        <w:ind w:left="340"/>
-      </w:pPr>
       <w:r>
         <w:rPr>
-          <w:color w:val="1F3864"/>
-          <w:sz w:val="21"/>
+          <w:b w:val="0"/>
         </w:rPr>
-        <w:t xml:space="preserve">• </w:t>
+        <w:t xml:space="preserve">   - 可以自发组织"慈心共修小组"，每周一起修一次；</w:t>
       </w:r>
+    </w:p>
+    <w:p>
       <w:r>
         <w:rPr>
-          <w:sz w:val="21"/>
+          <w:b w:val="0"/>
         </w:rPr>
-        <w:t>可以自发组织"慈心共修小组"，每周一起修一次；</w:t>
+        <w:t xml:space="preserve">   - 可以进入下一个读书会（如"四护卫禅实修"或"禅修入门与基础"）；</w:t>
+      </w:r>
+    </w:p>
+    <w:p>
+      <w:r>
+        <w:rPr>
+          <w:b w:val="0"/>
+        </w:rPr>
+        <w:t xml:space="preserve">   - 也可以自己每天睡前修5分钟慈心，坚持21天。</w:t>
       </w:r>
     </w:p>
     <w:p>
       <w:pPr>
-        <w:ind w:left="340"/>
-      </w:pPr>
-      <w:r>
-        <w:rPr>
-          <w:color w:val="1F3864"/>
-          <w:sz w:val="21"/>
-        </w:rPr>
-        <w:t xml:space="preserve">• </w:t>
-      </w:r>
-      <w:r>
-        <w:rPr>
-          <w:sz w:val="21"/>
-        </w:rPr>
-        <w:t>可以进入下一个读书会（如"四护卫禅实修"或"禅修入门与基础"）；</w:t>
-      </w:r>
-    </w:p>
-    <w:p>
-      <w:pPr>
-        <w:ind w:left="340"/>
-      </w:pPr>
-      <w:r>
-        <w:rPr>
-          <w:color w:val="1F3864"/>
-          <w:sz w:val="21"/>
-        </w:rPr>
-        <w:t xml:space="preserve">• </w:t>
-      </w:r>
-      <w:r>
-        <w:rPr>
-          <w:sz w:val="21"/>
-        </w:rPr>
-        <w:t>也可以自己每天睡前修5分钟慈心，坚持21天。</w:t>
-      </w:r>
-    </w:p>
-    <w:p>
-      <w:pPr>
-        <w:ind w:left="340"/>
+        <w:pStyle w:val="ListNumber"/>
       </w:pPr>
       <w:r>
         <w:rPr>
           <w:b/>
-          <w:sz w:val="21"/>
-        </w:rPr>
-        <w:t xml:space="preserve">3. </w:t>
-      </w:r>
-      <w:r>
-        <w:rPr>
-          <w:b/>
-          <w:sz w:val="21"/>
         </w:rPr>
         <w:t>互道祝福</w:t>
       </w:r>
       <w:r>
         <w:rPr>
-          <w:sz w:val="21"/>
+          <w:b w:val="0"/>
         </w:rPr>
         <w:t>：每人顺时针给右边的人一句祝福："愿你远离危难，愿你内心愉悦，愿你身体健康，愿你保有快乐。"</w:t>
       </w:r>
     </w:p>
     <w:p>
       <w:pPr>
-        <w:ind w:left="340"/>
+        <w:pStyle w:val="ListNumber"/>
       </w:pPr>
       <w:r>
         <w:rPr>
           <w:b/>
-          <w:sz w:val="21"/>
-        </w:rPr>
-        <w:t xml:space="preserve">4. </w:t>
-      </w:r>
-      <w:r>
-        <w:rPr>
-          <w:b/>
-          <w:sz w:val="21"/>
         </w:rPr>
         <w:t>大回向</w:t>
       </w:r>
       <w:r>
         <w:rPr>
-          <w:sz w:val="21"/>
+          <w:b w:val="0"/>
         </w:rPr>
         <w:t>（一起念，作为8周的圆满收尾）：</w:t>
       </w:r>
     </w:p>
     <w:p>
       <w:pPr>
-        <w:spacing w:before="40" w:after="80"/>
-        <w:ind w:left="283"/>
-        <w:shd w:val="clear" w:color="auto" w:fill="EEF2F8"/>
+        <w:ind w:left="170"/>
         <w:pBdr>
-          <w:left w:val="single" w:sz="20" w:space="6" w:color="1F3864"/>
+          <w:left w:val="single" w:sz="18" w:space="4" w:color="1F3864"/>
         </w:pBdr>
+        <w:shd w:val="clear" w:fill="F2F5FA"/>
       </w:pPr>
       <w:r>
         <w:rPr>
           <w:b/>
-          <w:sz w:val="20"/>
         </w:rPr>
         <w:t>愿我此功德，导向诸漏尽！</w:t>
       </w:r>
-      <w:r>
-        <w:rPr>
-          <w:sz w:val="20"/>
-        </w:rPr>
-        <w:t xml:space="preserve"> </w:t>
-      </w:r>
+    </w:p>
+    <w:p>
+      <w:pPr>
+        <w:ind w:left="170"/>
+        <w:pBdr>
+          <w:left w:val="single" w:sz="18" w:space="4" w:color="1F3864"/>
+        </w:pBdr>
+        <w:shd w:val="clear" w:fill="F2F5FA"/>
+      </w:pPr>
       <w:r>
         <w:rPr>
           <w:b/>
-          <w:sz w:val="20"/>
         </w:rPr>
         <w:t>愿我此功德，为证涅槃缘！</w:t>
       </w:r>
-      <w:r>
-        <w:rPr>
-          <w:sz w:val="20"/>
-        </w:rPr>
-        <w:t xml:space="preserve"> </w:t>
-      </w:r>
+    </w:p>
+    <w:p>
+      <w:pPr>
+        <w:ind w:left="170"/>
+        <w:pBdr>
+          <w:left w:val="single" w:sz="18" w:space="4" w:color="1F3864"/>
+        </w:pBdr>
+        <w:shd w:val="clear" w:fill="F2F5FA"/>
+      </w:pPr>
       <w:r>
         <w:rPr>
           <w:b/>
-          <w:sz w:val="20"/>
         </w:rPr>
         <w:t>我此功德分，回向诸有情！</w:t>
       </w:r>
-      <w:r>
-        <w:rPr>
-          <w:sz w:val="20"/>
-        </w:rPr>
-        <w:t xml:space="preserve"> </w:t>
-      </w:r>
+    </w:p>
+    <w:p>
+      <w:pPr>
+        <w:ind w:left="170"/>
+        <w:pBdr>
+          <w:left w:val="single" w:sz="18" w:space="4" w:color="1F3864"/>
+        </w:pBdr>
+        <w:shd w:val="clear" w:fill="F2F5FA"/>
+      </w:pPr>
       <w:r>
         <w:rPr>
           <w:b/>
-          <w:sz w:val="20"/>
         </w:rPr>
         <w:t>愿彼等一切，同得功德分！</w:t>
       </w:r>
     </w:p>
     <w:p>
-      <w:pPr>
-        <w:spacing w:before="160" w:after="80"/>
-      </w:pPr>
       <w:r>
         <w:rPr>
-          <w:rFonts w:ascii="Microsoft YaHei" w:hAnsi="Microsoft YaHei" w:eastAsia="Microsoft YaHei"/>
           <w:b/>
           <w:color w:val="1F3864"/>
-          <w:sz w:val="28"/>
+          <w:sz w:val="26"/>
         </w:rPr>
         <w:t>📚 8周全部文字版原文资料索引（回顾用）</w:t>
       </w:r>
     </w:p>
     <w:p>
       <w:pPr>
-        <w:spacing w:before="40" w:after="80"/>
-        <w:ind w:left="283"/>
-        <w:shd w:val="clear" w:color="auto" w:fill="EEF2F8"/>
+        <w:ind w:left="170"/>
         <w:pBdr>
-          <w:left w:val="single" w:sz="20" w:space="6" w:color="1F3864"/>
+          <w:left w:val="single" w:sz="18" w:space="4" w:color="1F3864"/>
         </w:pBdr>
+        <w:shd w:val="clear" w:fill="F2F5FA"/>
       </w:pPr>
       <w:r>
         <w:rPr>
-          <w:sz w:val="20"/>
+          <w:b w:val="0"/>
         </w:rPr>
         <w:t>📌 下表 media_id 均为</w:t>
       </w:r>
       <w:r>
         <w:rPr>
           <w:b/>
-          <w:sz w:val="20"/>
         </w:rPr>
         <w:t>文字版资料</w:t>
       </w:r>
       <w:r>
         <w:rPr>
-          <w:sz w:val="20"/>
+          <w:b w:val="0"/>
         </w:rPr>
         <w:t>（PDF 提取文字版 / Word 文字版），与《原文全集》附录资料清单一致；完整原文文字全部收录于《原文全集》对应部分，无需再去知识库查阅。</w:t>
       </w:r>
@@ -4001,7 +4206,6 @@
       <w:tblPr>
         <w:tblStyle w:val="TableGrid"/>
         <w:tblW w:type="auto" w:w="0"/>
-        <w:jc w:val="center"/>
         <w:tblLook w:firstColumn="1" w:firstRow="1" w:lastColumn="0" w:lastRow="0" w:noHBand="0" w:noVBand="1" w:val="04A0"/>
       </w:tblPr>
       <w:tblGrid>
@@ -4015,17 +4219,20 @@
         <w:tc>
           <w:tcPr>
             <w:tcW w:type="dxa" w:w="1928"/>
-            <w:shd w:val="clear" w:color="auto" w:fill="1F3864"/>
+            <w:shd w:val="clear" w:fill="1F3864"/>
           </w:tcPr>
           <w:p>
-            <w:pPr>
-              <w:spacing w:after="20"/>
-            </w:pPr>
             <w:r>
               <w:rPr>
-                <w:b/>
                 <w:color w:val="FFFFFF"/>
-                <w:sz w:val="19"/>
+                <w:sz w:val="18"/>
+              </w:rPr>
+            </w:r>
+            <w:r>
+              <w:rPr>
+                <w:b w:val="0"/>
+                <w:color w:val="FFFFFF"/>
+                <w:sz w:val="18"/>
               </w:rPr>
               <w:t>#</w:t>
             </w:r>
@@ -4034,17 +4241,20 @@
         <w:tc>
           <w:tcPr>
             <w:tcW w:type="dxa" w:w="1928"/>
-            <w:shd w:val="clear" w:color="auto" w:fill="1F3864"/>
+            <w:shd w:val="clear" w:fill="1F3864"/>
           </w:tcPr>
           <w:p>
-            <w:pPr>
-              <w:spacing w:after="20"/>
-            </w:pPr>
             <w:r>
               <w:rPr>
-                <w:b/>
                 <w:color w:val="FFFFFF"/>
-                <w:sz w:val="19"/>
+                <w:sz w:val="18"/>
+              </w:rPr>
+            </w:r>
+            <w:r>
+              <w:rPr>
+                <w:b w:val="0"/>
+                <w:color w:val="FFFFFF"/>
+                <w:sz w:val="18"/>
               </w:rPr>
               <w:t>标题（文字版）</w:t>
             </w:r>
@@ -4053,17 +4263,20 @@
         <w:tc>
           <w:tcPr>
             <w:tcW w:type="dxa" w:w="1928"/>
-            <w:shd w:val="clear" w:color="auto" w:fill="1F3864"/>
+            <w:shd w:val="clear" w:fill="1F3864"/>
           </w:tcPr>
           <w:p>
-            <w:pPr>
-              <w:spacing w:after="20"/>
-            </w:pPr>
             <w:r>
               <w:rPr>
-                <w:b/>
                 <w:color w:val="FFFFFF"/>
-                <w:sz w:val="19"/>
+                <w:sz w:val="18"/>
+              </w:rPr>
+            </w:r>
+            <w:r>
+              <w:rPr>
+                <w:b w:val="0"/>
+                <w:color w:val="FFFFFF"/>
+                <w:sz w:val="18"/>
               </w:rPr>
               <w:t>media_id</w:t>
             </w:r>
@@ -4072,17 +4285,20 @@
         <w:tc>
           <w:tcPr>
             <w:tcW w:type="dxa" w:w="1928"/>
-            <w:shd w:val="clear" w:color="auto" w:fill="1F3864"/>
+            <w:shd w:val="clear" w:fill="1F3864"/>
           </w:tcPr>
           <w:p>
-            <w:pPr>
-              <w:spacing w:after="20"/>
-            </w:pPr>
             <w:r>
               <w:rPr>
-                <w:b/>
                 <w:color w:val="FFFFFF"/>
-                <w:sz w:val="19"/>
+                <w:sz w:val="18"/>
+              </w:rPr>
+            </w:r>
+            <w:r>
+              <w:rPr>
+                <w:b w:val="0"/>
+                <w:color w:val="FFFFFF"/>
+                <w:sz w:val="18"/>
               </w:rPr>
               <w:t>打开方式</w:t>
             </w:r>
@@ -4091,17 +4307,20 @@
         <w:tc>
           <w:tcPr>
             <w:tcW w:type="dxa" w:w="1928"/>
-            <w:shd w:val="clear" w:color="auto" w:fill="1F3864"/>
+            <w:shd w:val="clear" w:fill="1F3864"/>
           </w:tcPr>
           <w:p>
-            <w:pPr>
-              <w:spacing w:after="20"/>
-            </w:pPr>
             <w:r>
               <w:rPr>
-                <w:b/>
                 <w:color w:val="FFFFFF"/>
-                <w:sz w:val="19"/>
+                <w:sz w:val="18"/>
+              </w:rPr>
+            </w:r>
+            <w:r>
+              <w:rPr>
+                <w:b w:val="0"/>
+                <w:color w:val="FFFFFF"/>
+                <w:sz w:val="18"/>
               </w:rPr>
               <w:t>完整原文见《原文全集》</w:t>
             </w:r>
@@ -4114,12 +4333,15 @@
             <w:tcW w:type="dxa" w:w="1928"/>
           </w:tcPr>
           <w:p>
-            <w:pPr>
-              <w:spacing w:after="20"/>
-            </w:pPr>
             <w:r>
               <w:rPr>
-                <w:sz w:val="19"/>
+                <w:sz w:val="18"/>
+              </w:rPr>
+            </w:r>
+            <w:r>
+              <w:rPr>
+                <w:b w:val="0"/>
+                <w:sz w:val="18"/>
               </w:rPr>
               <w:t>1</w:t>
             </w:r>
@@ -4130,12 +4352,15 @@
             <w:tcW w:type="dxa" w:w="1928"/>
           </w:tcPr>
           <w:p>
-            <w:pPr>
-              <w:spacing w:after="20"/>
-            </w:pPr>
             <w:r>
               <w:rPr>
-                <w:sz w:val="19"/>
+                <w:sz w:val="18"/>
+              </w:rPr>
+            </w:r>
+            <w:r>
+              <w:rPr>
+                <w:b w:val="0"/>
+                <w:sz w:val="18"/>
               </w:rPr>
               <w:t>第189讲 法念处·五盖(三)（PDF课件：慈心十一种利益、遍满慈）</w:t>
             </w:r>
@@ -4146,14 +4371,17 @@
             <w:tcW w:type="dxa" w:w="1928"/>
           </w:tcPr>
           <w:p>
-            <w:pPr>
-              <w:spacing w:after="20"/>
-            </w:pPr>
             <w:r>
               <w:rPr>
-                <w:sz w:val="19"/>
+                <w:sz w:val="18"/>
               </w:rPr>
-              <w:t>`pdf_d0dd1c0cd17209afe241ece24bf6b7b4_419cd8739b5ee0c5a59942283ed6ecc27439961422831605`</w:t>
+            </w:r>
+            <w:r>
+              <w:rPr>
+                <w:b w:val="0"/>
+                <w:sz w:val="18"/>
+              </w:rPr>
+              <w:t>pdf_d0dd1c0cd17209afe241ece24bf6b7b4_419cd8739b5ee0c5a59942283ed6ecc27439961422831605</w:t>
             </w:r>
           </w:p>
         </w:tc>
@@ -4162,12 +4390,15 @@
             <w:tcW w:type="dxa" w:w="1928"/>
           </w:tcPr>
           <w:p>
-            <w:pPr>
-              <w:spacing w:after="20"/>
-            </w:pPr>
             <w:r>
               <w:rPr>
-                <w:sz w:val="19"/>
+                <w:sz w:val="18"/>
+              </w:rPr>
+            </w:r>
+            <w:r>
+              <w:rPr>
+                <w:b w:val="0"/>
+                <w:sz w:val="18"/>
               </w:rPr>
               <w:t>ima知识库搜索「第189讲 五盖」</w:t>
             </w:r>
@@ -4178,12 +4409,15 @@
             <w:tcW w:type="dxa" w:w="1928"/>
           </w:tcPr>
           <w:p>
-            <w:pPr>
-              <w:spacing w:after="20"/>
-            </w:pPr>
             <w:r>
               <w:rPr>
-                <w:sz w:val="19"/>
+                <w:sz w:val="18"/>
+              </w:rPr>
+            </w:r>
+            <w:r>
+              <w:rPr>
+                <w:b w:val="0"/>
+                <w:sz w:val="18"/>
               </w:rPr>
               <w:t>第二部分</w:t>
             </w:r>
@@ -4194,15 +4428,18 @@
         <w:tc>
           <w:tcPr>
             <w:tcW w:type="dxa" w:w="1928"/>
-            <w:shd w:val="clear" w:color="auto" w:fill="F2F2F2"/>
+            <w:shd w:val="clear" w:fill="F2F5FA"/>
           </w:tcPr>
           <w:p>
-            <w:pPr>
-              <w:spacing w:after="20"/>
-            </w:pPr>
             <w:r>
               <w:rPr>
-                <w:sz w:val="19"/>
+                <w:sz w:val="18"/>
+              </w:rPr>
+            </w:r>
+            <w:r>
+              <w:rPr>
+                <w:b w:val="0"/>
+                <w:sz w:val="18"/>
               </w:rPr>
               <w:t>2</w:t>
             </w:r>
@@ -4211,15 +4448,18 @@
         <w:tc>
           <w:tcPr>
             <w:tcW w:type="dxa" w:w="1928"/>
-            <w:shd w:val="clear" w:color="auto" w:fill="F2F2F2"/>
+            <w:shd w:val="clear" w:fill="F2F5FA"/>
           </w:tcPr>
           <w:p>
-            <w:pPr>
-              <w:spacing w:after="20"/>
-            </w:pPr>
             <w:r>
               <w:rPr>
-                <w:sz w:val="19"/>
+                <w:sz w:val="18"/>
+              </w:rPr>
+            </w:r>
+            <w:r>
+              <w:rPr>
+                <w:b w:val="0"/>
+                <w:sz w:val="18"/>
               </w:rPr>
               <w:t>第189讲 五盖3（docx文字版，与PDF重复）</w:t>
             </w:r>
@@ -4228,32 +4468,38 @@
         <w:tc>
           <w:tcPr>
             <w:tcW w:type="dxa" w:w="1928"/>
-            <w:shd w:val="clear" w:color="auto" w:fill="F2F2F2"/>
+            <w:shd w:val="clear" w:fill="F2F5FA"/>
           </w:tcPr>
           <w:p>
-            <w:pPr>
-              <w:spacing w:after="20"/>
-            </w:pPr>
             <w:r>
               <w:rPr>
-                <w:sz w:val="19"/>
+                <w:sz w:val="18"/>
               </w:rPr>
-              <w:t>`word_d0dd1c0cd17209afe241ece24bf6b7b4_d03b0c87881adbd141fd68f2dc9947ca7439961422831605`</w:t>
+            </w:r>
+            <w:r>
+              <w:rPr>
+                <w:b w:val="0"/>
+                <w:sz w:val="18"/>
+              </w:rPr>
+              <w:t>word_d0dd1c0cd17209afe241ece24bf6b7b4_d03b0c87881adbd141fd68f2dc9947ca7439961422831605</w:t>
             </w:r>
           </w:p>
         </w:tc>
         <w:tc>
           <w:tcPr>
             <w:tcW w:type="dxa" w:w="1928"/>
-            <w:shd w:val="clear" w:color="auto" w:fill="F2F2F2"/>
+            <w:shd w:val="clear" w:fill="F2F5FA"/>
           </w:tcPr>
           <w:p>
-            <w:pPr>
-              <w:spacing w:after="20"/>
-            </w:pPr>
             <w:r>
               <w:rPr>
-                <w:sz w:val="19"/>
+                <w:sz w:val="18"/>
+              </w:rPr>
+            </w:r>
+            <w:r>
+              <w:rPr>
+                <w:b w:val="0"/>
+                <w:sz w:val="18"/>
               </w:rPr>
               <w:t>ima知识库搜索「189讲 五盖3」</w:t>
             </w:r>
@@ -4262,15 +4508,18 @@
         <w:tc>
           <w:tcPr>
             <w:tcW w:type="dxa" w:w="1928"/>
-            <w:shd w:val="clear" w:color="auto" w:fill="F2F2F2"/>
+            <w:shd w:val="clear" w:fill="F2F5FA"/>
           </w:tcPr>
           <w:p>
-            <w:pPr>
-              <w:spacing w:after="20"/>
-            </w:pPr>
             <w:r>
               <w:rPr>
-                <w:sz w:val="19"/>
+                <w:sz w:val="18"/>
+              </w:rPr>
+            </w:r>
+            <w:r>
+              <w:rPr>
+                <w:b w:val="0"/>
+                <w:sz w:val="18"/>
               </w:rPr>
               <w:t>第三部分</w:t>
             </w:r>
@@ -4283,12 +4532,15 @@
             <w:tcW w:type="dxa" w:w="1928"/>
           </w:tcPr>
           <w:p>
-            <w:pPr>
-              <w:spacing w:after="20"/>
-            </w:pPr>
             <w:r>
               <w:rPr>
-                <w:sz w:val="19"/>
+                <w:sz w:val="18"/>
+              </w:rPr>
+            </w:r>
+            <w:r>
+              <w:rPr>
+                <w:b w:val="0"/>
+                <w:sz w:val="18"/>
               </w:rPr>
               <w:t>3</w:t>
             </w:r>
@@ -4299,12 +4551,15 @@
             <w:tcW w:type="dxa" w:w="1928"/>
           </w:tcPr>
           <w:p>
-            <w:pPr>
-              <w:spacing w:after="20"/>
-            </w:pPr>
             <w:r>
               <w:rPr>
-                <w:sz w:val="19"/>
+                <w:sz w:val="18"/>
+              </w:rPr>
+            </w:r>
+            <w:r>
+              <w:rPr>
+                <w:b w:val="0"/>
+                <w:sz w:val="18"/>
               </w:rPr>
               <w:t>第188讲 法念处·五盖(二)（PDF课件：嗔恚成因与六种对治）</w:t>
             </w:r>
@@ -4315,14 +4570,17 @@
             <w:tcW w:type="dxa" w:w="1928"/>
           </w:tcPr>
           <w:p>
-            <w:pPr>
-              <w:spacing w:after="20"/>
-            </w:pPr>
             <w:r>
               <w:rPr>
-                <w:sz w:val="19"/>
+                <w:sz w:val="18"/>
               </w:rPr>
-              <w:t>`pdf_d0dd1c0cd17209afe241ece24bf6b7b4_8756345fd0a00413a8492cfe6029a60e7439961422831605`</w:t>
+            </w:r>
+            <w:r>
+              <w:rPr>
+                <w:b w:val="0"/>
+                <w:sz w:val="18"/>
+              </w:rPr>
+              <w:t>pdf_d0dd1c0cd17209afe241ece24bf6b7b4_8756345fd0a00413a8492cfe6029a60e7439961422831605</w:t>
             </w:r>
           </w:p>
         </w:tc>
@@ -4331,12 +4589,15 @@
             <w:tcW w:type="dxa" w:w="1928"/>
           </w:tcPr>
           <w:p>
-            <w:pPr>
-              <w:spacing w:after="20"/>
-            </w:pPr>
             <w:r>
               <w:rPr>
-                <w:sz w:val="19"/>
+                <w:sz w:val="18"/>
+              </w:rPr>
+            </w:r>
+            <w:r>
+              <w:rPr>
+                <w:b w:val="0"/>
+                <w:sz w:val="18"/>
               </w:rPr>
               <w:t>ima知识库搜索「第188讲 五盖」</w:t>
             </w:r>
@@ -4347,12 +4608,15 @@
             <w:tcW w:type="dxa" w:w="1928"/>
           </w:tcPr>
           <w:p>
-            <w:pPr>
-              <w:spacing w:after="20"/>
-            </w:pPr>
             <w:r>
               <w:rPr>
-                <w:sz w:val="19"/>
+                <w:sz w:val="18"/>
+              </w:rPr>
+            </w:r>
+            <w:r>
+              <w:rPr>
+                <w:b w:val="0"/>
+                <w:sz w:val="18"/>
               </w:rPr>
               <w:t>第一部分</w:t>
             </w:r>
@@ -4363,15 +4627,18 @@
         <w:tc>
           <w:tcPr>
             <w:tcW w:type="dxa" w:w="1928"/>
-            <w:shd w:val="clear" w:color="auto" w:fill="F2F2F2"/>
+            <w:shd w:val="clear" w:fill="F2F5FA"/>
           </w:tcPr>
           <w:p>
-            <w:pPr>
-              <w:spacing w:after="20"/>
-            </w:pPr>
             <w:r>
               <w:rPr>
-                <w:sz w:val="19"/>
+                <w:sz w:val="18"/>
+              </w:rPr>
+            </w:r>
+            <w:r>
+              <w:rPr>
+                <w:b w:val="0"/>
+                <w:sz w:val="18"/>
               </w:rPr>
               <w:t>4</w:t>
             </w:r>
@@ -4380,15 +4647,18 @@
         <w:tc>
           <w:tcPr>
             <w:tcW w:type="dxa" w:w="1928"/>
-            <w:shd w:val="clear" w:color="auto" w:fill="F2F2F2"/>
+            <w:shd w:val="clear" w:fill="F2F5FA"/>
           </w:tcPr>
           <w:p>
-            <w:pPr>
-              <w:spacing w:after="20"/>
-            </w:pPr>
             <w:r>
               <w:rPr>
-                <w:sz w:val="19"/>
+                <w:sz w:val="18"/>
+              </w:rPr>
+            </w:r>
+            <w:r>
+              <w:rPr>
+                <w:b w:val="0"/>
+                <w:sz w:val="18"/>
               </w:rPr>
               <w:t>第90讲 命根2-慈1（PDF课件：四梵住）</w:t>
             </w:r>
@@ -4397,32 +4667,38 @@
         <w:tc>
           <w:tcPr>
             <w:tcW w:type="dxa" w:w="1928"/>
-            <w:shd w:val="clear" w:color="auto" w:fill="F2F2F2"/>
+            <w:shd w:val="clear" w:fill="F2F5FA"/>
           </w:tcPr>
           <w:p>
-            <w:pPr>
-              <w:spacing w:after="20"/>
-            </w:pPr>
             <w:r>
               <w:rPr>
-                <w:sz w:val="19"/>
+                <w:sz w:val="18"/>
               </w:rPr>
-              <w:t>`pdf_d0dd1c0cd17209afe241ece24bf6b7b4_cb3f88559d5185b079e299b66a22b05c7439961422831605`</w:t>
+            </w:r>
+            <w:r>
+              <w:rPr>
+                <w:b w:val="0"/>
+                <w:sz w:val="18"/>
+              </w:rPr>
+              <w:t>pdf_d0dd1c0cd17209afe241ece24bf6b7b4_cb3f88559d5185b079e299b66a22b05c7439961422831605</w:t>
             </w:r>
           </w:p>
         </w:tc>
         <w:tc>
           <w:tcPr>
             <w:tcW w:type="dxa" w:w="1928"/>
-            <w:shd w:val="clear" w:color="auto" w:fill="F2F2F2"/>
+            <w:shd w:val="clear" w:fill="F2F5FA"/>
           </w:tcPr>
           <w:p>
-            <w:pPr>
-              <w:spacing w:after="20"/>
-            </w:pPr>
             <w:r>
               <w:rPr>
-                <w:sz w:val="19"/>
+                <w:sz w:val="18"/>
+              </w:rPr>
+            </w:r>
+            <w:r>
+              <w:rPr>
+                <w:b w:val="0"/>
+                <w:sz w:val="18"/>
               </w:rPr>
               <w:t>ima知识库搜索「第90讲 命根2」</w:t>
             </w:r>
@@ -4431,15 +4707,18 @@
         <w:tc>
           <w:tcPr>
             <w:tcW w:type="dxa" w:w="1928"/>
-            <w:shd w:val="clear" w:color="auto" w:fill="F2F2F2"/>
+            <w:shd w:val="clear" w:fill="F2F5FA"/>
           </w:tcPr>
           <w:p>
-            <w:pPr>
-              <w:spacing w:after="20"/>
-            </w:pPr>
             <w:r>
               <w:rPr>
-                <w:sz w:val="19"/>
+                <w:sz w:val="18"/>
+              </w:rPr>
+            </w:r>
+            <w:r>
+              <w:rPr>
+                <w:b w:val="0"/>
+                <w:sz w:val="18"/>
               </w:rPr>
               <w:t>第四部分</w:t>
             </w:r>
@@ -4452,12 +4731,15 @@
             <w:tcW w:type="dxa" w:w="1928"/>
           </w:tcPr>
           <w:p>
-            <w:pPr>
-              <w:spacing w:after="20"/>
-            </w:pPr>
             <w:r>
               <w:rPr>
-                <w:sz w:val="19"/>
+                <w:sz w:val="18"/>
+              </w:rPr>
+            </w:r>
+            <w:r>
+              <w:rPr>
+                <w:b w:val="0"/>
+                <w:sz w:val="18"/>
               </w:rPr>
               <w:t>5</w:t>
             </w:r>
@@ -4468,12 +4750,15 @@
             <w:tcW w:type="dxa" w:w="1928"/>
           </w:tcPr>
           <w:p>
-            <w:pPr>
-              <w:spacing w:after="20"/>
-            </w:pPr>
             <w:r>
               <w:rPr>
-                <w:sz w:val="19"/>
+                <w:sz w:val="18"/>
+              </w:rPr>
+            </w:r>
+            <w:r>
+              <w:rPr>
+                <w:b w:val="0"/>
+                <w:sz w:val="18"/>
               </w:rPr>
               <w:t>如来禅修学体系81-正命&amp;悲&amp;慈（PDF课件：慈心所、散播慈爱文）</w:t>
             </w:r>
@@ -4484,14 +4769,17 @@
             <w:tcW w:type="dxa" w:w="1928"/>
           </w:tcPr>
           <w:p>
-            <w:pPr>
-              <w:spacing w:after="20"/>
-            </w:pPr>
             <w:r>
               <w:rPr>
-                <w:sz w:val="19"/>
+                <w:sz w:val="18"/>
               </w:rPr>
-              <w:t>`pdf_d0dd1c0cd17209afe241ece24bf6b7b4_697b9a684c6cbfe3f5f6a17ae60a4c957439961422831605`</w:t>
+            </w:r>
+            <w:r>
+              <w:rPr>
+                <w:b w:val="0"/>
+                <w:sz w:val="18"/>
+              </w:rPr>
+              <w:t>pdf_d0dd1c0cd17209afe241ece24bf6b7b4_697b9a684c6cbfe3f5f6a17ae60a4c957439961422831605</w:t>
             </w:r>
           </w:p>
         </w:tc>
@@ -4500,12 +4788,15 @@
             <w:tcW w:type="dxa" w:w="1928"/>
           </w:tcPr>
           <w:p>
-            <w:pPr>
-              <w:spacing w:after="20"/>
-            </w:pPr>
             <w:r>
               <w:rPr>
-                <w:sz w:val="19"/>
+                <w:sz w:val="18"/>
+              </w:rPr>
+            </w:r>
+            <w:r>
+              <w:rPr>
+                <w:b w:val="0"/>
+                <w:sz w:val="18"/>
               </w:rPr>
               <w:t>ima知识库搜索「如来禅修学体系81」</w:t>
             </w:r>
@@ -4516,12 +4807,15 @@
             <w:tcW w:type="dxa" w:w="1928"/>
           </w:tcPr>
           <w:p>
-            <w:pPr>
-              <w:spacing w:after="20"/>
-            </w:pPr>
             <w:r>
               <w:rPr>
-                <w:sz w:val="19"/>
+                <w:sz w:val="18"/>
+              </w:rPr>
+            </w:r>
+            <w:r>
+              <w:rPr>
+                <w:b w:val="0"/>
+                <w:sz w:val="18"/>
               </w:rPr>
               <w:t>第五部分</w:t>
             </w:r>
@@ -4532,15 +4826,18 @@
         <w:tc>
           <w:tcPr>
             <w:tcW w:type="dxa" w:w="1928"/>
-            <w:shd w:val="clear" w:color="auto" w:fill="F2F2F2"/>
+            <w:shd w:val="clear" w:fill="F2F5FA"/>
           </w:tcPr>
           <w:p>
-            <w:pPr>
-              <w:spacing w:after="20"/>
-            </w:pPr>
             <w:r>
               <w:rPr>
-                <w:sz w:val="19"/>
+                <w:sz w:val="18"/>
+              </w:rPr>
+            </w:r>
+            <w:r>
+              <w:rPr>
+                <w:b w:val="0"/>
+                <w:sz w:val="18"/>
               </w:rPr>
               <w:t>6</w:t>
             </w:r>
@@ -4549,15 +4846,18 @@
         <w:tc>
           <w:tcPr>
             <w:tcW w:type="dxa" w:w="1928"/>
-            <w:shd w:val="clear" w:color="auto" w:fill="F2F2F2"/>
+            <w:shd w:val="clear" w:fill="F2F5FA"/>
           </w:tcPr>
           <w:p>
-            <w:pPr>
-              <w:spacing w:after="20"/>
-            </w:pPr>
             <w:r>
               <w:rPr>
-                <w:sz w:val="19"/>
+                <w:sz w:val="18"/>
+              </w:rPr>
+            </w:r>
+            <w:r>
+              <w:rPr>
+                <w:b w:val="0"/>
+                <w:sz w:val="18"/>
               </w:rPr>
               <w:t>应作慈爱经（慈经全文，PDF课件）</w:t>
             </w:r>
@@ -4566,32 +4866,38 @@
         <w:tc>
           <w:tcPr>
             <w:tcW w:type="dxa" w:w="1928"/>
-            <w:shd w:val="clear" w:color="auto" w:fill="F2F2F2"/>
+            <w:shd w:val="clear" w:fill="F2F5FA"/>
           </w:tcPr>
           <w:p>
-            <w:pPr>
-              <w:spacing w:after="20"/>
-            </w:pPr>
             <w:r>
               <w:rPr>
-                <w:sz w:val="19"/>
+                <w:sz w:val="18"/>
               </w:rPr>
-              <w:t>`pdf_d0dd1c0cd17209afe241ece24bf6b7b4_5282549719bf41f4d6b93862db188e657439961422831605`</w:t>
+            </w:r>
+            <w:r>
+              <w:rPr>
+                <w:b w:val="0"/>
+                <w:sz w:val="18"/>
+              </w:rPr>
+              <w:t>pdf_d0dd1c0cd17209afe241ece24bf6b7b4_5282549719bf41f4d6b93862db188e657439961422831605</w:t>
             </w:r>
           </w:p>
         </w:tc>
         <w:tc>
           <w:tcPr>
             <w:tcW w:type="dxa" w:w="1928"/>
-            <w:shd w:val="clear" w:color="auto" w:fill="F2F2F2"/>
+            <w:shd w:val="clear" w:fill="F2F5FA"/>
           </w:tcPr>
           <w:p>
-            <w:pPr>
-              <w:spacing w:after="20"/>
-            </w:pPr>
             <w:r>
               <w:rPr>
-                <w:sz w:val="19"/>
+                <w:sz w:val="18"/>
+              </w:rPr>
+            </w:r>
+            <w:r>
+              <w:rPr>
+                <w:b w:val="0"/>
+                <w:sz w:val="18"/>
               </w:rPr>
               <w:t>ima知识库搜索「慈经中的十五种素质1」</w:t>
             </w:r>
@@ -4600,15 +4906,18 @@
         <w:tc>
           <w:tcPr>
             <w:tcW w:type="dxa" w:w="1928"/>
-            <w:shd w:val="clear" w:color="auto" w:fill="F2F2F2"/>
+            <w:shd w:val="clear" w:fill="F2F5FA"/>
           </w:tcPr>
           <w:p>
-            <w:pPr>
-              <w:spacing w:after="20"/>
-            </w:pPr>
             <w:r>
               <w:rPr>
-                <w:sz w:val="19"/>
+                <w:sz w:val="18"/>
+              </w:rPr>
+            </w:r>
+            <w:r>
+              <w:rPr>
+                <w:b w:val="0"/>
+                <w:sz w:val="18"/>
               </w:rPr>
               <w:t>第六部分</w:t>
             </w:r>
@@ -4621,12 +4930,15 @@
             <w:tcW w:type="dxa" w:w="1928"/>
           </w:tcPr>
           <w:p>
-            <w:pPr>
-              <w:spacing w:after="20"/>
-            </w:pPr>
             <w:r>
               <w:rPr>
-                <w:sz w:val="19"/>
+                <w:sz w:val="18"/>
+              </w:rPr>
+            </w:r>
+            <w:r>
+              <w:rPr>
+                <w:b w:val="0"/>
+                <w:sz w:val="18"/>
               </w:rPr>
               <w:t>7</w:t>
             </w:r>
@@ -4637,12 +4949,15 @@
             <w:tcW w:type="dxa" w:w="1928"/>
           </w:tcPr>
           <w:p>
-            <w:pPr>
-              <w:spacing w:after="20"/>
-            </w:pPr>
             <w:r>
               <w:rPr>
-                <w:sz w:val="19"/>
+                <w:sz w:val="18"/>
+              </w:rPr>
+            </w:r>
+            <w:r>
+              <w:rPr>
+                <w:b w:val="0"/>
+                <w:sz w:val="18"/>
               </w:rPr>
               <w:t>慈经中的十五种素质10（PDF课件）</w:t>
             </w:r>
@@ -4653,14 +4968,17 @@
             <w:tcW w:type="dxa" w:w="1928"/>
           </w:tcPr>
           <w:p>
-            <w:pPr>
-              <w:spacing w:after="20"/>
-            </w:pPr>
             <w:r>
               <w:rPr>
-                <w:sz w:val="19"/>
+                <w:sz w:val="18"/>
               </w:rPr>
-              <w:t>`pdf_d0dd1c0cd17209afe241ece24bf6b7b4_547626f82b0a3a9421a5e18e119ca3457439961422831605`</w:t>
+            </w:r>
+            <w:r>
+              <w:rPr>
+                <w:b w:val="0"/>
+                <w:sz w:val="18"/>
+              </w:rPr>
+              <w:t>pdf_d0dd1c0cd17209afe241ece24bf6b7b4_547626f82b0a3a9421a5e18e119ca3457439961422831605</w:t>
             </w:r>
           </w:p>
         </w:tc>
@@ -4669,12 +4987,15 @@
             <w:tcW w:type="dxa" w:w="1928"/>
           </w:tcPr>
           <w:p>
-            <w:pPr>
-              <w:spacing w:after="20"/>
-            </w:pPr>
             <w:r>
               <w:rPr>
-                <w:sz w:val="19"/>
+                <w:sz w:val="18"/>
+              </w:rPr>
+            </w:r>
+            <w:r>
+              <w:rPr>
+                <w:b w:val="0"/>
+                <w:sz w:val="18"/>
               </w:rPr>
               <w:t>ima知识库搜索「慈经中的十五种素质10」</w:t>
             </w:r>
@@ -4685,12 +5006,15 @@
             <w:tcW w:type="dxa" w:w="1928"/>
           </w:tcPr>
           <w:p>
-            <w:pPr>
-              <w:spacing w:after="20"/>
-            </w:pPr>
             <w:r>
               <w:rPr>
-                <w:sz w:val="19"/>
+                <w:sz w:val="18"/>
+              </w:rPr>
+            </w:r>
+            <w:r>
+              <w:rPr>
+                <w:b w:val="0"/>
+                <w:sz w:val="18"/>
               </w:rPr>
               <w:t>第七部分</w:t>
             </w:r>
@@ -4701,15 +5025,18 @@
         <w:tc>
           <w:tcPr>
             <w:tcW w:type="dxa" w:w="1928"/>
-            <w:shd w:val="clear" w:color="auto" w:fill="F2F2F2"/>
+            <w:shd w:val="clear" w:fill="F2F5FA"/>
           </w:tcPr>
           <w:p>
-            <w:pPr>
-              <w:spacing w:after="20"/>
-            </w:pPr>
             <w:r>
               <w:rPr>
-                <w:sz w:val="19"/>
+                <w:sz w:val="18"/>
+              </w:rPr>
+            </w:r>
+            <w:r>
+              <w:rPr>
+                <w:b w:val="0"/>
+                <w:sz w:val="18"/>
               </w:rPr>
               <w:t>8</w:t>
             </w:r>
@@ -4718,15 +5045,18 @@
         <w:tc>
           <w:tcPr>
             <w:tcW w:type="dxa" w:w="1928"/>
-            <w:shd w:val="clear" w:color="auto" w:fill="F2F2F2"/>
+            <w:shd w:val="clear" w:fill="F2F5FA"/>
           </w:tcPr>
           <w:p>
-            <w:pPr>
-              <w:spacing w:after="20"/>
-            </w:pPr>
             <w:r>
               <w:rPr>
-                <w:sz w:val="19"/>
+                <w:sz w:val="18"/>
+              </w:rPr>
+            </w:r>
+            <w:r>
+              <w:rPr>
+                <w:b w:val="0"/>
+                <w:sz w:val="18"/>
               </w:rPr>
               <w:t>十一集·增支部（PDF经文：慈心解脱十一种果报）</w:t>
             </w:r>
@@ -4735,32 +5065,38 @@
         <w:tc>
           <w:tcPr>
             <w:tcW w:type="dxa" w:w="1928"/>
-            <w:shd w:val="clear" w:color="auto" w:fill="F2F2F2"/>
+            <w:shd w:val="clear" w:fill="F2F5FA"/>
           </w:tcPr>
           <w:p>
-            <w:pPr>
-              <w:spacing w:after="20"/>
-            </w:pPr>
             <w:r>
               <w:rPr>
-                <w:sz w:val="19"/>
+                <w:sz w:val="18"/>
               </w:rPr>
-              <w:t>`pdf_d0dd1c0cd17209afe241ece24bf6b7b4_7dd7f986d02cb8adec0fdb7615321f9d7439961422831605`</w:t>
+            </w:r>
+            <w:r>
+              <w:rPr>
+                <w:b w:val="0"/>
+                <w:sz w:val="18"/>
+              </w:rPr>
+              <w:t>pdf_d0dd1c0cd17209afe241ece24bf6b7b4_7dd7f986d02cb8adec0fdb7615321f9d7439961422831605</w:t>
             </w:r>
           </w:p>
         </w:tc>
         <w:tc>
           <w:tcPr>
             <w:tcW w:type="dxa" w:w="1928"/>
-            <w:shd w:val="clear" w:color="auto" w:fill="F2F2F2"/>
+            <w:shd w:val="clear" w:fill="F2F5FA"/>
           </w:tcPr>
           <w:p>
-            <w:pPr>
-              <w:spacing w:after="20"/>
-            </w:pPr>
             <w:r>
               <w:rPr>
-                <w:sz w:val="19"/>
+                <w:sz w:val="18"/>
+              </w:rPr>
+            </w:r>
+            <w:r>
+              <w:rPr>
+                <w:b w:val="0"/>
+                <w:sz w:val="18"/>
               </w:rPr>
               <w:t>ima知识库搜索「十一集」</w:t>
             </w:r>
@@ -4769,15 +5105,18 @@
         <w:tc>
           <w:tcPr>
             <w:tcW w:type="dxa" w:w="1928"/>
-            <w:shd w:val="clear" w:color="auto" w:fill="F2F2F2"/>
+            <w:shd w:val="clear" w:fill="F2F5FA"/>
           </w:tcPr>
           <w:p>
-            <w:pPr>
-              <w:spacing w:after="20"/>
-            </w:pPr>
             <w:r>
               <w:rPr>
-                <w:sz w:val="19"/>
+                <w:sz w:val="18"/>
+              </w:rPr>
+            </w:r>
+            <w:r>
+              <w:rPr>
+                <w:b w:val="0"/>
+                <w:sz w:val="18"/>
               </w:rPr>
               <w:t>第八部分</w:t>
             </w:r>
@@ -4790,12 +5129,15 @@
             <w:tcW w:type="dxa" w:w="1928"/>
           </w:tcPr>
           <w:p>
-            <w:pPr>
-              <w:spacing w:after="20"/>
-            </w:pPr>
             <w:r>
               <w:rPr>
-                <w:sz w:val="19"/>
+                <w:sz w:val="18"/>
+              </w:rPr>
+            </w:r>
+            <w:r>
+              <w:rPr>
+                <w:b w:val="0"/>
+                <w:sz w:val="18"/>
               </w:rPr>
               <w:t>9</w:t>
             </w:r>
@@ -4806,12 +5148,15 @@
             <w:tcW w:type="dxa" w:w="1928"/>
           </w:tcPr>
           <w:p>
-            <w:pPr>
-              <w:spacing w:after="20"/>
-            </w:pPr>
             <w:r>
               <w:rPr>
-                <w:sz w:val="19"/>
+                <w:sz w:val="18"/>
+              </w:rPr>
+            </w:r>
+            <w:r>
+              <w:rPr>
+                <w:b w:val="0"/>
+                <w:sz w:val="18"/>
               </w:rPr>
               <w:t>天湖寺早晚课诵本（PDF，慈爱散播、应作慈爱经）</w:t>
             </w:r>
@@ -4822,14 +5167,17 @@
             <w:tcW w:type="dxa" w:w="1928"/>
           </w:tcPr>
           <w:p>
-            <w:pPr>
-              <w:spacing w:after="20"/>
-            </w:pPr>
             <w:r>
               <w:rPr>
-                <w:sz w:val="19"/>
+                <w:sz w:val="18"/>
               </w:rPr>
-              <w:t>`pdf_d0dd1c0cd17209afe241ece24bf6b7b4_6f25861a789aee54d314c7169431cab57439961422831605`</w:t>
+            </w:r>
+            <w:r>
+              <w:rPr>
+                <w:b w:val="0"/>
+                <w:sz w:val="18"/>
+              </w:rPr>
+              <w:t>pdf_d0dd1c0cd17209afe241ece24bf6b7b4_6f25861a789aee54d314c7169431cab57439961422831605</w:t>
             </w:r>
           </w:p>
         </w:tc>
@@ -4838,12 +5186,15 @@
             <w:tcW w:type="dxa" w:w="1928"/>
           </w:tcPr>
           <w:p>
-            <w:pPr>
-              <w:spacing w:after="20"/>
-            </w:pPr>
             <w:r>
               <w:rPr>
-                <w:sz w:val="19"/>
+                <w:sz w:val="18"/>
+              </w:rPr>
+            </w:r>
+            <w:r>
+              <w:rPr>
+                <w:b w:val="0"/>
+                <w:sz w:val="18"/>
               </w:rPr>
               <w:t>ima知识库搜索「天湖寺早晚课诵本」</w:t>
             </w:r>
@@ -4854,12 +5205,15 @@
             <w:tcW w:type="dxa" w:w="1928"/>
           </w:tcPr>
           <w:p>
-            <w:pPr>
-              <w:spacing w:after="20"/>
-            </w:pPr>
             <w:r>
               <w:rPr>
-                <w:sz w:val="19"/>
+                <w:sz w:val="18"/>
+              </w:rPr>
+            </w:r>
+            <w:r>
+              <w:rPr>
+                <w:b w:val="0"/>
+                <w:sz w:val="18"/>
               </w:rPr>
               <w:t>第九部分</w:t>
             </w:r>
@@ -4868,106 +5222,99 @@
       </w:tr>
     </w:tbl>
     <w:p>
-      <w:pPr>
-        <w:spacing w:before="160" w:after="80"/>
-      </w:pPr>
       <w:r>
         <w:rPr>
-          <w:rFonts w:ascii="Microsoft YaHei" w:hAnsi="Microsoft YaHei" w:eastAsia="Microsoft YaHei"/>
           <w:b/>
           <w:color w:val="1F3864"/>
-          <w:sz w:val="28"/>
+          <w:sz w:val="26"/>
         </w:rPr>
         <w:t>🎉 结语</w:t>
       </w:r>
     </w:p>
     <w:p>
       <w:pPr>
-        <w:spacing w:before="40" w:after="80"/>
-        <w:ind w:left="283"/>
-        <w:shd w:val="clear" w:color="auto" w:fill="EEF2F8"/>
+        <w:ind w:left="170"/>
         <w:pBdr>
-          <w:left w:val="single" w:sz="20" w:space="6" w:color="1F3864"/>
+          <w:left w:val="single" w:sz="18" w:space="4" w:color="1F3864"/>
         </w:pBdr>
+        <w:shd w:val="clear" w:fill="F2F5FA"/>
       </w:pPr>
       <w:r>
         <w:rPr>
-          <w:sz w:val="20"/>
+          <w:b w:val="0"/>
         </w:rPr>
-        <w:t xml:space="preserve">8周的慈心之旅结束了，但慈心的培育是一生的功课。 愿你将这份"愿一切众生快乐"的心，带入生活的每一天。 </w:t>
+        <w:t>8周的慈心之旅结束了，但慈心的培育是一生的功课。</w:t>
       </w:r>
+    </w:p>
+    <w:p>
+      <w:pPr>
+        <w:ind w:left="170"/>
+        <w:pBdr>
+          <w:left w:val="single" w:sz="18" w:space="4" w:color="1F3864"/>
+        </w:pBdr>
+        <w:shd w:val="clear" w:fill="F2F5FA"/>
+      </w:pPr>
+      <w:r>
+        <w:rPr>
+          <w:b w:val="0"/>
+        </w:rPr>
+        <w:t>愿你将这份"愿一切众生快乐"的心，带入生活的每一天。</w:t>
+      </w:r>
+    </w:p>
+    <w:p>
+      <w:pPr>
+        <w:ind w:left="170"/>
+        <w:pBdr>
+          <w:left w:val="single" w:sz="18" w:space="4" w:color="1F3864"/>
+        </w:pBdr>
+        <w:shd w:val="clear" w:fill="F2F5FA"/>
+      </w:pPr>
       <w:r>
         <w:rPr>
           <w:b/>
-          <w:sz w:val="20"/>
         </w:rPr>
         <w:t>愿一切众生远离危难，愿一切众生内心愉悦，愿一切众生身体健康，愿一切众生保有快乐。</w:t>
       </w:r>
     </w:p>
     <w:p>
-      <w:pPr>
-        <w:spacing w:before="120" w:after="80"/>
-      </w:pPr>
       <w:r>
         <w:rPr>
-          <w:rFonts w:ascii="Microsoft YaHei" w:hAnsi="Microsoft YaHei" w:eastAsia="Microsoft YaHei"/>
           <w:b/>
           <w:color w:val="1F3864"/>
-          <w:sz w:val="25"/>
+          <w:sz w:val="23"/>
         </w:rPr>
         <w:t>本讲主持人特别提醒</w:t>
       </w:r>
     </w:p>
     <w:p>
       <w:pPr>
-        <w:ind w:left="340"/>
+        <w:pStyle w:val="ListBullet"/>
       </w:pPr>
       <w:r>
         <w:rPr>
-          <w:color w:val="1F3864"/>
-          <w:sz w:val="21"/>
-        </w:rPr>
-        <w:t xml:space="preserve">• </w:t>
-      </w:r>
-      <w:r>
-        <w:rPr>
-          <w:sz w:val="21"/>
+          <w:b w:val="0"/>
         </w:rPr>
         <w:t>收官周——时间分配要预留充足的分享时间（可占40-50分钟），宁可压缩共读和练习，也要让每个人都说完。</w:t>
       </w:r>
     </w:p>
     <w:p>
       <w:pPr>
-        <w:ind w:left="340"/>
+        <w:pStyle w:val="ListBullet"/>
       </w:pPr>
       <w:r>
         <w:rPr>
-          <w:color w:val="1F3864"/>
-          <w:sz w:val="21"/>
-        </w:rPr>
-        <w:t xml:space="preserve">• </w:t>
-      </w:r>
-      <w:r>
-        <w:rPr>
-          <w:sz w:val="21"/>
+          <w:b w:val="0"/>
         </w:rPr>
         <w:t>气氛营造比内容重要：今天不是"上课"，是一场温暖的告别与互相见证，多肯定、多感谢每一位成员的坚持。</w:t>
       </w:r>
     </w:p>
     <w:p>
       <w:pPr>
-        <w:ind w:left="340"/>
+        <w:pStyle w:val="ListBullet"/>
       </w:pPr>
       <w:r>
         <w:rPr>
-          <w:color w:val="1F3864"/>
-          <w:sz w:val="21"/>
-        </w:rPr>
-        <w:t xml:space="preserve">• </w:t>
-      </w:r>
-      <w:r>
-        <w:rPr>
-          <w:sz w:val="21"/>
+          <w:b w:val="0"/>
         </w:rPr>
         <w:t>结束时一起念大回向，念完可以互道祝福（顺时针给右边的人一句祝福："愿你远离危难，愿你内心愉悦，愿你身体健康，愿你保有快乐。"）。</w:t>
       </w:r>
@@ -4991,7 +5338,11 @@
       <w:pStyle w:val="Footer"/>
       <w:jc w:val="center"/>
     </w:pPr>
-    <w:fldSimple w:instr="PAGE"/>
+    <w:r>
+      <w:fldChar w:fldCharType="begin"/>
+      <w:instrText xml:space="preserve">PAGE</w:instrText>
+      <w:fldChar w:fldCharType="end"/>
+    </w:r>
   </w:p>
 </w:ftr>
 </file>
@@ -5005,10 +5356,10 @@
     </w:pPr>
     <w:r>
       <w:rPr>
-        <w:color w:val="808080"/>
+        <w:color w:val="1F3864"/>
         <w:sz w:val="16"/>
       </w:rPr>
-      <w:t>读书会02·第8周·慈经十五素质、慈巴拉密与总结回向（朗读优化版）</w:t>
+      <w:t>读书会02 · 第8周 · 朗读优化版（8周版） · 主持人版</w:t>
     </w:r>
   </w:p>
 </w:hdr>
@@ -5377,11 +5728,8 @@
     <w:name w:val="Normal"/>
     <w:qFormat/>
     <w:rsid w:val="00FC693F"/>
-    <w:pPr>
-      <w:spacing w:line="324" w:lineRule="auto" w:after="60"/>
-    </w:pPr>
     <w:rPr>
-      <w:rFonts w:ascii="Microsoft YaHei" w:hAnsi="Microsoft YaHei" w:eastAsia="Microsoft YaHei"/>
+      <w:rFonts w:ascii="等线" w:hAnsi="等线" w:eastAsia="宋体"/>
       <w:sz w:val="21"/>
     </w:rPr>
   </w:style>
